--- a/SRS/SRS_Version_3.docx
+++ b/SRS/SRS_Version_3.docx
@@ -8,7 +8,6 @@
         <w:outlineLvl w:val="0"/>
         <w:rPr>
           <w:rFonts w:asciiTheme="majorBidi" w:eastAsia="Times New Roman" w:hAnsiTheme="majorBidi" w:cstheme="majorBidi"/>
-          <w:color w:val="373D3F"/>
           <w:kern w:val="36"/>
           <w:sz w:val="48"/>
           <w:szCs w:val="48"/>
@@ -19,7 +18,6 @@
       <w:r>
         <w:rPr>
           <w:rFonts w:asciiTheme="majorBidi" w:eastAsia="Times New Roman" w:hAnsiTheme="majorBidi" w:cstheme="majorBidi"/>
-          <w:color w:val="373D3F"/>
           <w:kern w:val="36"/>
           <w:sz w:val="48"/>
           <w:szCs w:val="48"/>
@@ -35,20 +33,18 @@
         <w:spacing w:before="360" w:after="0" w:line="240" w:lineRule="auto"/>
         <w:rPr>
           <w:rFonts w:asciiTheme="majorBidi" w:eastAsia="Times New Roman" w:hAnsiTheme="majorBidi" w:cstheme="majorBidi"/>
-          <w:color w:val="373D3F"/>
-          <w:kern w:val="0"/>
-          <w:sz w:val="20"/>
-          <w:szCs w:val="20"/>
-          <w:lang w:eastAsia="en-GB"/>
-          <w14:ligatures w14:val="none"/>
-        </w:rPr>
-      </w:pPr>
-      <w:r>
-        <w:rPr>
-          <w:rFonts w:asciiTheme="majorBidi" w:eastAsia="Times New Roman" w:hAnsiTheme="majorBidi" w:cstheme="majorBidi"/>
-          <w:b/>
-          <w:bCs/>
-          <w:color w:val="373D3F"/>
+          <w:kern w:val="0"/>
+          <w:sz w:val="20"/>
+          <w:szCs w:val="20"/>
+          <w:lang w:eastAsia="en-GB"/>
+          <w14:ligatures w14:val="none"/>
+        </w:rPr>
+      </w:pPr>
+      <w:r>
+        <w:rPr>
+          <w:rFonts w:asciiTheme="majorBidi" w:eastAsia="Times New Roman" w:hAnsiTheme="majorBidi" w:cstheme="majorBidi"/>
+          <w:b/>
+          <w:bCs/>
           <w:kern w:val="0"/>
           <w:sz w:val="20"/>
           <w:szCs w:val="20"/>
@@ -64,20 +60,18 @@
         <w:spacing w:before="240" w:after="0" w:line="240" w:lineRule="auto"/>
         <w:rPr>
           <w:rFonts w:asciiTheme="majorBidi" w:eastAsia="Times New Roman" w:hAnsiTheme="majorBidi" w:cstheme="majorBidi"/>
-          <w:color w:val="373D3F"/>
-          <w:kern w:val="0"/>
-          <w:sz w:val="20"/>
-          <w:szCs w:val="20"/>
-          <w:lang w:eastAsia="en-GB"/>
-          <w14:ligatures w14:val="none"/>
-        </w:rPr>
-      </w:pPr>
-      <w:r>
-        <w:rPr>
-          <w:rFonts w:asciiTheme="majorBidi" w:eastAsia="Times New Roman" w:hAnsiTheme="majorBidi" w:cstheme="majorBidi"/>
-          <w:b/>
-          <w:bCs/>
-          <w:color w:val="373D3F"/>
+          <w:kern w:val="0"/>
+          <w:sz w:val="20"/>
+          <w:szCs w:val="20"/>
+          <w:lang w:eastAsia="en-GB"/>
+          <w14:ligatures w14:val="none"/>
+        </w:rPr>
+      </w:pPr>
+      <w:r>
+        <w:rPr>
+          <w:rFonts w:asciiTheme="majorBidi" w:eastAsia="Times New Roman" w:hAnsiTheme="majorBidi" w:cstheme="majorBidi"/>
+          <w:b/>
+          <w:bCs/>
           <w:kern w:val="0"/>
           <w:sz w:val="20"/>
           <w:szCs w:val="20"/>
@@ -93,20 +87,18 @@
         <w:spacing w:before="240" w:after="0" w:line="240" w:lineRule="auto"/>
         <w:rPr>
           <w:rFonts w:asciiTheme="majorBidi" w:eastAsia="Times New Roman" w:hAnsiTheme="majorBidi" w:cstheme="majorBidi"/>
-          <w:color w:val="373D3F"/>
-          <w:kern w:val="0"/>
-          <w:sz w:val="20"/>
-          <w:szCs w:val="20"/>
-          <w:lang w:eastAsia="en-GB"/>
-          <w14:ligatures w14:val="none"/>
-        </w:rPr>
-      </w:pPr>
-      <w:r>
-        <w:rPr>
-          <w:rFonts w:asciiTheme="majorBidi" w:eastAsia="Times New Roman" w:hAnsiTheme="majorBidi" w:cstheme="majorBidi"/>
-          <w:b/>
-          <w:bCs/>
-          <w:color w:val="0000FF"/>
+          <w:kern w:val="0"/>
+          <w:sz w:val="20"/>
+          <w:szCs w:val="20"/>
+          <w:lang w:eastAsia="en-GB"/>
+          <w14:ligatures w14:val="none"/>
+        </w:rPr>
+      </w:pPr>
+      <w:r>
+        <w:rPr>
+          <w:rFonts w:asciiTheme="majorBidi" w:eastAsia="Times New Roman" w:hAnsiTheme="majorBidi" w:cstheme="majorBidi"/>
+          <w:b/>
+          <w:bCs/>
           <w:kern w:val="0"/>
           <w:sz w:val="20"/>
           <w:szCs w:val="20"/>
@@ -120,7 +112,6 @@
           <w:rFonts w:asciiTheme="majorBidi" w:eastAsia="Times New Roman" w:hAnsiTheme="majorBidi" w:cstheme="majorBidi"/>
           <w:b/>
           <w:bCs/>
-          <w:color w:val="0000FF"/>
           <w:kern w:val="0"/>
           <w:sz w:val="20"/>
           <w:szCs w:val="20"/>
@@ -134,7 +125,6 @@
           <w:rFonts w:asciiTheme="majorBidi" w:eastAsia="Times New Roman" w:hAnsiTheme="majorBidi" w:cstheme="majorBidi"/>
           <w:b/>
           <w:bCs/>
-          <w:color w:val="0000FF"/>
           <w:kern w:val="0"/>
           <w:sz w:val="20"/>
           <w:szCs w:val="20"/>
@@ -148,7 +138,6 @@
           <w:rFonts w:asciiTheme="majorBidi" w:eastAsia="Times New Roman" w:hAnsiTheme="majorBidi" w:cstheme="majorBidi"/>
           <w:b/>
           <w:bCs/>
-          <w:color w:val="0000FF"/>
           <w:kern w:val="0"/>
           <w:sz w:val="20"/>
           <w:szCs w:val="20"/>
@@ -162,7 +151,6 @@
           <w:rFonts w:asciiTheme="majorBidi" w:eastAsia="Times New Roman" w:hAnsiTheme="majorBidi" w:cstheme="majorBidi"/>
           <w:b/>
           <w:bCs/>
-          <w:color w:val="0000FF"/>
           <w:kern w:val="0"/>
           <w:sz w:val="20"/>
           <w:szCs w:val="20"/>
@@ -176,7 +164,6 @@
           <w:rFonts w:asciiTheme="majorBidi" w:eastAsia="Times New Roman" w:hAnsiTheme="majorBidi" w:cstheme="majorBidi"/>
           <w:b/>
           <w:bCs/>
-          <w:color w:val="0000FF"/>
           <w:kern w:val="0"/>
           <w:sz w:val="20"/>
           <w:szCs w:val="20"/>
@@ -191,7 +178,6 @@
           <w:rFonts w:asciiTheme="majorBidi" w:eastAsia="Times New Roman" w:hAnsiTheme="majorBidi" w:cstheme="majorBidi"/>
           <w:b/>
           <w:bCs/>
-          <w:color w:val="0000FF"/>
           <w:kern w:val="0"/>
           <w:sz w:val="20"/>
           <w:szCs w:val="20"/>
@@ -208,20 +194,18 @@
         <w:spacing w:before="240" w:after="0" w:line="240" w:lineRule="auto"/>
         <w:rPr>
           <w:rFonts w:asciiTheme="majorBidi" w:eastAsia="Times New Roman" w:hAnsiTheme="majorBidi" w:cstheme="majorBidi"/>
-          <w:color w:val="373D3F"/>
-          <w:kern w:val="0"/>
-          <w:sz w:val="20"/>
-          <w:szCs w:val="20"/>
-          <w:lang w:eastAsia="en-GB"/>
-          <w14:ligatures w14:val="none"/>
-        </w:rPr>
-      </w:pPr>
-      <w:r>
-        <w:rPr>
-          <w:rFonts w:asciiTheme="majorBidi" w:eastAsia="Times New Roman" w:hAnsiTheme="majorBidi" w:cstheme="majorBidi"/>
-          <w:b/>
-          <w:bCs/>
-          <w:color w:val="373D3F"/>
+          <w:kern w:val="0"/>
+          <w:sz w:val="20"/>
+          <w:szCs w:val="20"/>
+          <w:lang w:eastAsia="en-GB"/>
+          <w14:ligatures w14:val="none"/>
+        </w:rPr>
+      </w:pPr>
+      <w:r>
+        <w:rPr>
+          <w:rFonts w:asciiTheme="majorBidi" w:eastAsia="Times New Roman" w:hAnsiTheme="majorBidi" w:cstheme="majorBidi"/>
+          <w:b/>
+          <w:bCs/>
           <w:kern w:val="0"/>
           <w:sz w:val="20"/>
           <w:szCs w:val="20"/>
@@ -235,7 +219,6 @@
           <w:rFonts w:asciiTheme="majorBidi" w:eastAsia="Times New Roman" w:hAnsiTheme="majorBidi" w:cstheme="majorBidi"/>
           <w:b/>
           <w:bCs/>
-          <w:color w:val="0000FF"/>
           <w:kern w:val="0"/>
           <w:sz w:val="20"/>
           <w:szCs w:val="20"/>
@@ -251,20 +234,18 @@
         <w:spacing w:before="240" w:after="0" w:line="240" w:lineRule="auto"/>
         <w:rPr>
           <w:rFonts w:asciiTheme="majorBidi" w:eastAsia="Times New Roman" w:hAnsiTheme="majorBidi" w:cstheme="majorBidi"/>
-          <w:color w:val="373D3F"/>
-          <w:kern w:val="0"/>
-          <w:sz w:val="20"/>
-          <w:szCs w:val="20"/>
-          <w:lang w:eastAsia="en-GB"/>
-          <w14:ligatures w14:val="none"/>
-        </w:rPr>
-      </w:pPr>
-      <w:r>
-        <w:rPr>
-          <w:rFonts w:asciiTheme="majorBidi" w:eastAsia="Times New Roman" w:hAnsiTheme="majorBidi" w:cstheme="majorBidi"/>
-          <w:b/>
-          <w:bCs/>
-          <w:color w:val="373D3F"/>
+          <w:kern w:val="0"/>
+          <w:sz w:val="20"/>
+          <w:szCs w:val="20"/>
+          <w:lang w:eastAsia="en-GB"/>
+          <w14:ligatures w14:val="none"/>
+        </w:rPr>
+      </w:pPr>
+      <w:r>
+        <w:rPr>
+          <w:rFonts w:asciiTheme="majorBidi" w:eastAsia="Times New Roman" w:hAnsiTheme="majorBidi" w:cstheme="majorBidi"/>
+          <w:b/>
+          <w:bCs/>
           <w:kern w:val="0"/>
           <w:sz w:val="20"/>
           <w:szCs w:val="20"/>
@@ -278,7 +259,6 @@
           <w:rFonts w:asciiTheme="majorBidi" w:eastAsia="Times New Roman" w:hAnsiTheme="majorBidi" w:cstheme="majorBidi"/>
           <w:b/>
           <w:bCs/>
-          <w:color w:val="0000FF"/>
           <w:kern w:val="0"/>
           <w:sz w:val="20"/>
           <w:szCs w:val="20"/>
@@ -294,20 +274,18 @@
         <w:spacing w:before="240" w:after="0" w:line="240" w:lineRule="auto"/>
         <w:rPr>
           <w:rFonts w:asciiTheme="majorBidi" w:eastAsia="Times New Roman" w:hAnsiTheme="majorBidi" w:cstheme="majorBidi"/>
-          <w:color w:val="373D3F"/>
-          <w:kern w:val="0"/>
-          <w:sz w:val="20"/>
-          <w:szCs w:val="20"/>
-          <w:lang w:eastAsia="en-GB"/>
-          <w14:ligatures w14:val="none"/>
-        </w:rPr>
-      </w:pPr>
-      <w:r>
-        <w:rPr>
-          <w:rFonts w:asciiTheme="majorBidi" w:eastAsia="Times New Roman" w:hAnsiTheme="majorBidi" w:cstheme="majorBidi"/>
-          <w:b/>
-          <w:bCs/>
-          <w:color w:val="0000FF"/>
+          <w:kern w:val="0"/>
+          <w:sz w:val="20"/>
+          <w:szCs w:val="20"/>
+          <w:lang w:eastAsia="en-GB"/>
+          <w14:ligatures w14:val="none"/>
+        </w:rPr>
+      </w:pPr>
+      <w:r>
+        <w:rPr>
+          <w:rFonts w:asciiTheme="majorBidi" w:eastAsia="Times New Roman" w:hAnsiTheme="majorBidi" w:cstheme="majorBidi"/>
+          <w:b/>
+          <w:bCs/>
           <w:kern w:val="0"/>
           <w:sz w:val="20"/>
           <w:szCs w:val="20"/>
@@ -324,20 +302,18 @@
         <w:jc w:val="center"/>
         <w:rPr>
           <w:rFonts w:asciiTheme="majorBidi" w:eastAsia="Times New Roman" w:hAnsiTheme="majorBidi" w:cstheme="majorBidi"/>
-          <w:color w:val="373D3F"/>
-          <w:kern w:val="0"/>
-          <w:sz w:val="20"/>
-          <w:szCs w:val="20"/>
-          <w:lang w:eastAsia="en-GB"/>
-          <w14:ligatures w14:val="none"/>
-        </w:rPr>
-      </w:pPr>
-      <w:r>
-        <w:rPr>
-          <w:rFonts w:asciiTheme="majorBidi" w:eastAsia="Times New Roman" w:hAnsiTheme="majorBidi" w:cstheme="majorBidi"/>
-          <w:b/>
-          <w:bCs/>
-          <w:color w:val="373D3F"/>
+          <w:kern w:val="0"/>
+          <w:sz w:val="20"/>
+          <w:szCs w:val="20"/>
+          <w:lang w:eastAsia="en-GB"/>
+          <w14:ligatures w14:val="none"/>
+        </w:rPr>
+      </w:pPr>
+      <w:r>
+        <w:rPr>
+          <w:rFonts w:asciiTheme="majorBidi" w:eastAsia="Times New Roman" w:hAnsiTheme="majorBidi" w:cstheme="majorBidi"/>
+          <w:b/>
+          <w:bCs/>
           <w:kern w:val="0"/>
           <w:sz w:val="20"/>
           <w:szCs w:val="20"/>
@@ -354,20 +330,18 @@
         <w:jc w:val="center"/>
         <w:rPr>
           <w:rFonts w:asciiTheme="majorBidi" w:eastAsia="Times New Roman" w:hAnsiTheme="majorBidi" w:cstheme="majorBidi"/>
-          <w:color w:val="373D3F"/>
-          <w:kern w:val="0"/>
-          <w:sz w:val="20"/>
-          <w:szCs w:val="20"/>
-          <w:lang w:eastAsia="en-GB"/>
-          <w14:ligatures w14:val="none"/>
-        </w:rPr>
-      </w:pPr>
-      <w:r>
-        <w:rPr>
-          <w:rFonts w:asciiTheme="majorBidi" w:eastAsia="Times New Roman" w:hAnsiTheme="majorBidi" w:cstheme="majorBidi"/>
-          <w:b/>
-          <w:bCs/>
-          <w:color w:val="373D3F"/>
+          <w:kern w:val="0"/>
+          <w:sz w:val="20"/>
+          <w:szCs w:val="20"/>
+          <w:lang w:eastAsia="en-GB"/>
+          <w14:ligatures w14:val="none"/>
+        </w:rPr>
+      </w:pPr>
+      <w:r>
+        <w:rPr>
+          <w:rFonts w:asciiTheme="majorBidi" w:eastAsia="Times New Roman" w:hAnsiTheme="majorBidi" w:cstheme="majorBidi"/>
+          <w:b/>
+          <w:bCs/>
           <w:kern w:val="0"/>
           <w:sz w:val="20"/>
           <w:szCs w:val="20"/>
@@ -426,7 +400,6 @@
               <w:spacing w:before="360" w:after="360" w:line="264" w:lineRule="atLeast"/>
               <w:rPr>
                 <w:rFonts w:asciiTheme="majorBidi" w:eastAsia="Times New Roman" w:hAnsiTheme="majorBidi" w:cstheme="majorBidi"/>
-                <w:color w:val="373D3F"/>
                 <w:kern w:val="0"/>
                 <w:sz w:val="16"/>
                 <w:szCs w:val="16"/>
@@ -437,7 +410,6 @@
             <w:r>
               <w:rPr>
                 <w:rFonts w:asciiTheme="majorBidi" w:eastAsia="Times New Roman" w:hAnsiTheme="majorBidi" w:cstheme="majorBidi"/>
-                <w:color w:val="373D3F"/>
                 <w:kern w:val="0"/>
                 <w:sz w:val="16"/>
                 <w:szCs w:val="16"/>
@@ -472,7 +444,6 @@
               <w:spacing w:before="360" w:after="360" w:line="264" w:lineRule="atLeast"/>
               <w:rPr>
                 <w:rFonts w:asciiTheme="majorBidi" w:eastAsia="Times New Roman" w:hAnsiTheme="majorBidi" w:cstheme="majorBidi"/>
-                <w:color w:val="373D3F"/>
                 <w:kern w:val="0"/>
                 <w:sz w:val="16"/>
                 <w:szCs w:val="16"/>
@@ -483,7 +454,6 @@
             <w:r>
               <w:rPr>
                 <w:rFonts w:asciiTheme="majorBidi" w:eastAsia="Times New Roman" w:hAnsiTheme="majorBidi" w:cstheme="majorBidi"/>
-                <w:color w:val="373D3F"/>
                 <w:kern w:val="0"/>
                 <w:sz w:val="16"/>
                 <w:szCs w:val="16"/>
@@ -518,7 +488,6 @@
               <w:spacing w:before="360" w:after="360" w:line="264" w:lineRule="atLeast"/>
               <w:rPr>
                 <w:rFonts w:asciiTheme="majorBidi" w:eastAsia="Times New Roman" w:hAnsiTheme="majorBidi" w:cstheme="majorBidi"/>
-                <w:color w:val="373D3F"/>
                 <w:kern w:val="0"/>
                 <w:sz w:val="16"/>
                 <w:szCs w:val="16"/>
@@ -529,7 +498,6 @@
             <w:r>
               <w:rPr>
                 <w:rFonts w:asciiTheme="majorBidi" w:eastAsia="Times New Roman" w:hAnsiTheme="majorBidi" w:cstheme="majorBidi"/>
-                <w:color w:val="373D3F"/>
                 <w:kern w:val="0"/>
                 <w:sz w:val="16"/>
                 <w:szCs w:val="16"/>
@@ -564,7 +532,6 @@
               <w:spacing w:before="360" w:after="360" w:line="264" w:lineRule="atLeast"/>
               <w:rPr>
                 <w:rFonts w:asciiTheme="majorBidi" w:eastAsia="Times New Roman" w:hAnsiTheme="majorBidi" w:cstheme="majorBidi"/>
-                <w:color w:val="373D3F"/>
                 <w:kern w:val="0"/>
                 <w:sz w:val="16"/>
                 <w:szCs w:val="16"/>
@@ -575,7 +542,6 @@
             <w:r>
               <w:rPr>
                 <w:rFonts w:asciiTheme="majorBidi" w:eastAsia="Times New Roman" w:hAnsiTheme="majorBidi" w:cstheme="majorBidi"/>
-                <w:color w:val="373D3F"/>
                 <w:kern w:val="0"/>
                 <w:sz w:val="16"/>
                 <w:szCs w:val="16"/>
@@ -612,7 +578,6 @@
               <w:spacing w:before="360" w:after="360" w:line="264" w:lineRule="atLeast"/>
               <w:rPr>
                 <w:rFonts w:asciiTheme="majorBidi" w:eastAsia="Times New Roman" w:hAnsiTheme="majorBidi" w:cstheme="majorBidi"/>
-                <w:color w:val="373D3F"/>
                 <w:kern w:val="0"/>
                 <w:sz w:val="16"/>
                 <w:szCs w:val="16"/>
@@ -623,7 +588,6 @@
             <w:r>
               <w:rPr>
                 <w:rFonts w:asciiTheme="majorBidi" w:eastAsia="Times New Roman" w:hAnsiTheme="majorBidi" w:cstheme="majorBidi"/>
-                <w:color w:val="0000FF"/>
                 <w:kern w:val="0"/>
                 <w:sz w:val="16"/>
                 <w:szCs w:val="16"/>
@@ -658,7 +622,6 @@
               <w:spacing w:before="360" w:after="360" w:line="264" w:lineRule="atLeast"/>
               <w:rPr>
                 <w:rFonts w:asciiTheme="majorBidi" w:eastAsia="Times New Roman" w:hAnsiTheme="majorBidi" w:cstheme="majorBidi"/>
-                <w:color w:val="373D3F"/>
                 <w:kern w:val="0"/>
                 <w:sz w:val="16"/>
                 <w:szCs w:val="16"/>
@@ -669,7 +632,6 @@
             <w:r>
               <w:rPr>
                 <w:rFonts w:asciiTheme="majorBidi" w:eastAsia="Times New Roman" w:hAnsiTheme="majorBidi" w:cstheme="majorBidi"/>
-                <w:color w:val="0000FF"/>
                 <w:kern w:val="0"/>
                 <w:sz w:val="16"/>
                 <w:szCs w:val="16"/>
@@ -704,7 +666,6 @@
               <w:spacing w:before="360" w:after="360" w:line="264" w:lineRule="atLeast"/>
               <w:rPr>
                 <w:rFonts w:asciiTheme="majorBidi" w:eastAsia="Times New Roman" w:hAnsiTheme="majorBidi" w:cstheme="majorBidi"/>
-                <w:color w:val="373D3F"/>
                 <w:kern w:val="0"/>
                 <w:sz w:val="16"/>
                 <w:szCs w:val="16"/>
@@ -715,7 +676,6 @@
             <w:r>
               <w:rPr>
                 <w:rFonts w:asciiTheme="majorBidi" w:eastAsia="Times New Roman" w:hAnsiTheme="majorBidi" w:cstheme="majorBidi"/>
-                <w:color w:val="0000FF"/>
                 <w:kern w:val="0"/>
                 <w:sz w:val="16"/>
                 <w:szCs w:val="16"/>
@@ -750,7 +710,6 @@
               <w:spacing w:before="360" w:after="360" w:line="264" w:lineRule="atLeast"/>
               <w:rPr>
                 <w:rFonts w:asciiTheme="majorBidi" w:eastAsia="Times New Roman" w:hAnsiTheme="majorBidi" w:cstheme="majorBidi"/>
-                <w:color w:val="373D3F"/>
                 <w:kern w:val="0"/>
                 <w:sz w:val="16"/>
                 <w:szCs w:val="16"/>
@@ -761,7 +720,6 @@
             <w:r>
               <w:rPr>
                 <w:rFonts w:asciiTheme="majorBidi" w:eastAsia="Times New Roman" w:hAnsiTheme="majorBidi" w:cstheme="majorBidi"/>
-                <w:color w:val="373D3F"/>
                 <w:kern w:val="0"/>
                 <w:sz w:val="16"/>
                 <w:szCs w:val="16"/>
@@ -797,7 +755,6 @@
               <w:spacing w:before="360" w:after="360" w:line="264" w:lineRule="atLeast"/>
               <w:rPr>
                 <w:rFonts w:asciiTheme="majorBidi" w:eastAsia="Times New Roman" w:hAnsiTheme="majorBidi" w:cstheme="majorBidi"/>
-                <w:color w:val="0000FF"/>
                 <w:kern w:val="0"/>
                 <w:sz w:val="16"/>
                 <w:szCs w:val="16"/>
@@ -808,7 +765,6 @@
             <w:r>
               <w:rPr>
                 <w:rFonts w:asciiTheme="majorBidi" w:eastAsia="Times New Roman" w:hAnsiTheme="majorBidi" w:cstheme="majorBidi"/>
-                <w:color w:val="0000FF"/>
                 <w:kern w:val="0"/>
                 <w:sz w:val="16"/>
                 <w:szCs w:val="16"/>
@@ -842,7 +798,6 @@
               <w:spacing w:before="360" w:after="360" w:line="264" w:lineRule="atLeast"/>
               <w:rPr>
                 <w:rFonts w:asciiTheme="majorBidi" w:eastAsia="Times New Roman" w:hAnsiTheme="majorBidi" w:cstheme="majorBidi"/>
-                <w:color w:val="0000FF"/>
                 <w:kern w:val="0"/>
                 <w:sz w:val="16"/>
                 <w:szCs w:val="16"/>
@@ -853,7 +808,6 @@
             <w:r>
               <w:rPr>
                 <w:rFonts w:asciiTheme="majorBidi" w:eastAsia="Times New Roman" w:hAnsiTheme="majorBidi" w:cstheme="majorBidi"/>
-                <w:color w:val="0000FF"/>
                 <w:kern w:val="0"/>
                 <w:sz w:val="16"/>
                 <w:szCs w:val="16"/>
@@ -887,7 +841,6 @@
               <w:spacing w:before="360" w:after="360" w:line="264" w:lineRule="atLeast"/>
               <w:rPr>
                 <w:rFonts w:asciiTheme="majorBidi" w:eastAsia="Times New Roman" w:hAnsiTheme="majorBidi" w:cstheme="majorBidi"/>
-                <w:color w:val="0000FF"/>
                 <w:kern w:val="0"/>
                 <w:sz w:val="16"/>
                 <w:szCs w:val="16"/>
@@ -898,7 +851,6 @@
             <w:r>
               <w:rPr>
                 <w:rFonts w:asciiTheme="majorBidi" w:eastAsia="Times New Roman" w:hAnsiTheme="majorBidi" w:cstheme="majorBidi"/>
-                <w:color w:val="0000FF"/>
                 <w:kern w:val="0"/>
                 <w:sz w:val="16"/>
                 <w:szCs w:val="16"/>
@@ -932,7 +884,6 @@
               <w:spacing w:before="360" w:after="360" w:line="264" w:lineRule="atLeast"/>
               <w:rPr>
                 <w:rFonts w:asciiTheme="majorBidi" w:eastAsia="Times New Roman" w:hAnsiTheme="majorBidi" w:cstheme="majorBidi"/>
-                <w:color w:val="373D3F"/>
                 <w:kern w:val="0"/>
                 <w:sz w:val="16"/>
                 <w:szCs w:val="16"/>
@@ -943,7 +894,6 @@
             <w:r>
               <w:rPr>
                 <w:rFonts w:asciiTheme="majorBidi" w:eastAsia="Times New Roman" w:hAnsiTheme="majorBidi" w:cstheme="majorBidi"/>
-                <w:color w:val="373D3F"/>
                 <w:kern w:val="0"/>
                 <w:sz w:val="16"/>
                 <w:szCs w:val="16"/>
@@ -979,7 +929,6 @@
               <w:spacing w:before="360" w:after="360" w:line="264" w:lineRule="atLeast"/>
               <w:rPr>
                 <w:rFonts w:asciiTheme="majorBidi" w:eastAsia="Times New Roman" w:hAnsiTheme="majorBidi" w:cstheme="majorBidi"/>
-                <w:color w:val="0000FF"/>
                 <w:kern w:val="0"/>
                 <w:sz w:val="16"/>
                 <w:szCs w:val="16"/>
@@ -990,7 +939,6 @@
             <w:r>
               <w:rPr>
                 <w:rFonts w:asciiTheme="majorBidi" w:eastAsia="Times New Roman" w:hAnsiTheme="majorBidi" w:cstheme="majorBidi"/>
-                <w:color w:val="0000FF"/>
                 <w:kern w:val="0"/>
                 <w:sz w:val="16"/>
                 <w:szCs w:val="16"/>
@@ -1024,7 +972,6 @@
               <w:spacing w:before="360" w:after="360" w:line="264" w:lineRule="atLeast"/>
               <w:rPr>
                 <w:rFonts w:asciiTheme="majorBidi" w:eastAsia="Times New Roman" w:hAnsiTheme="majorBidi" w:cstheme="majorBidi"/>
-                <w:color w:val="0000FF"/>
                 <w:kern w:val="0"/>
                 <w:sz w:val="16"/>
                 <w:szCs w:val="16"/>
@@ -1035,7 +982,6 @@
             <w:r>
               <w:rPr>
                 <w:rFonts w:asciiTheme="majorBidi" w:eastAsia="Times New Roman" w:hAnsiTheme="majorBidi" w:cstheme="majorBidi"/>
-                <w:color w:val="0000FF"/>
                 <w:kern w:val="0"/>
                 <w:sz w:val="16"/>
                 <w:szCs w:val="16"/>
@@ -1069,7 +1015,6 @@
               <w:spacing w:before="360" w:after="360" w:line="264" w:lineRule="atLeast"/>
               <w:rPr>
                 <w:rFonts w:asciiTheme="majorBidi" w:eastAsia="Times New Roman" w:hAnsiTheme="majorBidi" w:cstheme="majorBidi"/>
-                <w:color w:val="0000FF"/>
                 <w:kern w:val="0"/>
                 <w:sz w:val="16"/>
                 <w:szCs w:val="16"/>
@@ -1080,7 +1025,6 @@
             <w:r>
               <w:rPr>
                 <w:rFonts w:asciiTheme="majorBidi" w:eastAsia="Times New Roman" w:hAnsiTheme="majorBidi" w:cstheme="majorBidi"/>
-                <w:color w:val="0000FF"/>
                 <w:kern w:val="0"/>
                 <w:sz w:val="16"/>
                 <w:szCs w:val="16"/>
@@ -1114,7 +1058,6 @@
               <w:spacing w:before="360" w:after="360" w:line="264" w:lineRule="atLeast"/>
               <w:rPr>
                 <w:rFonts w:asciiTheme="majorBidi" w:eastAsia="Times New Roman" w:hAnsiTheme="majorBidi" w:cstheme="majorBidi"/>
-                <w:color w:val="373D3F"/>
                 <w:kern w:val="0"/>
                 <w:sz w:val="16"/>
                 <w:szCs w:val="16"/>
@@ -1125,7 +1068,6 @@
             <w:r>
               <w:rPr>
                 <w:rFonts w:asciiTheme="majorBidi" w:eastAsia="Times New Roman" w:hAnsiTheme="majorBidi" w:cstheme="majorBidi"/>
-                <w:color w:val="373D3F"/>
                 <w:kern w:val="0"/>
                 <w:sz w:val="16"/>
                 <w:szCs w:val="16"/>
@@ -1144,20 +1086,18 @@
         <w:spacing w:before="240" w:after="0" w:line="240" w:lineRule="auto"/>
         <w:rPr>
           <w:rFonts w:asciiTheme="majorBidi" w:eastAsia="Times New Roman" w:hAnsiTheme="majorBidi" w:cstheme="majorBidi"/>
-          <w:color w:val="373D3F"/>
-          <w:kern w:val="0"/>
-          <w:sz w:val="20"/>
-          <w:szCs w:val="20"/>
-          <w:lang w:eastAsia="en-GB"/>
-          <w14:ligatures w14:val="none"/>
-        </w:rPr>
-      </w:pPr>
-      <w:r>
-        <w:rPr>
-          <w:rFonts w:asciiTheme="majorBidi" w:eastAsia="Times New Roman" w:hAnsiTheme="majorBidi" w:cstheme="majorBidi"/>
-          <w:b/>
-          <w:bCs/>
-          <w:color w:val="373D3F"/>
+          <w:kern w:val="0"/>
+          <w:sz w:val="20"/>
+          <w:szCs w:val="20"/>
+          <w:lang w:eastAsia="en-GB"/>
+          <w14:ligatures w14:val="none"/>
+        </w:rPr>
+      </w:pPr>
+      <w:r>
+        <w:rPr>
+          <w:rFonts w:asciiTheme="majorBidi" w:eastAsia="Times New Roman" w:hAnsiTheme="majorBidi" w:cstheme="majorBidi"/>
+          <w:b/>
+          <w:bCs/>
           <w:kern w:val="0"/>
           <w:sz w:val="20"/>
           <w:szCs w:val="20"/>
@@ -1173,20 +1113,18 @@
         <w:spacing w:before="240" w:after="0" w:line="240" w:lineRule="auto"/>
         <w:rPr>
           <w:rFonts w:asciiTheme="majorBidi" w:eastAsia="Times New Roman" w:hAnsiTheme="majorBidi" w:cstheme="majorBidi"/>
-          <w:color w:val="373D3F"/>
-          <w:kern w:val="0"/>
-          <w:sz w:val="20"/>
-          <w:szCs w:val="20"/>
-          <w:lang w:eastAsia="en-GB"/>
-          <w14:ligatures w14:val="none"/>
-        </w:rPr>
-      </w:pPr>
-      <w:r>
-        <w:rPr>
-          <w:rFonts w:asciiTheme="majorBidi" w:eastAsia="Times New Roman" w:hAnsiTheme="majorBidi" w:cstheme="majorBidi"/>
-          <w:b/>
-          <w:bCs/>
-          <w:color w:val="373D3F"/>
+          <w:kern w:val="0"/>
+          <w:sz w:val="20"/>
+          <w:szCs w:val="20"/>
+          <w:lang w:eastAsia="en-GB"/>
+          <w14:ligatures w14:val="none"/>
+        </w:rPr>
+      </w:pPr>
+      <w:r>
+        <w:rPr>
+          <w:rFonts w:asciiTheme="majorBidi" w:eastAsia="Times New Roman" w:hAnsiTheme="majorBidi" w:cstheme="majorBidi"/>
+          <w:b/>
+          <w:bCs/>
           <w:kern w:val="0"/>
           <w:sz w:val="20"/>
           <w:szCs w:val="20"/>
@@ -1203,18 +1141,16 @@
         <w:jc w:val="both"/>
         <w:rPr>
           <w:rFonts w:asciiTheme="majorBidi" w:eastAsia="Times New Roman" w:hAnsiTheme="majorBidi" w:cstheme="majorBidi"/>
-          <w:color w:val="0000FF"/>
-          <w:kern w:val="0"/>
-          <w:sz w:val="20"/>
-          <w:szCs w:val="20"/>
-          <w:lang w:eastAsia="en-GB"/>
-          <w14:ligatures w14:val="none"/>
-        </w:rPr>
-      </w:pPr>
-      <w:r>
-        <w:rPr>
-          <w:rFonts w:asciiTheme="majorBidi" w:eastAsia="Times New Roman" w:hAnsiTheme="majorBidi" w:cstheme="majorBidi"/>
-          <w:color w:val="0000FF"/>
+          <w:kern w:val="0"/>
+          <w:sz w:val="20"/>
+          <w:szCs w:val="20"/>
+          <w:lang w:eastAsia="en-GB"/>
+          <w14:ligatures w14:val="none"/>
+        </w:rPr>
+      </w:pPr>
+      <w:r>
+        <w:rPr>
+          <w:rFonts w:asciiTheme="majorBidi" w:eastAsia="Times New Roman" w:hAnsiTheme="majorBidi" w:cstheme="majorBidi"/>
           <w:kern w:val="0"/>
           <w:sz w:val="20"/>
           <w:szCs w:val="20"/>
@@ -1231,20 +1167,18 @@
         <w:jc w:val="both"/>
         <w:rPr>
           <w:rFonts w:asciiTheme="majorBidi" w:eastAsia="Times New Roman" w:hAnsiTheme="majorBidi" w:cstheme="majorBidi"/>
-          <w:color w:val="373D3F"/>
-          <w:kern w:val="0"/>
-          <w:sz w:val="20"/>
-          <w:szCs w:val="20"/>
-          <w:lang w:eastAsia="en-GB"/>
-          <w14:ligatures w14:val="none"/>
-        </w:rPr>
-      </w:pPr>
-      <w:r>
-        <w:rPr>
-          <w:rFonts w:asciiTheme="majorBidi" w:eastAsia="Times New Roman" w:hAnsiTheme="majorBidi" w:cstheme="majorBidi"/>
-          <w:b/>
-          <w:bCs/>
-          <w:color w:val="373D3F"/>
+          <w:kern w:val="0"/>
+          <w:sz w:val="20"/>
+          <w:szCs w:val="20"/>
+          <w:lang w:eastAsia="en-GB"/>
+          <w14:ligatures w14:val="none"/>
+        </w:rPr>
+      </w:pPr>
+      <w:r>
+        <w:rPr>
+          <w:rFonts w:asciiTheme="majorBidi" w:eastAsia="Times New Roman" w:hAnsiTheme="majorBidi" w:cstheme="majorBidi"/>
+          <w:b/>
+          <w:bCs/>
           <w:kern w:val="0"/>
           <w:sz w:val="20"/>
           <w:szCs w:val="20"/>
@@ -1261,18 +1195,16 @@
         <w:jc w:val="both"/>
         <w:rPr>
           <w:rFonts w:asciiTheme="majorBidi" w:eastAsia="Times New Roman" w:hAnsiTheme="majorBidi" w:cstheme="majorBidi"/>
-          <w:color w:val="0000FF"/>
-          <w:kern w:val="0"/>
-          <w:sz w:val="20"/>
-          <w:szCs w:val="20"/>
-          <w:lang w:val="en-US" w:eastAsia="en-GB"/>
-          <w14:ligatures w14:val="none"/>
-        </w:rPr>
-      </w:pPr>
-      <w:r>
-        <w:rPr>
-          <w:rFonts w:asciiTheme="majorBidi" w:eastAsia="Times New Roman" w:hAnsiTheme="majorBidi" w:cstheme="majorBidi"/>
-          <w:color w:val="0000FF"/>
+          <w:kern w:val="0"/>
+          <w:sz w:val="20"/>
+          <w:szCs w:val="20"/>
+          <w:lang w:val="en-US" w:eastAsia="en-GB"/>
+          <w14:ligatures w14:val="none"/>
+        </w:rPr>
+      </w:pPr>
+      <w:r>
+        <w:rPr>
+          <w:rFonts w:asciiTheme="majorBidi" w:eastAsia="Times New Roman" w:hAnsiTheme="majorBidi" w:cstheme="majorBidi"/>
           <w:kern w:val="0"/>
           <w:sz w:val="20"/>
           <w:szCs w:val="20"/>
@@ -1286,7 +1218,6 @@
           <w:rFonts w:asciiTheme="majorBidi" w:eastAsia="Times New Roman" w:hAnsiTheme="majorBidi" w:cstheme="majorBidi"/>
           <w:b/>
           <w:bCs/>
-          <w:color w:val="0000FF"/>
           <w:kern w:val="0"/>
           <w:sz w:val="20"/>
           <w:szCs w:val="20"/>
@@ -1300,7 +1231,6 @@
           <w:rFonts w:asciiTheme="majorBidi" w:eastAsia="Times New Roman" w:hAnsiTheme="majorBidi" w:cstheme="majorBidi"/>
           <w:b/>
           <w:bCs/>
-          <w:color w:val="0000FF"/>
           <w:kern w:val="0"/>
           <w:sz w:val="20"/>
           <w:szCs w:val="20"/>
@@ -1314,7 +1244,6 @@
           <w:rFonts w:asciiTheme="majorBidi" w:eastAsia="Times New Roman" w:hAnsiTheme="majorBidi" w:cstheme="majorBidi"/>
           <w:b/>
           <w:bCs/>
-          <w:color w:val="0000FF"/>
           <w:kern w:val="0"/>
           <w:sz w:val="20"/>
           <w:szCs w:val="20"/>
@@ -1326,26 +1255,13 @@
       <w:r>
         <w:rPr>
           <w:rFonts w:asciiTheme="majorBidi" w:eastAsia="Times New Roman" w:hAnsiTheme="majorBidi" w:cstheme="majorBidi"/>
-          <w:color w:val="0000FF"/>
-          <w:kern w:val="0"/>
-          <w:sz w:val="20"/>
-          <w:szCs w:val="20"/>
-          <w:lang w:val="en-US" w:eastAsia="en-GB"/>
-          <w14:ligatures w14:val="none"/>
-        </w:rPr>
-        <w:t xml:space="preserve"> for software requirements. </w:t>
-      </w:r>
-      <w:r>
-        <w:rPr>
-          <w:rFonts w:asciiTheme="majorBidi" w:eastAsia="Times New Roman" w:hAnsiTheme="majorBidi" w:cstheme="majorBidi"/>
-          <w:color w:val="0000FF"/>
-          <w:kern w:val="0"/>
-          <w:sz w:val="20"/>
-          <w:szCs w:val="20"/>
-          <w:lang w:val="en-US" w:eastAsia="en-GB"/>
-          <w14:ligatures w14:val="none"/>
-        </w:rPr>
-        <w:t xml:space="preserve">The following typographical conventions are used: </w:t>
+          <w:kern w:val="0"/>
+          <w:sz w:val="20"/>
+          <w:szCs w:val="20"/>
+          <w:lang w:val="en-US" w:eastAsia="en-GB"/>
+          <w14:ligatures w14:val="none"/>
+        </w:rPr>
+        <w:t xml:space="preserve"> for software requirements. The following typographical conventions are used: </w:t>
       </w:r>
     </w:p>
     <w:p>
@@ -1359,20 +1275,18 @@
         <w:jc w:val="both"/>
         <w:rPr>
           <w:rFonts w:asciiTheme="majorBidi" w:eastAsia="Times New Roman" w:hAnsiTheme="majorBidi" w:cstheme="majorBidi"/>
-          <w:color w:val="0000FF"/>
-          <w:kern w:val="0"/>
-          <w:sz w:val="20"/>
-          <w:szCs w:val="20"/>
-          <w:lang w:val="en-US" w:eastAsia="en-GB"/>
-          <w14:ligatures w14:val="none"/>
-        </w:rPr>
-      </w:pPr>
-      <w:r>
-        <w:rPr>
-          <w:rFonts w:asciiTheme="majorBidi" w:eastAsia="Times New Roman" w:hAnsiTheme="majorBidi" w:cstheme="majorBidi"/>
-          <w:b/>
-          <w:bCs/>
-          <w:color w:val="0000FF"/>
+          <w:kern w:val="0"/>
+          <w:sz w:val="20"/>
+          <w:szCs w:val="20"/>
+          <w:lang w:val="en-US" w:eastAsia="en-GB"/>
+          <w14:ligatures w14:val="none"/>
+        </w:rPr>
+      </w:pPr>
+      <w:r>
+        <w:rPr>
+          <w:rFonts w:asciiTheme="majorBidi" w:eastAsia="Times New Roman" w:hAnsiTheme="majorBidi" w:cstheme="majorBidi"/>
+          <w:b/>
+          <w:bCs/>
           <w:kern w:val="0"/>
           <w:sz w:val="20"/>
           <w:szCs w:val="20"/>
@@ -1384,7 +1298,6 @@
       <w:r>
         <w:rPr>
           <w:rFonts w:asciiTheme="majorBidi" w:eastAsia="Times New Roman" w:hAnsiTheme="majorBidi" w:cstheme="majorBidi"/>
-          <w:color w:val="0000FF"/>
           <w:kern w:val="0"/>
           <w:sz w:val="20"/>
           <w:szCs w:val="20"/>
@@ -1398,7 +1311,6 @@
           <w:rFonts w:asciiTheme="majorBidi" w:eastAsia="Times New Roman" w:hAnsiTheme="majorBidi" w:cstheme="majorBidi"/>
           <w:b/>
           <w:bCs/>
-          <w:color w:val="0000FF"/>
           <w:kern w:val="0"/>
           <w:sz w:val="20"/>
           <w:szCs w:val="20"/>
@@ -1410,7 +1322,6 @@
       <w:r>
         <w:rPr>
           <w:rFonts w:asciiTheme="majorBidi" w:eastAsia="Times New Roman" w:hAnsiTheme="majorBidi" w:cstheme="majorBidi"/>
-          <w:color w:val="0000FF"/>
           <w:kern w:val="0"/>
           <w:sz w:val="20"/>
           <w:szCs w:val="20"/>
@@ -1431,20 +1342,18 @@
         <w:jc w:val="both"/>
         <w:rPr>
           <w:rFonts w:asciiTheme="majorBidi" w:eastAsia="Times New Roman" w:hAnsiTheme="majorBidi" w:cstheme="majorBidi"/>
-          <w:color w:val="0000FF"/>
-          <w:kern w:val="0"/>
-          <w:sz w:val="20"/>
-          <w:szCs w:val="20"/>
-          <w:lang w:val="en-US" w:eastAsia="en-GB"/>
-          <w14:ligatures w14:val="none"/>
-        </w:rPr>
-      </w:pPr>
-      <w:r>
-        <w:rPr>
-          <w:rFonts w:asciiTheme="majorBidi" w:eastAsia="Times New Roman" w:hAnsiTheme="majorBidi" w:cstheme="majorBidi"/>
-          <w:b/>
-          <w:bCs/>
-          <w:color w:val="0000FF"/>
+          <w:kern w:val="0"/>
+          <w:sz w:val="20"/>
+          <w:szCs w:val="20"/>
+          <w:lang w:val="en-US" w:eastAsia="en-GB"/>
+          <w14:ligatures w14:val="none"/>
+        </w:rPr>
+      </w:pPr>
+      <w:r>
+        <w:rPr>
+          <w:rFonts w:asciiTheme="majorBidi" w:eastAsia="Times New Roman" w:hAnsiTheme="majorBidi" w:cstheme="majorBidi"/>
+          <w:b/>
+          <w:bCs/>
           <w:kern w:val="0"/>
           <w:sz w:val="20"/>
           <w:szCs w:val="20"/>
@@ -1456,7 +1365,6 @@
       <w:r>
         <w:rPr>
           <w:rFonts w:asciiTheme="majorBidi" w:eastAsia="Times New Roman" w:hAnsiTheme="majorBidi" w:cstheme="majorBidi"/>
-          <w:color w:val="0000FF"/>
           <w:kern w:val="0"/>
           <w:sz w:val="20"/>
           <w:szCs w:val="20"/>
@@ -1477,20 +1385,18 @@
         <w:jc w:val="both"/>
         <w:rPr>
           <w:rFonts w:asciiTheme="majorBidi" w:eastAsia="Times New Roman" w:hAnsiTheme="majorBidi" w:cstheme="majorBidi"/>
-          <w:color w:val="0000FF"/>
-          <w:kern w:val="0"/>
-          <w:sz w:val="20"/>
-          <w:szCs w:val="20"/>
-          <w:lang w:val="en-US" w:eastAsia="en-GB"/>
-          <w14:ligatures w14:val="none"/>
-        </w:rPr>
-      </w:pPr>
-      <w:r>
-        <w:rPr>
-          <w:rFonts w:asciiTheme="majorBidi" w:eastAsia="Times New Roman" w:hAnsiTheme="majorBidi" w:cstheme="majorBidi"/>
-          <w:b/>
-          <w:bCs/>
-          <w:color w:val="0000FF"/>
+          <w:kern w:val="0"/>
+          <w:sz w:val="20"/>
+          <w:szCs w:val="20"/>
+          <w:lang w:val="en-US" w:eastAsia="en-GB"/>
+          <w14:ligatures w14:val="none"/>
+        </w:rPr>
+      </w:pPr>
+      <w:r>
+        <w:rPr>
+          <w:rFonts w:asciiTheme="majorBidi" w:eastAsia="Times New Roman" w:hAnsiTheme="majorBidi" w:cstheme="majorBidi"/>
+          <w:b/>
+          <w:bCs/>
           <w:kern w:val="0"/>
           <w:sz w:val="20"/>
           <w:szCs w:val="20"/>
@@ -1503,7 +1409,6 @@
       <w:r>
         <w:rPr>
           <w:rFonts w:asciiTheme="majorBidi" w:eastAsia="Times New Roman" w:hAnsiTheme="majorBidi" w:cstheme="majorBidi"/>
-          <w:color w:val="0000FF"/>
           <w:kern w:val="0"/>
           <w:sz w:val="20"/>
           <w:szCs w:val="20"/>
@@ -1520,20 +1425,18 @@
         <w:jc w:val="both"/>
         <w:rPr>
           <w:rFonts w:asciiTheme="majorBidi" w:eastAsia="Times New Roman" w:hAnsiTheme="majorBidi" w:cstheme="majorBidi"/>
-          <w:color w:val="373D3F"/>
-          <w:kern w:val="0"/>
-          <w:sz w:val="20"/>
-          <w:szCs w:val="20"/>
-          <w:lang w:eastAsia="en-GB"/>
-          <w14:ligatures w14:val="none"/>
-        </w:rPr>
-      </w:pPr>
-      <w:r>
-        <w:rPr>
-          <w:rFonts w:asciiTheme="majorBidi" w:eastAsia="Times New Roman" w:hAnsiTheme="majorBidi" w:cstheme="majorBidi"/>
-          <w:b/>
-          <w:bCs/>
-          <w:color w:val="373D3F"/>
+          <w:kern w:val="0"/>
+          <w:sz w:val="20"/>
+          <w:szCs w:val="20"/>
+          <w:lang w:eastAsia="en-GB"/>
+          <w14:ligatures w14:val="none"/>
+        </w:rPr>
+      </w:pPr>
+      <w:r>
+        <w:rPr>
+          <w:rFonts w:asciiTheme="majorBidi" w:eastAsia="Times New Roman" w:hAnsiTheme="majorBidi" w:cstheme="majorBidi"/>
+          <w:b/>
+          <w:bCs/>
           <w:kern w:val="0"/>
           <w:sz w:val="20"/>
           <w:szCs w:val="20"/>
@@ -1550,18 +1453,16 @@
         <w:jc w:val="both"/>
         <w:rPr>
           <w:rFonts w:asciiTheme="majorBidi" w:eastAsia="Times New Roman" w:hAnsiTheme="majorBidi" w:cstheme="majorBidi"/>
-          <w:color w:val="0000FF"/>
-          <w:kern w:val="0"/>
-          <w:sz w:val="20"/>
-          <w:szCs w:val="20"/>
-          <w:lang w:val="en-US" w:eastAsia="en-GB"/>
-          <w14:ligatures w14:val="none"/>
-        </w:rPr>
-      </w:pPr>
-      <w:r>
-        <w:rPr>
-          <w:rFonts w:asciiTheme="majorBidi" w:eastAsia="Times New Roman" w:hAnsiTheme="majorBidi" w:cstheme="majorBidi"/>
-          <w:color w:val="0000FF"/>
+          <w:kern w:val="0"/>
+          <w:sz w:val="20"/>
+          <w:szCs w:val="20"/>
+          <w:lang w:val="en-US" w:eastAsia="en-GB"/>
+          <w14:ligatures w14:val="none"/>
+        </w:rPr>
+      </w:pPr>
+      <w:r>
+        <w:rPr>
+          <w:rFonts w:asciiTheme="majorBidi" w:eastAsia="Times New Roman" w:hAnsiTheme="majorBidi" w:cstheme="majorBidi"/>
           <w:kern w:val="0"/>
           <w:sz w:val="20"/>
           <w:szCs w:val="20"/>
@@ -1582,20 +1483,18 @@
         <w:jc w:val="both"/>
         <w:rPr>
           <w:rFonts w:asciiTheme="majorBidi" w:eastAsia="Times New Roman" w:hAnsiTheme="majorBidi" w:cstheme="majorBidi"/>
-          <w:color w:val="0000FF"/>
-          <w:kern w:val="0"/>
-          <w:sz w:val="20"/>
-          <w:szCs w:val="20"/>
-          <w:lang w:val="en-US" w:eastAsia="en-GB"/>
-          <w14:ligatures w14:val="none"/>
-        </w:rPr>
-      </w:pPr>
-      <w:r>
-        <w:rPr>
-          <w:rFonts w:asciiTheme="majorBidi" w:eastAsia="Times New Roman" w:hAnsiTheme="majorBidi" w:cstheme="majorBidi"/>
-          <w:b/>
-          <w:bCs/>
-          <w:color w:val="0000FF"/>
+          <w:kern w:val="0"/>
+          <w:sz w:val="20"/>
+          <w:szCs w:val="20"/>
+          <w:lang w:val="en-US" w:eastAsia="en-GB"/>
+          <w14:ligatures w14:val="none"/>
+        </w:rPr>
+      </w:pPr>
+      <w:r>
+        <w:rPr>
+          <w:rFonts w:asciiTheme="majorBidi" w:eastAsia="Times New Roman" w:hAnsiTheme="majorBidi" w:cstheme="majorBidi"/>
+          <w:b/>
+          <w:bCs/>
           <w:kern w:val="0"/>
           <w:sz w:val="20"/>
           <w:szCs w:val="20"/>
@@ -1607,38 +1506,13 @@
       <w:r>
         <w:rPr>
           <w:rFonts w:asciiTheme="majorBidi" w:eastAsia="Times New Roman" w:hAnsiTheme="majorBidi" w:cstheme="majorBidi"/>
-          <w:color w:val="0000FF"/>
-          <w:kern w:val="0"/>
-          <w:sz w:val="20"/>
-          <w:szCs w:val="20"/>
-          <w:lang w:val="en-US" w:eastAsia="en-GB"/>
-          <w14:ligatures w14:val="none"/>
-        </w:rPr>
-        <w:t xml:space="preserve">: </w:t>
-      </w:r>
-      <w:r>
-        <w:rPr>
-          <w:rFonts w:asciiTheme="majorBidi" w:eastAsia="Times New Roman" w:hAnsiTheme="majorBidi" w:cstheme="majorBidi"/>
-          <w:color w:val="0000FF"/>
-          <w:kern w:val="0"/>
-          <w:sz w:val="20"/>
-          <w:szCs w:val="20"/>
-          <w:lang w:val="en-US" w:eastAsia="en-GB"/>
-          <w14:ligatures w14:val="none"/>
-        </w:rPr>
-        <w:t>T</w:t>
-      </w:r>
-      <w:r>
-        <w:rPr>
-          <w:rFonts w:asciiTheme="majorBidi" w:eastAsia="Times New Roman" w:hAnsiTheme="majorBidi" w:cstheme="majorBidi"/>
-          <w:color w:val="0000FF"/>
-          <w:kern w:val="0"/>
-          <w:sz w:val="20"/>
-          <w:szCs w:val="20"/>
-          <w:lang w:val="en-US" w:eastAsia="en-GB"/>
-          <w14:ligatures w14:val="none"/>
-        </w:rPr>
-        <w:t xml:space="preserve">o guide the implementation of the sensor-alert module. </w:t>
+          <w:kern w:val="0"/>
+          <w:sz w:val="20"/>
+          <w:szCs w:val="20"/>
+          <w:lang w:val="en-US" w:eastAsia="en-GB"/>
+          <w14:ligatures w14:val="none"/>
+        </w:rPr>
+        <w:t xml:space="preserve">: To guide the implementation of the sensor-alert module. </w:t>
       </w:r>
     </w:p>
     <w:p>
@@ -1652,20 +1526,18 @@
         <w:jc w:val="both"/>
         <w:rPr>
           <w:rFonts w:asciiTheme="majorBidi" w:eastAsia="Times New Roman" w:hAnsiTheme="majorBidi" w:cstheme="majorBidi"/>
-          <w:color w:val="0000FF"/>
-          <w:kern w:val="0"/>
-          <w:sz w:val="20"/>
-          <w:szCs w:val="20"/>
-          <w:lang w:val="en-US" w:eastAsia="en-GB"/>
-          <w14:ligatures w14:val="none"/>
-        </w:rPr>
-      </w:pPr>
-      <w:r>
-        <w:rPr>
-          <w:rFonts w:asciiTheme="majorBidi" w:eastAsia="Times New Roman" w:hAnsiTheme="majorBidi" w:cstheme="majorBidi"/>
-          <w:b/>
-          <w:bCs/>
-          <w:color w:val="0000FF"/>
+          <w:kern w:val="0"/>
+          <w:sz w:val="20"/>
+          <w:szCs w:val="20"/>
+          <w:lang w:val="en-US" w:eastAsia="en-GB"/>
+          <w14:ligatures w14:val="none"/>
+        </w:rPr>
+      </w:pPr>
+      <w:r>
+        <w:rPr>
+          <w:rFonts w:asciiTheme="majorBidi" w:eastAsia="Times New Roman" w:hAnsiTheme="majorBidi" w:cstheme="majorBidi"/>
+          <w:b/>
+          <w:bCs/>
           <w:kern w:val="0"/>
           <w:sz w:val="20"/>
           <w:szCs w:val="20"/>
@@ -1677,7 +1549,6 @@
       <w:r>
         <w:rPr>
           <w:rFonts w:asciiTheme="majorBidi" w:eastAsia="Times New Roman" w:hAnsiTheme="majorBidi" w:cstheme="majorBidi"/>
-          <w:color w:val="0000FF"/>
           <w:kern w:val="0"/>
           <w:sz w:val="20"/>
           <w:szCs w:val="20"/>
@@ -1698,20 +1569,18 @@
         <w:jc w:val="both"/>
         <w:rPr>
           <w:rFonts w:asciiTheme="majorBidi" w:eastAsia="Times New Roman" w:hAnsiTheme="majorBidi" w:cstheme="majorBidi"/>
-          <w:color w:val="0000FF"/>
-          <w:kern w:val="0"/>
-          <w:sz w:val="20"/>
-          <w:szCs w:val="20"/>
-          <w:lang w:val="en-US" w:eastAsia="en-GB"/>
-          <w14:ligatures w14:val="none"/>
-        </w:rPr>
-      </w:pPr>
-      <w:r>
-        <w:rPr>
-          <w:rFonts w:asciiTheme="majorBidi" w:eastAsia="Times New Roman" w:hAnsiTheme="majorBidi" w:cstheme="majorBidi"/>
-          <w:b/>
-          <w:bCs/>
-          <w:color w:val="0000FF"/>
+          <w:kern w:val="0"/>
+          <w:sz w:val="20"/>
+          <w:szCs w:val="20"/>
+          <w:lang w:val="en-US" w:eastAsia="en-GB"/>
+          <w14:ligatures w14:val="none"/>
+        </w:rPr>
+      </w:pPr>
+      <w:r>
+        <w:rPr>
+          <w:rFonts w:asciiTheme="majorBidi" w:eastAsia="Times New Roman" w:hAnsiTheme="majorBidi" w:cstheme="majorBidi"/>
+          <w:b/>
+          <w:bCs/>
           <w:kern w:val="0"/>
           <w:sz w:val="20"/>
           <w:szCs w:val="20"/>
@@ -1723,7 +1592,6 @@
       <w:r>
         <w:rPr>
           <w:rFonts w:asciiTheme="majorBidi" w:eastAsia="Times New Roman" w:hAnsiTheme="majorBidi" w:cstheme="majorBidi"/>
-          <w:color w:val="0000FF"/>
           <w:kern w:val="0"/>
           <w:sz w:val="20"/>
           <w:szCs w:val="20"/>
@@ -1740,7 +1608,6 @@
         <w:jc w:val="both"/>
         <w:rPr>
           <w:rFonts w:asciiTheme="majorBidi" w:eastAsia="Times New Roman" w:hAnsiTheme="majorBidi" w:cstheme="majorBidi"/>
-          <w:color w:val="0000FF"/>
           <w:kern w:val="0"/>
           <w:sz w:val="20"/>
           <w:szCs w:val="20"/>
@@ -1751,7 +1618,6 @@
       <w:r>
         <w:rPr>
           <w:rFonts w:asciiTheme="majorBidi" w:eastAsia="Times New Roman" w:hAnsiTheme="majorBidi" w:cstheme="majorBidi"/>
-          <w:color w:val="0000FF"/>
           <w:kern w:val="0"/>
           <w:sz w:val="20"/>
           <w:szCs w:val="20"/>
@@ -1764,7 +1630,6 @@
       <w:r>
         <w:rPr>
           <w:rFonts w:asciiTheme="majorBidi" w:eastAsia="Times New Roman" w:hAnsiTheme="majorBidi" w:cstheme="majorBidi"/>
-          <w:color w:val="0000FF"/>
           <w:kern w:val="0"/>
           <w:sz w:val="20"/>
           <w:szCs w:val="20"/>
@@ -1777,7 +1642,6 @@
       <w:r>
         <w:rPr>
           <w:rFonts w:asciiTheme="majorBidi" w:eastAsia="Times New Roman" w:hAnsiTheme="majorBidi" w:cstheme="majorBidi"/>
-          <w:color w:val="0000FF"/>
           <w:kern w:val="0"/>
           <w:sz w:val="20"/>
           <w:szCs w:val="20"/>
@@ -1798,20 +1662,18 @@
         <w:jc w:val="both"/>
         <w:rPr>
           <w:rFonts w:asciiTheme="majorBidi" w:eastAsia="Times New Roman" w:hAnsiTheme="majorBidi" w:cstheme="majorBidi"/>
-          <w:color w:val="0000FF"/>
-          <w:kern w:val="0"/>
-          <w:sz w:val="20"/>
-          <w:szCs w:val="20"/>
-          <w:lang w:val="en-US" w:eastAsia="en-GB"/>
-          <w14:ligatures w14:val="none"/>
-        </w:rPr>
-      </w:pPr>
-      <w:r>
-        <w:rPr>
-          <w:rFonts w:asciiTheme="majorBidi" w:eastAsia="Times New Roman" w:hAnsiTheme="majorBidi" w:cstheme="majorBidi"/>
-          <w:b/>
-          <w:bCs/>
-          <w:color w:val="0000FF"/>
+          <w:kern w:val="0"/>
+          <w:sz w:val="20"/>
+          <w:szCs w:val="20"/>
+          <w:lang w:val="en-US" w:eastAsia="en-GB"/>
+          <w14:ligatures w14:val="none"/>
+        </w:rPr>
+      </w:pPr>
+      <w:r>
+        <w:rPr>
+          <w:rFonts w:asciiTheme="majorBidi" w:eastAsia="Times New Roman" w:hAnsiTheme="majorBidi" w:cstheme="majorBidi"/>
+          <w:b/>
+          <w:bCs/>
           <w:kern w:val="0"/>
           <w:sz w:val="20"/>
           <w:szCs w:val="20"/>
@@ -1823,7 +1685,6 @@
       <w:r>
         <w:rPr>
           <w:rFonts w:asciiTheme="majorBidi" w:eastAsia="Times New Roman" w:hAnsiTheme="majorBidi" w:cstheme="majorBidi"/>
-          <w:color w:val="0000FF"/>
           <w:kern w:val="0"/>
           <w:sz w:val="20"/>
           <w:szCs w:val="20"/>
@@ -1837,7 +1698,6 @@
           <w:rFonts w:asciiTheme="majorBidi" w:eastAsia="Times New Roman" w:hAnsiTheme="majorBidi" w:cstheme="majorBidi"/>
           <w:b/>
           <w:bCs/>
-          <w:color w:val="0000FF"/>
           <w:kern w:val="0"/>
           <w:sz w:val="20"/>
           <w:szCs w:val="20"/>
@@ -1849,7 +1709,6 @@
       <w:r>
         <w:rPr>
           <w:rFonts w:asciiTheme="majorBidi" w:eastAsia="Times New Roman" w:hAnsiTheme="majorBidi" w:cstheme="majorBidi"/>
-          <w:color w:val="0000FF"/>
           <w:kern w:val="0"/>
           <w:sz w:val="20"/>
           <w:szCs w:val="20"/>
@@ -1863,7 +1722,6 @@
           <w:rFonts w:asciiTheme="majorBidi" w:eastAsia="Times New Roman" w:hAnsiTheme="majorBidi" w:cstheme="majorBidi"/>
           <w:b/>
           <w:bCs/>
-          <w:color w:val="0000FF"/>
           <w:kern w:val="0"/>
           <w:sz w:val="20"/>
           <w:szCs w:val="20"/>
@@ -1875,7 +1733,6 @@
       <w:r>
         <w:rPr>
           <w:rFonts w:asciiTheme="majorBidi" w:eastAsia="Times New Roman" w:hAnsiTheme="majorBidi" w:cstheme="majorBidi"/>
-          <w:color w:val="0000FF"/>
           <w:kern w:val="0"/>
           <w:sz w:val="20"/>
           <w:szCs w:val="20"/>
@@ -1896,20 +1753,18 @@
         <w:jc w:val="both"/>
         <w:rPr>
           <w:rFonts w:asciiTheme="majorBidi" w:eastAsia="Times New Roman" w:hAnsiTheme="majorBidi" w:cstheme="majorBidi"/>
-          <w:color w:val="0000FF"/>
-          <w:kern w:val="0"/>
-          <w:sz w:val="20"/>
-          <w:szCs w:val="20"/>
-          <w:lang w:val="en-US" w:eastAsia="en-GB"/>
-          <w14:ligatures w14:val="none"/>
-        </w:rPr>
-      </w:pPr>
-      <w:r>
-        <w:rPr>
-          <w:rFonts w:asciiTheme="majorBidi" w:eastAsia="Times New Roman" w:hAnsiTheme="majorBidi" w:cstheme="majorBidi"/>
-          <w:b/>
-          <w:bCs/>
-          <w:color w:val="0000FF"/>
+          <w:kern w:val="0"/>
+          <w:sz w:val="20"/>
+          <w:szCs w:val="20"/>
+          <w:lang w:val="en-US" w:eastAsia="en-GB"/>
+          <w14:ligatures w14:val="none"/>
+        </w:rPr>
+      </w:pPr>
+      <w:r>
+        <w:rPr>
+          <w:rFonts w:asciiTheme="majorBidi" w:eastAsia="Times New Roman" w:hAnsiTheme="majorBidi" w:cstheme="majorBidi"/>
+          <w:b/>
+          <w:bCs/>
           <w:kern w:val="0"/>
           <w:sz w:val="20"/>
           <w:szCs w:val="20"/>
@@ -1921,7 +1776,6 @@
       <w:r>
         <w:rPr>
           <w:rFonts w:asciiTheme="majorBidi" w:eastAsia="Times New Roman" w:hAnsiTheme="majorBidi" w:cstheme="majorBidi"/>
-          <w:color w:val="0000FF"/>
           <w:kern w:val="0"/>
           <w:sz w:val="20"/>
           <w:szCs w:val="20"/>
@@ -1935,7 +1789,6 @@
           <w:rFonts w:asciiTheme="majorBidi" w:eastAsia="Times New Roman" w:hAnsiTheme="majorBidi" w:cstheme="majorBidi"/>
           <w:b/>
           <w:bCs/>
-          <w:color w:val="0000FF"/>
           <w:kern w:val="0"/>
           <w:sz w:val="20"/>
           <w:szCs w:val="20"/>
@@ -1947,7 +1800,6 @@
       <w:r>
         <w:rPr>
           <w:rFonts w:asciiTheme="majorBidi" w:eastAsia="Times New Roman" w:hAnsiTheme="majorBidi" w:cstheme="majorBidi"/>
-          <w:color w:val="0000FF"/>
           <w:kern w:val="0"/>
           <w:sz w:val="20"/>
           <w:szCs w:val="20"/>
@@ -1968,20 +1820,18 @@
         <w:jc w:val="both"/>
         <w:rPr>
           <w:rFonts w:asciiTheme="majorBidi" w:eastAsia="Times New Roman" w:hAnsiTheme="majorBidi" w:cstheme="majorBidi"/>
-          <w:color w:val="0000FF"/>
-          <w:kern w:val="0"/>
-          <w:sz w:val="20"/>
-          <w:szCs w:val="20"/>
-          <w:lang w:val="en-US" w:eastAsia="en-GB"/>
-          <w14:ligatures w14:val="none"/>
-        </w:rPr>
-      </w:pPr>
-      <w:r>
-        <w:rPr>
-          <w:rFonts w:asciiTheme="majorBidi" w:eastAsia="Times New Roman" w:hAnsiTheme="majorBidi" w:cstheme="majorBidi"/>
-          <w:b/>
-          <w:bCs/>
-          <w:color w:val="0000FF"/>
+          <w:kern w:val="0"/>
+          <w:sz w:val="20"/>
+          <w:szCs w:val="20"/>
+          <w:lang w:val="en-US" w:eastAsia="en-GB"/>
+          <w14:ligatures w14:val="none"/>
+        </w:rPr>
+      </w:pPr>
+      <w:r>
+        <w:rPr>
+          <w:rFonts w:asciiTheme="majorBidi" w:eastAsia="Times New Roman" w:hAnsiTheme="majorBidi" w:cstheme="majorBidi"/>
+          <w:b/>
+          <w:bCs/>
           <w:kern w:val="0"/>
           <w:sz w:val="20"/>
           <w:szCs w:val="20"/>
@@ -1993,7 +1843,6 @@
       <w:r>
         <w:rPr>
           <w:rFonts w:asciiTheme="majorBidi" w:eastAsia="Times New Roman" w:hAnsiTheme="majorBidi" w:cstheme="majorBidi"/>
-          <w:color w:val="0000FF"/>
           <w:kern w:val="0"/>
           <w:sz w:val="20"/>
           <w:szCs w:val="20"/>
@@ -2010,20 +1859,18 @@
         <w:jc w:val="both"/>
         <w:rPr>
           <w:rFonts w:asciiTheme="majorBidi" w:eastAsia="Times New Roman" w:hAnsiTheme="majorBidi" w:cstheme="majorBidi"/>
-          <w:color w:val="373D3F"/>
-          <w:kern w:val="0"/>
-          <w:sz w:val="20"/>
-          <w:szCs w:val="20"/>
-          <w:lang w:eastAsia="en-GB"/>
-          <w14:ligatures w14:val="none"/>
-        </w:rPr>
-      </w:pPr>
-      <w:r>
-        <w:rPr>
-          <w:rFonts w:asciiTheme="majorBidi" w:eastAsia="Times New Roman" w:hAnsiTheme="majorBidi" w:cstheme="majorBidi"/>
-          <w:b/>
-          <w:bCs/>
-          <w:color w:val="373D3F"/>
+          <w:kern w:val="0"/>
+          <w:sz w:val="20"/>
+          <w:szCs w:val="20"/>
+          <w:lang w:eastAsia="en-GB"/>
+          <w14:ligatures w14:val="none"/>
+        </w:rPr>
+      </w:pPr>
+      <w:r>
+        <w:rPr>
+          <w:rFonts w:asciiTheme="majorBidi" w:eastAsia="Times New Roman" w:hAnsiTheme="majorBidi" w:cstheme="majorBidi"/>
+          <w:b/>
+          <w:bCs/>
           <w:kern w:val="0"/>
           <w:sz w:val="20"/>
           <w:szCs w:val="20"/>
@@ -2040,37 +1887,23 @@
         <w:jc w:val="both"/>
         <w:rPr>
           <w:rFonts w:asciiTheme="majorBidi" w:eastAsia="Times New Roman" w:hAnsiTheme="majorBidi" w:cstheme="majorBidi"/>
-          <w:color w:val="0000FF"/>
-          <w:kern w:val="0"/>
-          <w:sz w:val="20"/>
-          <w:szCs w:val="20"/>
-          <w:lang w:val="en-US" w:eastAsia="en-GB"/>
-          <w14:ligatures w14:val="none"/>
-        </w:rPr>
-      </w:pPr>
-      <w:r>
-        <w:rPr>
-          <w:rFonts w:asciiTheme="majorBidi" w:eastAsia="Times New Roman" w:hAnsiTheme="majorBidi" w:cstheme="majorBidi"/>
-          <w:color w:val="0000FF"/>
-          <w:kern w:val="0"/>
-          <w:sz w:val="20"/>
-          <w:szCs w:val="20"/>
-          <w:lang w:val="en-US" w:eastAsia="en-GB"/>
-          <w14:ligatures w14:val="none"/>
-        </w:rPr>
-        <w:t>The Early Dam Overflow Detection System</w:t>
-      </w:r>
-      <w:r>
-        <w:rPr>
-          <w:rFonts w:asciiTheme="majorBidi" w:eastAsia="Times New Roman" w:hAnsiTheme="majorBidi" w:cstheme="majorBidi"/>
-          <w:color w:val="0000FF"/>
-          <w:kern w:val="0"/>
-          <w:sz w:val="20"/>
-          <w:szCs w:val="20"/>
-          <w:lang w:val="en-US" w:eastAsia="en-GB"/>
-          <w14:ligatures w14:val="none"/>
-        </w:rPr>
-        <w:t xml:space="preserve"> is designed to provide real-time monitoring of dam water levels to mitigate the risk of catastrophic failure and flooding. </w:t>
+          <w:kern w:val="0"/>
+          <w:sz w:val="20"/>
+          <w:szCs w:val="20"/>
+          <w:lang w:val="en-US" w:eastAsia="en-GB"/>
+          <w14:ligatures w14:val="none"/>
+        </w:rPr>
+      </w:pPr>
+      <w:r>
+        <w:rPr>
+          <w:rFonts w:asciiTheme="majorBidi" w:eastAsia="Times New Roman" w:hAnsiTheme="majorBidi" w:cstheme="majorBidi"/>
+          <w:kern w:val="0"/>
+          <w:sz w:val="20"/>
+          <w:szCs w:val="20"/>
+          <w:lang w:val="en-US" w:eastAsia="en-GB"/>
+          <w14:ligatures w14:val="none"/>
+        </w:rPr>
+        <w:t xml:space="preserve">The Early Dam Overflow Detection System is designed to provide real-time monitoring of dam water levels to mitigate the risk of catastrophic failure and flooding. </w:t>
       </w:r>
     </w:p>
     <w:p>
@@ -2084,20 +1917,18 @@
         <w:jc w:val="both"/>
         <w:rPr>
           <w:rFonts w:asciiTheme="majorBidi" w:eastAsia="Times New Roman" w:hAnsiTheme="majorBidi" w:cstheme="majorBidi"/>
-          <w:color w:val="0000FF"/>
-          <w:kern w:val="0"/>
-          <w:sz w:val="20"/>
-          <w:szCs w:val="20"/>
-          <w:lang w:val="en-US" w:eastAsia="en-GB"/>
-          <w14:ligatures w14:val="none"/>
-        </w:rPr>
-      </w:pPr>
-      <w:r>
-        <w:rPr>
-          <w:rFonts w:asciiTheme="majorBidi" w:eastAsia="Times New Roman" w:hAnsiTheme="majorBidi" w:cstheme="majorBidi"/>
-          <w:b/>
-          <w:bCs/>
-          <w:color w:val="0000FF"/>
+          <w:kern w:val="0"/>
+          <w:sz w:val="20"/>
+          <w:szCs w:val="20"/>
+          <w:lang w:val="en-US" w:eastAsia="en-GB"/>
+          <w14:ligatures w14:val="none"/>
+        </w:rPr>
+      </w:pPr>
+      <w:r>
+        <w:rPr>
+          <w:rFonts w:asciiTheme="majorBidi" w:eastAsia="Times New Roman" w:hAnsiTheme="majorBidi" w:cstheme="majorBidi"/>
+          <w:b/>
+          <w:bCs/>
           <w:kern w:val="0"/>
           <w:sz w:val="20"/>
           <w:szCs w:val="20"/>
@@ -2109,7 +1940,6 @@
       <w:r>
         <w:rPr>
           <w:rFonts w:asciiTheme="majorBidi" w:eastAsia="Times New Roman" w:hAnsiTheme="majorBidi" w:cstheme="majorBidi"/>
-          <w:color w:val="0000FF"/>
           <w:kern w:val="0"/>
           <w:sz w:val="20"/>
           <w:szCs w:val="20"/>
@@ -2130,20 +1960,18 @@
         <w:jc w:val="both"/>
         <w:rPr>
           <w:rFonts w:asciiTheme="majorBidi" w:eastAsia="Times New Roman" w:hAnsiTheme="majorBidi" w:cstheme="majorBidi"/>
-          <w:color w:val="0000FF"/>
-          <w:kern w:val="0"/>
-          <w:sz w:val="20"/>
-          <w:szCs w:val="20"/>
-          <w:lang w:val="en-US" w:eastAsia="en-GB"/>
-          <w14:ligatures w14:val="none"/>
-        </w:rPr>
-      </w:pPr>
-      <w:r>
-        <w:rPr>
-          <w:rFonts w:asciiTheme="majorBidi" w:eastAsia="Times New Roman" w:hAnsiTheme="majorBidi" w:cstheme="majorBidi"/>
-          <w:b/>
-          <w:bCs/>
-          <w:color w:val="0000FF"/>
+          <w:kern w:val="0"/>
+          <w:sz w:val="20"/>
+          <w:szCs w:val="20"/>
+          <w:lang w:val="en-US" w:eastAsia="en-GB"/>
+          <w14:ligatures w14:val="none"/>
+        </w:rPr>
+      </w:pPr>
+      <w:r>
+        <w:rPr>
+          <w:rFonts w:asciiTheme="majorBidi" w:eastAsia="Times New Roman" w:hAnsiTheme="majorBidi" w:cstheme="majorBidi"/>
+          <w:b/>
+          <w:bCs/>
           <w:kern w:val="0"/>
           <w:sz w:val="20"/>
           <w:szCs w:val="20"/>
@@ -2155,7 +1983,6 @@
       <w:r>
         <w:rPr>
           <w:rFonts w:asciiTheme="majorBidi" w:eastAsia="Times New Roman" w:hAnsiTheme="majorBidi" w:cstheme="majorBidi"/>
-          <w:color w:val="0000FF"/>
           <w:kern w:val="0"/>
           <w:sz w:val="20"/>
           <w:szCs w:val="20"/>
@@ -2176,20 +2003,18 @@
         <w:jc w:val="both"/>
         <w:rPr>
           <w:rFonts w:asciiTheme="majorBidi" w:eastAsia="Times New Roman" w:hAnsiTheme="majorBidi" w:cstheme="majorBidi"/>
-          <w:color w:val="0000FF"/>
-          <w:kern w:val="0"/>
-          <w:sz w:val="20"/>
-          <w:szCs w:val="20"/>
-          <w:lang w:val="en-US" w:eastAsia="en-GB"/>
-          <w14:ligatures w14:val="none"/>
-        </w:rPr>
-      </w:pPr>
-      <w:r>
-        <w:rPr>
-          <w:rFonts w:asciiTheme="majorBidi" w:eastAsia="Times New Roman" w:hAnsiTheme="majorBidi" w:cstheme="majorBidi"/>
-          <w:b/>
-          <w:bCs/>
-          <w:color w:val="0000FF"/>
+          <w:kern w:val="0"/>
+          <w:sz w:val="20"/>
+          <w:szCs w:val="20"/>
+          <w:lang w:val="en-US" w:eastAsia="en-GB"/>
+          <w14:ligatures w14:val="none"/>
+        </w:rPr>
+      </w:pPr>
+      <w:r>
+        <w:rPr>
+          <w:rFonts w:asciiTheme="majorBidi" w:eastAsia="Times New Roman" w:hAnsiTheme="majorBidi" w:cstheme="majorBidi"/>
+          <w:b/>
+          <w:bCs/>
           <w:kern w:val="0"/>
           <w:sz w:val="20"/>
           <w:szCs w:val="20"/>
@@ -2201,7 +2026,6 @@
       <w:r>
         <w:rPr>
           <w:rFonts w:asciiTheme="majorBidi" w:eastAsia="Times New Roman" w:hAnsiTheme="majorBidi" w:cstheme="majorBidi"/>
-          <w:color w:val="0000FF"/>
           <w:kern w:val="0"/>
           <w:sz w:val="20"/>
           <w:szCs w:val="20"/>
@@ -2218,20 +2042,18 @@
         <w:jc w:val="both"/>
         <w:rPr>
           <w:rFonts w:asciiTheme="majorBidi" w:eastAsia="Times New Roman" w:hAnsiTheme="majorBidi" w:cstheme="majorBidi"/>
-          <w:color w:val="373D3F"/>
-          <w:kern w:val="0"/>
-          <w:sz w:val="20"/>
-          <w:szCs w:val="20"/>
-          <w:lang w:eastAsia="en-GB"/>
-          <w14:ligatures w14:val="none"/>
-        </w:rPr>
-      </w:pPr>
-      <w:r>
-        <w:rPr>
-          <w:rFonts w:asciiTheme="majorBidi" w:eastAsia="Times New Roman" w:hAnsiTheme="majorBidi" w:cstheme="majorBidi"/>
-          <w:b/>
-          <w:bCs/>
-          <w:color w:val="373D3F"/>
+          <w:kern w:val="0"/>
+          <w:sz w:val="20"/>
+          <w:szCs w:val="20"/>
+          <w:lang w:eastAsia="en-GB"/>
+          <w14:ligatures w14:val="none"/>
+        </w:rPr>
+      </w:pPr>
+      <w:r>
+        <w:rPr>
+          <w:rFonts w:asciiTheme="majorBidi" w:eastAsia="Times New Roman" w:hAnsiTheme="majorBidi" w:cstheme="majorBidi"/>
+          <w:b/>
+          <w:bCs/>
           <w:kern w:val="0"/>
           <w:sz w:val="20"/>
           <w:szCs w:val="20"/>
@@ -2248,18 +2070,16 @@
         <w:jc w:val="both"/>
         <w:rPr>
           <w:rFonts w:asciiTheme="majorBidi" w:eastAsia="Times New Roman" w:hAnsiTheme="majorBidi" w:cstheme="majorBidi"/>
-          <w:color w:val="0000FF"/>
-          <w:kern w:val="0"/>
-          <w:sz w:val="20"/>
-          <w:szCs w:val="20"/>
-          <w:lang w:val="en-US" w:eastAsia="en-GB"/>
-          <w14:ligatures w14:val="none"/>
-        </w:rPr>
-      </w:pPr>
-      <w:r>
-        <w:rPr>
-          <w:rFonts w:asciiTheme="majorBidi" w:eastAsia="Times New Roman" w:hAnsiTheme="majorBidi" w:cstheme="majorBidi"/>
-          <w:color w:val="0000FF"/>
+          <w:kern w:val="0"/>
+          <w:sz w:val="20"/>
+          <w:szCs w:val="20"/>
+          <w:lang w:val="en-US" w:eastAsia="en-GB"/>
+          <w14:ligatures w14:val="none"/>
+        </w:rPr>
+      </w:pPr>
+      <w:r>
+        <w:rPr>
+          <w:rFonts w:asciiTheme="majorBidi" w:eastAsia="Times New Roman" w:hAnsiTheme="majorBidi" w:cstheme="majorBidi"/>
           <w:kern w:val="0"/>
           <w:sz w:val="20"/>
           <w:szCs w:val="20"/>
@@ -2280,20 +2100,18 @@
         <w:jc w:val="both"/>
         <w:rPr>
           <w:rFonts w:asciiTheme="majorBidi" w:eastAsia="Times New Roman" w:hAnsiTheme="majorBidi" w:cstheme="majorBidi"/>
-          <w:color w:val="0000FF"/>
-          <w:kern w:val="0"/>
-          <w:sz w:val="20"/>
-          <w:szCs w:val="20"/>
-          <w:lang w:val="en-US" w:eastAsia="en-GB"/>
-          <w14:ligatures w14:val="none"/>
-        </w:rPr>
-      </w:pPr>
-      <w:r>
-        <w:rPr>
-          <w:rFonts w:asciiTheme="majorBidi" w:eastAsia="Times New Roman" w:hAnsiTheme="majorBidi" w:cstheme="majorBidi"/>
-          <w:b/>
-          <w:bCs/>
-          <w:color w:val="0000FF"/>
+          <w:kern w:val="0"/>
+          <w:sz w:val="20"/>
+          <w:szCs w:val="20"/>
+          <w:lang w:val="en-US" w:eastAsia="en-GB"/>
+          <w14:ligatures w14:val="none"/>
+        </w:rPr>
+      </w:pPr>
+      <w:r>
+        <w:rPr>
+          <w:rFonts w:asciiTheme="majorBidi" w:eastAsia="Times New Roman" w:hAnsiTheme="majorBidi" w:cstheme="majorBidi"/>
+          <w:b/>
+          <w:bCs/>
           <w:kern w:val="0"/>
           <w:sz w:val="20"/>
           <w:szCs w:val="20"/>
@@ -2305,7 +2123,6 @@
       <w:r>
         <w:rPr>
           <w:rFonts w:asciiTheme="majorBidi" w:eastAsia="Times New Roman" w:hAnsiTheme="majorBidi" w:cstheme="majorBidi"/>
-          <w:color w:val="0000FF"/>
           <w:kern w:val="0"/>
           <w:sz w:val="20"/>
           <w:szCs w:val="20"/>
@@ -2326,20 +2143,18 @@
         <w:jc w:val="both"/>
         <w:rPr>
           <w:rFonts w:asciiTheme="majorBidi" w:eastAsia="Times New Roman" w:hAnsiTheme="majorBidi" w:cstheme="majorBidi"/>
-          <w:color w:val="0000FF"/>
-          <w:kern w:val="0"/>
-          <w:sz w:val="20"/>
-          <w:szCs w:val="20"/>
-          <w:lang w:val="en-US" w:eastAsia="en-GB"/>
-          <w14:ligatures w14:val="none"/>
-        </w:rPr>
-      </w:pPr>
-      <w:r>
-        <w:rPr>
-          <w:rFonts w:asciiTheme="majorBidi" w:eastAsia="Times New Roman" w:hAnsiTheme="majorBidi" w:cstheme="majorBidi"/>
-          <w:b/>
-          <w:bCs/>
-          <w:color w:val="0000FF"/>
+          <w:kern w:val="0"/>
+          <w:sz w:val="20"/>
+          <w:szCs w:val="20"/>
+          <w:lang w:val="en-US" w:eastAsia="en-GB"/>
+          <w14:ligatures w14:val="none"/>
+        </w:rPr>
+      </w:pPr>
+      <w:r>
+        <w:rPr>
+          <w:rFonts w:asciiTheme="majorBidi" w:eastAsia="Times New Roman" w:hAnsiTheme="majorBidi" w:cstheme="majorBidi"/>
+          <w:b/>
+          <w:bCs/>
           <w:kern w:val="0"/>
           <w:sz w:val="20"/>
           <w:szCs w:val="20"/>
@@ -2351,61 +2166,34 @@
       <w:r>
         <w:rPr>
           <w:rFonts w:asciiTheme="majorBidi" w:eastAsia="Times New Roman" w:hAnsiTheme="majorBidi" w:cstheme="majorBidi"/>
-          <w:color w:val="0000FF"/>
-          <w:kern w:val="0"/>
-          <w:sz w:val="20"/>
-          <w:szCs w:val="20"/>
-          <w:lang w:val="en-US" w:eastAsia="en-GB"/>
-          <w14:ligatures w14:val="none"/>
-        </w:rPr>
-        <w:t>: Provided for th</w:t>
-      </w:r>
-      <w:r>
-        <w:rPr>
-          <w:rFonts w:asciiTheme="majorBidi" w:eastAsia="Times New Roman" w:hAnsiTheme="majorBidi" w:cstheme="majorBidi"/>
-          <w:color w:val="0000FF"/>
-          <w:kern w:val="0"/>
-          <w:sz w:val="20"/>
-          <w:szCs w:val="20"/>
-          <w:lang w:val="en-US" w:eastAsia="en-GB"/>
-          <w14:ligatures w14:val="none"/>
-        </w:rPr>
-        <w:t>e</w:t>
-      </w:r>
-      <w:r>
-        <w:rPr>
-          <w:rFonts w:asciiTheme="majorBidi" w:eastAsia="Times New Roman" w:hAnsiTheme="majorBidi" w:cstheme="majorBidi"/>
-          <w:color w:val="0000FF"/>
-          <w:kern w:val="0"/>
-          <w:sz w:val="20"/>
-          <w:szCs w:val="20"/>
-          <w:lang w:val="en-US" w:eastAsia="en-GB"/>
-          <w14:ligatures w14:val="none"/>
-        </w:rPr>
-        <w:t xml:space="preserve"> course.</w:t>
-      </w:r>
-    </w:p>
-    <w:p>
-      <w:pPr>
-        <w:shd w:val="clear" w:color="auto" w:fill="FFFFFF"/>
-        <w:spacing w:before="240" w:after="0" w:line="240" w:lineRule="auto"/>
-        <w:jc w:val="both"/>
-        <w:rPr>
-          <w:rFonts w:asciiTheme="majorBidi" w:eastAsia="Times New Roman" w:hAnsiTheme="majorBidi" w:cstheme="majorBidi"/>
-          <w:color w:val="373D3F"/>
-          <w:kern w:val="0"/>
-          <w:sz w:val="20"/>
-          <w:szCs w:val="20"/>
-          <w:lang w:eastAsia="en-GB"/>
-          <w14:ligatures w14:val="none"/>
-        </w:rPr>
-      </w:pPr>
-      <w:r>
-        <w:rPr>
-          <w:rFonts w:asciiTheme="majorBidi" w:eastAsia="Times New Roman" w:hAnsiTheme="majorBidi" w:cstheme="majorBidi"/>
-          <w:b/>
-          <w:bCs/>
-          <w:color w:val="373D3F"/>
+          <w:kern w:val="0"/>
+          <w:sz w:val="20"/>
+          <w:szCs w:val="20"/>
+          <w:lang w:val="en-US" w:eastAsia="en-GB"/>
+          <w14:ligatures w14:val="none"/>
+        </w:rPr>
+        <w:t>: Provided for the course.</w:t>
+      </w:r>
+    </w:p>
+    <w:p>
+      <w:pPr>
+        <w:shd w:val="clear" w:color="auto" w:fill="FFFFFF"/>
+        <w:spacing w:before="240" w:after="0" w:line="240" w:lineRule="auto"/>
+        <w:jc w:val="both"/>
+        <w:rPr>
+          <w:rFonts w:asciiTheme="majorBidi" w:eastAsia="Times New Roman" w:hAnsiTheme="majorBidi" w:cstheme="majorBidi"/>
+          <w:kern w:val="0"/>
+          <w:sz w:val="20"/>
+          <w:szCs w:val="20"/>
+          <w:lang w:eastAsia="en-GB"/>
+          <w14:ligatures w14:val="none"/>
+        </w:rPr>
+      </w:pPr>
+      <w:r>
+        <w:rPr>
+          <w:rFonts w:asciiTheme="majorBidi" w:eastAsia="Times New Roman" w:hAnsiTheme="majorBidi" w:cstheme="majorBidi"/>
+          <w:b/>
+          <w:bCs/>
           <w:kern w:val="0"/>
           <w:sz w:val="20"/>
           <w:szCs w:val="20"/>
@@ -2422,20 +2210,18 @@
         <w:jc w:val="both"/>
         <w:rPr>
           <w:rFonts w:asciiTheme="majorBidi" w:eastAsia="Times New Roman" w:hAnsiTheme="majorBidi" w:cstheme="majorBidi"/>
-          <w:color w:val="373D3F"/>
-          <w:kern w:val="0"/>
-          <w:sz w:val="20"/>
-          <w:szCs w:val="20"/>
-          <w:lang w:eastAsia="en-GB"/>
-          <w14:ligatures w14:val="none"/>
-        </w:rPr>
-      </w:pPr>
-      <w:r>
-        <w:rPr>
-          <w:rFonts w:asciiTheme="majorBidi" w:eastAsia="Times New Roman" w:hAnsiTheme="majorBidi" w:cstheme="majorBidi"/>
-          <w:b/>
-          <w:bCs/>
-          <w:color w:val="373D3F"/>
+          <w:kern w:val="0"/>
+          <w:sz w:val="20"/>
+          <w:szCs w:val="20"/>
+          <w:lang w:eastAsia="en-GB"/>
+          <w14:ligatures w14:val="none"/>
+        </w:rPr>
+      </w:pPr>
+      <w:r>
+        <w:rPr>
+          <w:rFonts w:asciiTheme="majorBidi" w:eastAsia="Times New Roman" w:hAnsiTheme="majorBidi" w:cstheme="majorBidi"/>
+          <w:b/>
+          <w:bCs/>
           <w:kern w:val="0"/>
           <w:sz w:val="20"/>
           <w:szCs w:val="20"/>
@@ -2452,18 +2238,16 @@
         <w:jc w:val="both"/>
         <w:rPr>
           <w:rFonts w:asciiTheme="majorBidi" w:eastAsia="Times New Roman" w:hAnsiTheme="majorBidi" w:cstheme="majorBidi"/>
-          <w:color w:val="0000FF"/>
-          <w:kern w:val="0"/>
-          <w:sz w:val="20"/>
-          <w:szCs w:val="20"/>
-          <w:lang w:eastAsia="en-GB"/>
-          <w14:ligatures w14:val="none"/>
-        </w:rPr>
-      </w:pPr>
-      <w:r>
-        <w:rPr>
-          <w:rFonts w:asciiTheme="majorBidi" w:eastAsia="Times New Roman" w:hAnsiTheme="majorBidi" w:cstheme="majorBidi"/>
-          <w:color w:val="0000FF"/>
+          <w:kern w:val="0"/>
+          <w:sz w:val="20"/>
+          <w:szCs w:val="20"/>
+          <w:lang w:eastAsia="en-GB"/>
+          <w14:ligatures w14:val="none"/>
+        </w:rPr>
+      </w:pPr>
+      <w:r>
+        <w:rPr>
+          <w:rFonts w:asciiTheme="majorBidi" w:eastAsia="Times New Roman" w:hAnsiTheme="majorBidi" w:cstheme="majorBidi"/>
           <w:kern w:val="0"/>
           <w:sz w:val="20"/>
           <w:szCs w:val="20"/>
@@ -2480,20 +2264,18 @@
         <w:jc w:val="both"/>
         <w:rPr>
           <w:rFonts w:asciiTheme="majorBidi" w:eastAsia="Times New Roman" w:hAnsiTheme="majorBidi" w:cstheme="majorBidi"/>
-          <w:color w:val="373D3F"/>
-          <w:kern w:val="0"/>
-          <w:sz w:val="20"/>
-          <w:szCs w:val="20"/>
-          <w:lang w:eastAsia="en-GB"/>
-          <w14:ligatures w14:val="none"/>
-        </w:rPr>
-      </w:pPr>
-      <w:r>
-        <w:rPr>
-          <w:rFonts w:asciiTheme="majorBidi" w:eastAsia="Times New Roman" w:hAnsiTheme="majorBidi" w:cstheme="majorBidi"/>
-          <w:b/>
-          <w:bCs/>
-          <w:color w:val="373D3F"/>
+          <w:kern w:val="0"/>
+          <w:sz w:val="20"/>
+          <w:szCs w:val="20"/>
+          <w:lang w:eastAsia="en-GB"/>
+          <w14:ligatures w14:val="none"/>
+        </w:rPr>
+      </w:pPr>
+      <w:r>
+        <w:rPr>
+          <w:rFonts w:asciiTheme="majorBidi" w:eastAsia="Times New Roman" w:hAnsiTheme="majorBidi" w:cstheme="majorBidi"/>
+          <w:b/>
+          <w:bCs/>
           <w:kern w:val="0"/>
           <w:sz w:val="20"/>
           <w:szCs w:val="20"/>
@@ -2514,18 +2296,16 @@
         <w:spacing w:before="360" w:after="0" w:line="240" w:lineRule="auto"/>
         <w:rPr>
           <w:rFonts w:asciiTheme="majorBidi" w:eastAsia="Times New Roman" w:hAnsiTheme="majorBidi" w:cstheme="majorBidi"/>
-          <w:color w:val="0000FF"/>
-          <w:kern w:val="0"/>
-          <w:sz w:val="20"/>
-          <w:szCs w:val="20"/>
-          <w:lang w:val="en-US" w:eastAsia="en-GB"/>
-          <w14:ligatures w14:val="none"/>
-        </w:rPr>
-      </w:pPr>
-      <w:r>
-        <w:rPr>
-          <w:rFonts w:asciiTheme="majorBidi" w:eastAsia="Times New Roman" w:hAnsiTheme="majorBidi" w:cstheme="majorBidi"/>
-          <w:color w:val="0000FF"/>
+          <w:kern w:val="0"/>
+          <w:sz w:val="20"/>
+          <w:szCs w:val="20"/>
+          <w:lang w:val="en-US" w:eastAsia="en-GB"/>
+          <w14:ligatures w14:val="none"/>
+        </w:rPr>
+      </w:pPr>
+      <w:r>
+        <w:rPr>
+          <w:rFonts w:asciiTheme="majorBidi" w:eastAsia="Times New Roman" w:hAnsiTheme="majorBidi" w:cstheme="majorBidi"/>
           <w:kern w:val="0"/>
           <w:sz w:val="20"/>
           <w:szCs w:val="20"/>
@@ -2538,7 +2318,6 @@
       <w:r>
         <w:rPr>
           <w:rFonts w:asciiTheme="majorBidi" w:eastAsia="Times New Roman" w:hAnsiTheme="majorBidi" w:cstheme="majorBidi"/>
-          <w:color w:val="0000FF"/>
           <w:kern w:val="0"/>
           <w:sz w:val="20"/>
           <w:szCs w:val="20"/>
@@ -2551,7 +2330,6 @@
       <w:r>
         <w:rPr>
           <w:rFonts w:asciiTheme="majorBidi" w:eastAsia="Times New Roman" w:hAnsiTheme="majorBidi" w:cstheme="majorBidi"/>
-          <w:color w:val="0000FF"/>
           <w:kern w:val="0"/>
           <w:sz w:val="20"/>
           <w:szCs w:val="20"/>
@@ -2572,18 +2350,16 @@
         <w:spacing w:before="360" w:after="0" w:line="240" w:lineRule="auto"/>
         <w:rPr>
           <w:rFonts w:asciiTheme="majorBidi" w:eastAsia="Times New Roman" w:hAnsiTheme="majorBidi" w:cstheme="majorBidi"/>
-          <w:color w:val="0000FF"/>
-          <w:kern w:val="0"/>
-          <w:sz w:val="20"/>
-          <w:szCs w:val="20"/>
-          <w:lang w:val="en-US" w:eastAsia="en-GB"/>
-          <w14:ligatures w14:val="none"/>
-        </w:rPr>
-      </w:pPr>
-      <w:r>
-        <w:rPr>
-          <w:rFonts w:asciiTheme="majorBidi" w:eastAsia="Times New Roman" w:hAnsiTheme="majorBidi" w:cstheme="majorBidi"/>
-          <w:color w:val="0000FF"/>
+          <w:kern w:val="0"/>
+          <w:sz w:val="20"/>
+          <w:szCs w:val="20"/>
+          <w:lang w:val="en-US" w:eastAsia="en-GB"/>
+          <w14:ligatures w14:val="none"/>
+        </w:rPr>
+      </w:pPr>
+      <w:r>
+        <w:rPr>
+          <w:rFonts w:asciiTheme="majorBidi" w:eastAsia="Times New Roman" w:hAnsiTheme="majorBidi" w:cstheme="majorBidi"/>
           <w:kern w:val="0"/>
           <w:sz w:val="20"/>
           <w:szCs w:val="20"/>
@@ -2604,18 +2380,16 @@
         <w:spacing w:before="360" w:after="0" w:line="240" w:lineRule="auto"/>
         <w:rPr>
           <w:rFonts w:asciiTheme="majorBidi" w:eastAsia="Times New Roman" w:hAnsiTheme="majorBidi" w:cstheme="majorBidi"/>
-          <w:color w:val="0000FF"/>
-          <w:kern w:val="0"/>
-          <w:sz w:val="20"/>
-          <w:szCs w:val="20"/>
-          <w:lang w:val="en-US" w:eastAsia="en-GB"/>
-          <w14:ligatures w14:val="none"/>
-        </w:rPr>
-      </w:pPr>
-      <w:r>
-        <w:rPr>
-          <w:rFonts w:asciiTheme="majorBidi" w:eastAsia="Times New Roman" w:hAnsiTheme="majorBidi" w:cstheme="majorBidi"/>
-          <w:color w:val="0000FF"/>
+          <w:kern w:val="0"/>
+          <w:sz w:val="20"/>
+          <w:szCs w:val="20"/>
+          <w:lang w:val="en-US" w:eastAsia="en-GB"/>
+          <w14:ligatures w14:val="none"/>
+        </w:rPr>
+      </w:pPr>
+      <w:r>
+        <w:rPr>
+          <w:rFonts w:asciiTheme="majorBidi" w:eastAsia="Times New Roman" w:hAnsiTheme="majorBidi" w:cstheme="majorBidi"/>
           <w:kern w:val="0"/>
           <w:sz w:val="20"/>
           <w:szCs w:val="20"/>
@@ -2633,20 +2407,18 @@
           <w:rFonts w:asciiTheme="majorBidi" w:eastAsia="Times New Roman" w:hAnsiTheme="majorBidi" w:cstheme="majorBidi"/>
           <w:b/>
           <w:bCs/>
-          <w:color w:val="373D3F"/>
-          <w:kern w:val="0"/>
-          <w:sz w:val="20"/>
-          <w:szCs w:val="20"/>
-          <w:lang w:eastAsia="en-GB"/>
-          <w14:ligatures w14:val="none"/>
-        </w:rPr>
-      </w:pPr>
-      <w:r>
-        <w:rPr>
-          <w:rFonts w:asciiTheme="majorBidi" w:eastAsia="Times New Roman" w:hAnsiTheme="majorBidi" w:cstheme="majorBidi"/>
-          <w:b/>
-          <w:bCs/>
-          <w:color w:val="373D3F"/>
+          <w:kern w:val="0"/>
+          <w:sz w:val="20"/>
+          <w:szCs w:val="20"/>
+          <w:lang w:eastAsia="en-GB"/>
+          <w14:ligatures w14:val="none"/>
+        </w:rPr>
+      </w:pPr>
+      <w:r>
+        <w:rPr>
+          <w:rFonts w:asciiTheme="majorBidi" w:eastAsia="Times New Roman" w:hAnsiTheme="majorBidi" w:cstheme="majorBidi"/>
+          <w:b/>
+          <w:bCs/>
           <w:kern w:val="0"/>
           <w:sz w:val="20"/>
           <w:szCs w:val="20"/>
@@ -2663,7 +2435,6 @@
         <w:spacing w:before="360" w:after="0" w:line="240" w:lineRule="auto"/>
         <w:rPr>
           <w:rFonts w:asciiTheme="majorBidi" w:eastAsia="Times New Roman" w:hAnsiTheme="majorBidi" w:cstheme="majorBidi"/>
-          <w:color w:val="373D3F"/>
           <w:kern w:val="0"/>
           <w:sz w:val="20"/>
           <w:szCs w:val="20"/>
@@ -2732,20 +2503,18 @@
         <w:jc w:val="both"/>
         <w:rPr>
           <w:rFonts w:asciiTheme="majorBidi" w:eastAsia="Times New Roman" w:hAnsiTheme="majorBidi" w:cstheme="majorBidi"/>
-          <w:color w:val="373D3F"/>
-          <w:kern w:val="0"/>
-          <w:sz w:val="20"/>
-          <w:szCs w:val="20"/>
-          <w:lang w:eastAsia="en-GB"/>
-          <w14:ligatures w14:val="none"/>
-        </w:rPr>
-      </w:pPr>
-      <w:r>
-        <w:rPr>
-          <w:rFonts w:asciiTheme="majorBidi" w:eastAsia="Times New Roman" w:hAnsiTheme="majorBidi" w:cstheme="majorBidi"/>
-          <w:b/>
-          <w:bCs/>
-          <w:color w:val="373D3F"/>
+          <w:kern w:val="0"/>
+          <w:sz w:val="20"/>
+          <w:szCs w:val="20"/>
+          <w:lang w:eastAsia="en-GB"/>
+          <w14:ligatures w14:val="none"/>
+        </w:rPr>
+      </w:pPr>
+      <w:r>
+        <w:rPr>
+          <w:rFonts w:asciiTheme="majorBidi" w:eastAsia="Times New Roman" w:hAnsiTheme="majorBidi" w:cstheme="majorBidi"/>
+          <w:b/>
+          <w:bCs/>
           <w:kern w:val="0"/>
           <w:sz w:val="20"/>
           <w:szCs w:val="20"/>
@@ -2762,18 +2531,16 @@
         <w:jc w:val="both"/>
         <w:rPr>
           <w:rFonts w:asciiTheme="majorBidi" w:eastAsia="Times New Roman" w:hAnsiTheme="majorBidi" w:cstheme="majorBidi"/>
-          <w:color w:val="0000FF"/>
-          <w:kern w:val="0"/>
-          <w:sz w:val="20"/>
-          <w:szCs w:val="20"/>
-          <w:lang w:eastAsia="en-GB"/>
-          <w14:ligatures w14:val="none"/>
-        </w:rPr>
-      </w:pPr>
-      <w:r>
-        <w:rPr>
-          <w:rFonts w:asciiTheme="majorBidi" w:eastAsia="Times New Roman" w:hAnsiTheme="majorBidi" w:cstheme="majorBidi"/>
-          <w:color w:val="0000FF"/>
+          <w:kern w:val="0"/>
+          <w:sz w:val="20"/>
+          <w:szCs w:val="20"/>
+          <w:lang w:eastAsia="en-GB"/>
+          <w14:ligatures w14:val="none"/>
+        </w:rPr>
+      </w:pPr>
+      <w:r>
+        <w:rPr>
+          <w:rFonts w:asciiTheme="majorBidi" w:eastAsia="Times New Roman" w:hAnsiTheme="majorBidi" w:cstheme="majorBidi"/>
           <w:kern w:val="0"/>
           <w:sz w:val="20"/>
           <w:szCs w:val="20"/>
@@ -2790,20 +2557,18 @@
         <w:jc w:val="both"/>
         <w:rPr>
           <w:rFonts w:asciiTheme="majorBidi" w:eastAsia="Times New Roman" w:hAnsiTheme="majorBidi" w:cstheme="majorBidi"/>
-          <w:color w:val="373D3F"/>
-          <w:kern w:val="0"/>
-          <w:sz w:val="20"/>
-          <w:szCs w:val="20"/>
-          <w:lang w:eastAsia="en-GB"/>
-          <w14:ligatures w14:val="none"/>
-        </w:rPr>
-      </w:pPr>
-      <w:r>
-        <w:rPr>
-          <w:rFonts w:asciiTheme="majorBidi" w:eastAsia="Times New Roman" w:hAnsiTheme="majorBidi" w:cstheme="majorBidi"/>
-          <w:b/>
-          <w:bCs/>
-          <w:color w:val="373D3F"/>
+          <w:kern w:val="0"/>
+          <w:sz w:val="20"/>
+          <w:szCs w:val="20"/>
+          <w:lang w:eastAsia="en-GB"/>
+          <w14:ligatures w14:val="none"/>
+        </w:rPr>
+      </w:pPr>
+      <w:r>
+        <w:rPr>
+          <w:rFonts w:asciiTheme="majorBidi" w:eastAsia="Times New Roman" w:hAnsiTheme="majorBidi" w:cstheme="majorBidi"/>
+          <w:b/>
+          <w:bCs/>
           <w:kern w:val="0"/>
           <w:sz w:val="20"/>
           <w:szCs w:val="20"/>
@@ -2825,18 +2590,16 @@
         <w:jc w:val="both"/>
         <w:rPr>
           <w:rFonts w:asciiTheme="majorBidi" w:eastAsia="Times New Roman" w:hAnsiTheme="majorBidi" w:cstheme="majorBidi"/>
-          <w:color w:val="0000FF"/>
-          <w:kern w:val="0"/>
-          <w:sz w:val="20"/>
-          <w:szCs w:val="20"/>
-          <w:lang w:val="en-US" w:eastAsia="en-GB"/>
-          <w14:ligatures w14:val="none"/>
-        </w:rPr>
-      </w:pPr>
-      <w:r>
-        <w:rPr>
-          <w:rFonts w:asciiTheme="majorBidi" w:eastAsia="Times New Roman" w:hAnsiTheme="majorBidi" w:cstheme="majorBidi"/>
-          <w:color w:val="0000FF"/>
+          <w:kern w:val="0"/>
+          <w:sz w:val="20"/>
+          <w:szCs w:val="20"/>
+          <w:lang w:val="en-US" w:eastAsia="en-GB"/>
+          <w14:ligatures w14:val="none"/>
+        </w:rPr>
+      </w:pPr>
+      <w:r>
+        <w:rPr>
+          <w:rFonts w:asciiTheme="majorBidi" w:eastAsia="Times New Roman" w:hAnsiTheme="majorBidi" w:cstheme="majorBidi"/>
           <w:kern w:val="0"/>
           <w:sz w:val="20"/>
           <w:szCs w:val="20"/>
@@ -2858,18 +2621,16 @@
         <w:jc w:val="both"/>
         <w:rPr>
           <w:rFonts w:asciiTheme="majorBidi" w:eastAsia="Times New Roman" w:hAnsiTheme="majorBidi" w:cstheme="majorBidi"/>
-          <w:color w:val="0000FF"/>
-          <w:kern w:val="0"/>
-          <w:sz w:val="20"/>
-          <w:szCs w:val="20"/>
-          <w:lang w:val="en-US" w:eastAsia="en-GB"/>
-          <w14:ligatures w14:val="none"/>
-        </w:rPr>
-      </w:pPr>
-      <w:r>
-        <w:rPr>
-          <w:rFonts w:asciiTheme="majorBidi" w:eastAsia="Times New Roman" w:hAnsiTheme="majorBidi" w:cstheme="majorBidi"/>
-          <w:color w:val="0000FF"/>
+          <w:kern w:val="0"/>
+          <w:sz w:val="20"/>
+          <w:szCs w:val="20"/>
+          <w:lang w:val="en-US" w:eastAsia="en-GB"/>
+          <w14:ligatures w14:val="none"/>
+        </w:rPr>
+      </w:pPr>
+      <w:r>
+        <w:rPr>
+          <w:rFonts w:asciiTheme="majorBidi" w:eastAsia="Times New Roman" w:hAnsiTheme="majorBidi" w:cstheme="majorBidi"/>
           <w:kern w:val="0"/>
           <w:sz w:val="20"/>
           <w:szCs w:val="20"/>
@@ -2891,18 +2652,16 @@
         <w:jc w:val="both"/>
         <w:rPr>
           <w:rFonts w:asciiTheme="majorBidi" w:eastAsia="Times New Roman" w:hAnsiTheme="majorBidi" w:cstheme="majorBidi"/>
-          <w:color w:val="0000FF"/>
-          <w:kern w:val="0"/>
-          <w:sz w:val="20"/>
-          <w:szCs w:val="20"/>
-          <w:lang w:val="en-US" w:eastAsia="en-GB"/>
-          <w14:ligatures w14:val="none"/>
-        </w:rPr>
-      </w:pPr>
-      <w:r>
-        <w:rPr>
-          <w:rFonts w:asciiTheme="majorBidi" w:eastAsia="Times New Roman" w:hAnsiTheme="majorBidi" w:cstheme="majorBidi"/>
-          <w:color w:val="0000FF"/>
+          <w:kern w:val="0"/>
+          <w:sz w:val="20"/>
+          <w:szCs w:val="20"/>
+          <w:lang w:val="en-US" w:eastAsia="en-GB"/>
+          <w14:ligatures w14:val="none"/>
+        </w:rPr>
+      </w:pPr>
+      <w:r>
+        <w:rPr>
+          <w:rFonts w:asciiTheme="majorBidi" w:eastAsia="Times New Roman" w:hAnsiTheme="majorBidi" w:cstheme="majorBidi"/>
           <w:kern w:val="0"/>
           <w:sz w:val="20"/>
           <w:szCs w:val="20"/>
@@ -2919,20 +2678,18 @@
         <w:jc w:val="both"/>
         <w:rPr>
           <w:rFonts w:asciiTheme="majorBidi" w:eastAsia="Times New Roman" w:hAnsiTheme="majorBidi" w:cstheme="majorBidi"/>
-          <w:color w:val="373D3F"/>
-          <w:kern w:val="0"/>
-          <w:sz w:val="20"/>
-          <w:szCs w:val="20"/>
-          <w:lang w:eastAsia="en-GB"/>
-          <w14:ligatures w14:val="none"/>
-        </w:rPr>
-      </w:pPr>
-      <w:r>
-        <w:rPr>
-          <w:rFonts w:asciiTheme="majorBidi" w:eastAsia="Times New Roman" w:hAnsiTheme="majorBidi" w:cstheme="majorBidi"/>
-          <w:b/>
-          <w:bCs/>
-          <w:color w:val="373D3F"/>
+          <w:kern w:val="0"/>
+          <w:sz w:val="20"/>
+          <w:szCs w:val="20"/>
+          <w:lang w:eastAsia="en-GB"/>
+          <w14:ligatures w14:val="none"/>
+        </w:rPr>
+      </w:pPr>
+      <w:r>
+        <w:rPr>
+          <w:rFonts w:asciiTheme="majorBidi" w:eastAsia="Times New Roman" w:hAnsiTheme="majorBidi" w:cstheme="majorBidi"/>
+          <w:b/>
+          <w:bCs/>
           <w:kern w:val="0"/>
           <w:sz w:val="20"/>
           <w:szCs w:val="20"/>
@@ -2954,20 +2711,18 @@
         <w:jc w:val="both"/>
         <w:rPr>
           <w:rFonts w:asciiTheme="majorBidi" w:eastAsia="Times New Roman" w:hAnsiTheme="majorBidi" w:cstheme="majorBidi"/>
-          <w:color w:val="0000FF"/>
-          <w:kern w:val="0"/>
-          <w:sz w:val="20"/>
-          <w:szCs w:val="20"/>
-          <w:lang w:val="en-US" w:eastAsia="en-GB"/>
-          <w14:ligatures w14:val="none"/>
-        </w:rPr>
-      </w:pPr>
-      <w:r>
-        <w:rPr>
-          <w:rFonts w:asciiTheme="majorBidi" w:eastAsia="Times New Roman" w:hAnsiTheme="majorBidi" w:cstheme="majorBidi"/>
-          <w:b/>
-          <w:bCs/>
-          <w:color w:val="0000FF"/>
+          <w:kern w:val="0"/>
+          <w:sz w:val="20"/>
+          <w:szCs w:val="20"/>
+          <w:lang w:val="en-US" w:eastAsia="en-GB"/>
+          <w14:ligatures w14:val="none"/>
+        </w:rPr>
+      </w:pPr>
+      <w:r>
+        <w:rPr>
+          <w:rFonts w:asciiTheme="majorBidi" w:eastAsia="Times New Roman" w:hAnsiTheme="majorBidi" w:cstheme="majorBidi"/>
+          <w:b/>
+          <w:bCs/>
           <w:kern w:val="0"/>
           <w:sz w:val="20"/>
           <w:szCs w:val="20"/>
@@ -2979,7 +2734,6 @@
       <w:r>
         <w:rPr>
           <w:rFonts w:asciiTheme="majorBidi" w:eastAsia="Times New Roman" w:hAnsiTheme="majorBidi" w:cstheme="majorBidi"/>
-          <w:color w:val="0000FF"/>
           <w:kern w:val="0"/>
           <w:sz w:val="20"/>
           <w:szCs w:val="20"/>
@@ -3001,20 +2755,18 @@
         <w:jc w:val="both"/>
         <w:rPr>
           <w:rFonts w:asciiTheme="majorBidi" w:eastAsia="Times New Roman" w:hAnsiTheme="majorBidi" w:cstheme="majorBidi"/>
-          <w:color w:val="0000FF"/>
-          <w:kern w:val="0"/>
-          <w:sz w:val="20"/>
-          <w:szCs w:val="20"/>
-          <w:lang w:val="en-US" w:eastAsia="en-GB"/>
-          <w14:ligatures w14:val="none"/>
-        </w:rPr>
-      </w:pPr>
-      <w:r>
-        <w:rPr>
-          <w:rFonts w:asciiTheme="majorBidi" w:eastAsia="Times New Roman" w:hAnsiTheme="majorBidi" w:cstheme="majorBidi"/>
-          <w:b/>
-          <w:bCs/>
-          <w:color w:val="0000FF"/>
+          <w:kern w:val="0"/>
+          <w:sz w:val="20"/>
+          <w:szCs w:val="20"/>
+          <w:lang w:val="en-US" w:eastAsia="en-GB"/>
+          <w14:ligatures w14:val="none"/>
+        </w:rPr>
+      </w:pPr>
+      <w:r>
+        <w:rPr>
+          <w:rFonts w:asciiTheme="majorBidi" w:eastAsia="Times New Roman" w:hAnsiTheme="majorBidi" w:cstheme="majorBidi"/>
+          <w:b/>
+          <w:bCs/>
           <w:kern w:val="0"/>
           <w:sz w:val="20"/>
           <w:szCs w:val="20"/>
@@ -3026,7 +2778,6 @@
       <w:r>
         <w:rPr>
           <w:rFonts w:asciiTheme="majorBidi" w:eastAsia="Times New Roman" w:hAnsiTheme="majorBidi" w:cstheme="majorBidi"/>
-          <w:color w:val="0000FF"/>
           <w:kern w:val="0"/>
           <w:sz w:val="20"/>
           <w:szCs w:val="20"/>
@@ -3043,20 +2794,18 @@
         <w:jc w:val="both"/>
         <w:rPr>
           <w:rFonts w:asciiTheme="majorBidi" w:eastAsia="Times New Roman" w:hAnsiTheme="majorBidi" w:cstheme="majorBidi"/>
-          <w:color w:val="373D3F"/>
-          <w:kern w:val="0"/>
-          <w:sz w:val="20"/>
-          <w:szCs w:val="20"/>
-          <w:lang w:eastAsia="en-GB"/>
-          <w14:ligatures w14:val="none"/>
-        </w:rPr>
-      </w:pPr>
-      <w:r>
-        <w:rPr>
-          <w:rFonts w:asciiTheme="majorBidi" w:eastAsia="Times New Roman" w:hAnsiTheme="majorBidi" w:cstheme="majorBidi"/>
-          <w:b/>
-          <w:bCs/>
-          <w:color w:val="373D3F"/>
+          <w:kern w:val="0"/>
+          <w:sz w:val="20"/>
+          <w:szCs w:val="20"/>
+          <w:lang w:eastAsia="en-GB"/>
+          <w14:ligatures w14:val="none"/>
+        </w:rPr>
+      </w:pPr>
+      <w:r>
+        <w:rPr>
+          <w:rFonts w:asciiTheme="majorBidi" w:eastAsia="Times New Roman" w:hAnsiTheme="majorBidi" w:cstheme="majorBidi"/>
+          <w:b/>
+          <w:bCs/>
           <w:kern w:val="0"/>
           <w:sz w:val="20"/>
           <w:szCs w:val="20"/>
@@ -3078,18 +2827,16 @@
         <w:jc w:val="both"/>
         <w:rPr>
           <w:rFonts w:asciiTheme="majorBidi" w:eastAsia="Times New Roman" w:hAnsiTheme="majorBidi" w:cstheme="majorBidi"/>
-          <w:color w:val="0000FF"/>
-          <w:kern w:val="0"/>
-          <w:sz w:val="20"/>
-          <w:szCs w:val="20"/>
-          <w:lang w:val="en-US" w:eastAsia="en-GB"/>
-          <w14:ligatures w14:val="none"/>
-        </w:rPr>
-      </w:pPr>
-      <w:r>
-        <w:rPr>
-          <w:rFonts w:asciiTheme="majorBidi" w:eastAsia="Times New Roman" w:hAnsiTheme="majorBidi" w:cstheme="majorBidi"/>
-          <w:color w:val="0000FF"/>
+          <w:kern w:val="0"/>
+          <w:sz w:val="20"/>
+          <w:szCs w:val="20"/>
+          <w:lang w:val="en-US" w:eastAsia="en-GB"/>
+          <w14:ligatures w14:val="none"/>
+        </w:rPr>
+      </w:pPr>
+      <w:r>
+        <w:rPr>
+          <w:rFonts w:asciiTheme="majorBidi" w:eastAsia="Times New Roman" w:hAnsiTheme="majorBidi" w:cstheme="majorBidi"/>
           <w:kern w:val="0"/>
           <w:sz w:val="20"/>
           <w:szCs w:val="20"/>
@@ -3111,18 +2858,16 @@
         <w:jc w:val="both"/>
         <w:rPr>
           <w:rFonts w:asciiTheme="majorBidi" w:eastAsia="Times New Roman" w:hAnsiTheme="majorBidi" w:cstheme="majorBidi"/>
-          <w:color w:val="0000FF"/>
-          <w:kern w:val="0"/>
-          <w:sz w:val="20"/>
-          <w:szCs w:val="20"/>
-          <w:lang w:val="en-US" w:eastAsia="en-GB"/>
-          <w14:ligatures w14:val="none"/>
-        </w:rPr>
-      </w:pPr>
-      <w:r>
-        <w:rPr>
-          <w:rFonts w:asciiTheme="majorBidi" w:eastAsia="Times New Roman" w:hAnsiTheme="majorBidi" w:cstheme="majorBidi"/>
-          <w:color w:val="0000FF"/>
+          <w:kern w:val="0"/>
+          <w:sz w:val="20"/>
+          <w:szCs w:val="20"/>
+          <w:lang w:val="en-US" w:eastAsia="en-GB"/>
+          <w14:ligatures w14:val="none"/>
+        </w:rPr>
+      </w:pPr>
+      <w:r>
+        <w:rPr>
+          <w:rFonts w:asciiTheme="majorBidi" w:eastAsia="Times New Roman" w:hAnsiTheme="majorBidi" w:cstheme="majorBidi"/>
           <w:kern w:val="0"/>
           <w:sz w:val="20"/>
           <w:szCs w:val="20"/>
@@ -3139,20 +2884,18 @@
         <w:jc w:val="both"/>
         <w:rPr>
           <w:rFonts w:asciiTheme="majorBidi" w:eastAsia="Times New Roman" w:hAnsiTheme="majorBidi" w:cstheme="majorBidi"/>
-          <w:color w:val="373D3F"/>
-          <w:kern w:val="0"/>
-          <w:sz w:val="20"/>
-          <w:szCs w:val="20"/>
-          <w:lang w:eastAsia="en-GB"/>
-          <w14:ligatures w14:val="none"/>
-        </w:rPr>
-      </w:pPr>
-      <w:r>
-        <w:rPr>
-          <w:rFonts w:asciiTheme="majorBidi" w:eastAsia="Times New Roman" w:hAnsiTheme="majorBidi" w:cstheme="majorBidi"/>
-          <w:b/>
-          <w:bCs/>
-          <w:color w:val="373D3F"/>
+          <w:kern w:val="0"/>
+          <w:sz w:val="20"/>
+          <w:szCs w:val="20"/>
+          <w:lang w:eastAsia="en-GB"/>
+          <w14:ligatures w14:val="none"/>
+        </w:rPr>
+      </w:pPr>
+      <w:r>
+        <w:rPr>
+          <w:rFonts w:asciiTheme="majorBidi" w:eastAsia="Times New Roman" w:hAnsiTheme="majorBidi" w:cstheme="majorBidi"/>
+          <w:b/>
+          <w:bCs/>
           <w:kern w:val="0"/>
           <w:sz w:val="20"/>
           <w:szCs w:val="20"/>
@@ -3169,62 +2912,44 @@
         <w:jc w:val="both"/>
         <w:rPr>
           <w:rFonts w:asciiTheme="majorBidi" w:eastAsia="Times New Roman" w:hAnsiTheme="majorBidi" w:cstheme="majorBidi"/>
-          <w:color w:val="373D3F"/>
-          <w:kern w:val="0"/>
-          <w:sz w:val="20"/>
-          <w:szCs w:val="20"/>
-          <w:lang w:eastAsia="en-GB"/>
-          <w14:ligatures w14:val="none"/>
-        </w:rPr>
-      </w:pPr>
-      <w:r>
-        <w:rPr>
-          <w:rFonts w:asciiTheme="majorBidi" w:eastAsia="Times New Roman" w:hAnsiTheme="majorBidi" w:cstheme="majorBidi"/>
-          <w:b/>
-          <w:bCs/>
-          <w:color w:val="373D3F"/>
-          <w:kern w:val="0"/>
-          <w:sz w:val="20"/>
-          <w:szCs w:val="20"/>
-          <w:lang w:eastAsia="en-GB"/>
-          <w14:ligatures w14:val="none"/>
-        </w:rPr>
-        <w:t>3.1. </w:t>
-      </w:r>
-      <w:r>
-        <w:rPr>
-          <w:rFonts w:asciiTheme="majorBidi" w:eastAsia="Times New Roman" w:hAnsiTheme="majorBidi" w:cstheme="majorBidi"/>
-          <w:b/>
-          <w:bCs/>
-          <w:color w:val="0000FF"/>
-          <w:kern w:val="0"/>
-          <w:sz w:val="20"/>
-          <w:szCs w:val="20"/>
-          <w:lang w:eastAsia="en-GB"/>
-          <w14:ligatures w14:val="none"/>
-        </w:rPr>
-        <w:t>Water Level Monitoring</w:t>
-      </w:r>
-    </w:p>
-    <w:p>
-      <w:pPr>
-        <w:shd w:val="clear" w:color="auto" w:fill="FFFFFF"/>
-        <w:spacing w:before="240" w:after="0" w:line="240" w:lineRule="auto"/>
-        <w:jc w:val="both"/>
-        <w:rPr>
-          <w:rFonts w:asciiTheme="majorBidi" w:eastAsia="Times New Roman" w:hAnsiTheme="majorBidi" w:cstheme="majorBidi"/>
-          <w:color w:val="373D3F"/>
-          <w:kern w:val="0"/>
-          <w:sz w:val="20"/>
-          <w:szCs w:val="20"/>
-          <w:lang w:eastAsia="en-GB"/>
-          <w14:ligatures w14:val="none"/>
-        </w:rPr>
-      </w:pPr>
-      <w:r>
-        <w:rPr>
-          <w:rFonts w:asciiTheme="majorBidi" w:eastAsia="Times New Roman" w:hAnsiTheme="majorBidi" w:cstheme="majorBidi"/>
-          <w:color w:val="0000FF"/>
+          <w:kern w:val="0"/>
+          <w:sz w:val="20"/>
+          <w:szCs w:val="20"/>
+          <w:lang w:eastAsia="en-GB"/>
+          <w14:ligatures w14:val="none"/>
+        </w:rPr>
+      </w:pPr>
+      <w:r>
+        <w:rPr>
+          <w:rFonts w:asciiTheme="majorBidi" w:eastAsia="Times New Roman" w:hAnsiTheme="majorBidi" w:cstheme="majorBidi"/>
+          <w:b/>
+          <w:bCs/>
+          <w:kern w:val="0"/>
+          <w:sz w:val="20"/>
+          <w:szCs w:val="20"/>
+          <w:lang w:eastAsia="en-GB"/>
+          <w14:ligatures w14:val="none"/>
+        </w:rPr>
+        <w:t>3.1. Water Level Monitoring</w:t>
+      </w:r>
+    </w:p>
+    <w:p>
+      <w:pPr>
+        <w:shd w:val="clear" w:color="auto" w:fill="FFFFFF"/>
+        <w:spacing w:before="240" w:after="0" w:line="240" w:lineRule="auto"/>
+        <w:jc w:val="both"/>
+        <w:rPr>
+          <w:rFonts w:asciiTheme="majorBidi" w:eastAsia="Times New Roman" w:hAnsiTheme="majorBidi" w:cstheme="majorBidi"/>
+          <w:kern w:val="0"/>
+          <w:sz w:val="20"/>
+          <w:szCs w:val="20"/>
+          <w:lang w:eastAsia="en-GB"/>
+          <w14:ligatures w14:val="none"/>
+        </w:rPr>
+      </w:pPr>
+      <w:r>
+        <w:rPr>
+          <w:rFonts w:asciiTheme="majorBidi" w:eastAsia="Times New Roman" w:hAnsiTheme="majorBidi" w:cstheme="majorBidi"/>
           <w:kern w:val="0"/>
           <w:sz w:val="20"/>
           <w:szCs w:val="20"/>
@@ -3243,76 +2968,44 @@
           <w:rFonts w:asciiTheme="majorBidi" w:eastAsia="Times New Roman" w:hAnsiTheme="majorBidi" w:cstheme="majorBidi"/>
           <w:b/>
           <w:bCs/>
-          <w:color w:val="0000FF"/>
-          <w:kern w:val="0"/>
-          <w:sz w:val="20"/>
-          <w:szCs w:val="20"/>
-          <w:lang w:eastAsia="en-GB"/>
-          <w14:ligatures w14:val="none"/>
-        </w:rPr>
-      </w:pPr>
-      <w:r>
-        <w:rPr>
-          <w:rFonts w:asciiTheme="majorBidi" w:eastAsia="Times New Roman" w:hAnsiTheme="majorBidi" w:cstheme="majorBidi"/>
-          <w:b/>
-          <w:bCs/>
-          <w:color w:val="373D3F"/>
-          <w:kern w:val="0"/>
-          <w:sz w:val="20"/>
-          <w:szCs w:val="20"/>
-          <w:lang w:eastAsia="en-GB"/>
-          <w14:ligatures w14:val="none"/>
-        </w:rPr>
-        <w:t>3.</w:t>
-      </w:r>
-      <w:r>
-        <w:rPr>
-          <w:rFonts w:asciiTheme="majorBidi" w:eastAsia="Times New Roman" w:hAnsiTheme="majorBidi" w:cstheme="majorBidi"/>
-          <w:b/>
-          <w:bCs/>
-          <w:color w:val="373D3F"/>
-          <w:kern w:val="0"/>
-          <w:sz w:val="20"/>
-          <w:szCs w:val="20"/>
-          <w:lang w:eastAsia="en-GB"/>
-          <w14:ligatures w14:val="none"/>
-        </w:rPr>
-        <w:t xml:space="preserve">2 </w:t>
-      </w:r>
-      <w:r>
-        <w:rPr>
-          <w:rFonts w:asciiTheme="majorBidi" w:eastAsia="Times New Roman" w:hAnsiTheme="majorBidi" w:cstheme="majorBidi"/>
-          <w:b/>
-          <w:bCs/>
-          <w:color w:val="0000FF"/>
-          <w:kern w:val="0"/>
-          <w:sz w:val="20"/>
-          <w:szCs w:val="20"/>
-          <w:lang w:eastAsia="en-GB"/>
-          <w14:ligatures w14:val="none"/>
-        </w:rPr>
-        <w:t>Automated Alert Management</w:t>
-      </w:r>
-    </w:p>
-    <w:p>
-      <w:pPr>
-        <w:shd w:val="clear" w:color="auto" w:fill="FFFFFF"/>
-        <w:spacing w:before="240" w:after="0" w:line="240" w:lineRule="auto"/>
-        <w:jc w:val="both"/>
-        <w:rPr>
-          <w:rFonts w:asciiTheme="majorBidi" w:eastAsia="Times New Roman" w:hAnsiTheme="majorBidi" w:cstheme="majorBidi"/>
-          <w:color w:val="373D3F"/>
-          <w:kern w:val="0"/>
-          <w:sz w:val="20"/>
-          <w:szCs w:val="20"/>
-          <w:lang w:eastAsia="en-GB"/>
-          <w14:ligatures w14:val="none"/>
-        </w:rPr>
-      </w:pPr>
-      <w:r>
-        <w:rPr>
-          <w:rFonts w:asciiTheme="majorBidi" w:eastAsia="Times New Roman" w:hAnsiTheme="majorBidi" w:cstheme="majorBidi"/>
-          <w:color w:val="0000FF"/>
+          <w:kern w:val="0"/>
+          <w:sz w:val="20"/>
+          <w:szCs w:val="20"/>
+          <w:lang w:eastAsia="en-GB"/>
+          <w14:ligatures w14:val="none"/>
+        </w:rPr>
+      </w:pPr>
+      <w:r>
+        <w:rPr>
+          <w:rFonts w:asciiTheme="majorBidi" w:eastAsia="Times New Roman" w:hAnsiTheme="majorBidi" w:cstheme="majorBidi"/>
+          <w:b/>
+          <w:bCs/>
+          <w:kern w:val="0"/>
+          <w:sz w:val="20"/>
+          <w:szCs w:val="20"/>
+          <w:lang w:eastAsia="en-GB"/>
+          <w14:ligatures w14:val="none"/>
+        </w:rPr>
+        <w:t>3.2 Automated Alert Management</w:t>
+      </w:r>
+    </w:p>
+    <w:p>
+      <w:pPr>
+        <w:shd w:val="clear" w:color="auto" w:fill="FFFFFF"/>
+        <w:spacing w:before="240" w:after="0" w:line="240" w:lineRule="auto"/>
+        <w:jc w:val="both"/>
+        <w:rPr>
+          <w:rFonts w:asciiTheme="majorBidi" w:eastAsia="Times New Roman" w:hAnsiTheme="majorBidi" w:cstheme="majorBidi"/>
+          <w:kern w:val="0"/>
+          <w:sz w:val="20"/>
+          <w:szCs w:val="20"/>
+          <w:lang w:eastAsia="en-GB"/>
+          <w14:ligatures w14:val="none"/>
+        </w:rPr>
+      </w:pPr>
+      <w:r>
+        <w:rPr>
+          <w:rFonts w:asciiTheme="majorBidi" w:eastAsia="Times New Roman" w:hAnsiTheme="majorBidi" w:cstheme="majorBidi"/>
           <w:kern w:val="0"/>
           <w:sz w:val="20"/>
           <w:szCs w:val="20"/>
@@ -3329,20 +3022,18 @@
         <w:jc w:val="both"/>
         <w:rPr>
           <w:rFonts w:asciiTheme="majorBidi" w:eastAsia="Times New Roman" w:hAnsiTheme="majorBidi" w:cstheme="majorBidi"/>
-          <w:color w:val="373D3F"/>
-          <w:kern w:val="0"/>
-          <w:sz w:val="20"/>
-          <w:szCs w:val="20"/>
-          <w:lang w:eastAsia="en-GB"/>
-          <w14:ligatures w14:val="none"/>
-        </w:rPr>
-      </w:pPr>
-      <w:r>
-        <w:rPr>
-          <w:rFonts w:asciiTheme="majorBidi" w:eastAsia="Times New Roman" w:hAnsiTheme="majorBidi" w:cstheme="majorBidi"/>
-          <w:b/>
-          <w:bCs/>
-          <w:color w:val="373D3F"/>
+          <w:kern w:val="0"/>
+          <w:sz w:val="20"/>
+          <w:szCs w:val="20"/>
+          <w:lang w:eastAsia="en-GB"/>
+          <w14:ligatures w14:val="none"/>
+        </w:rPr>
+      </w:pPr>
+      <w:r>
+        <w:rPr>
+          <w:rFonts w:asciiTheme="majorBidi" w:eastAsia="Times New Roman" w:hAnsiTheme="majorBidi" w:cstheme="majorBidi"/>
+          <w:b/>
+          <w:bCs/>
           <w:kern w:val="0"/>
           <w:sz w:val="20"/>
           <w:szCs w:val="20"/>
@@ -3359,20 +3050,18 @@
         <w:jc w:val="both"/>
         <w:rPr>
           <w:rFonts w:asciiTheme="majorBidi" w:eastAsia="Times New Roman" w:hAnsiTheme="majorBidi" w:cstheme="majorBidi"/>
-          <w:color w:val="373D3F"/>
-          <w:kern w:val="0"/>
-          <w:sz w:val="20"/>
-          <w:szCs w:val="20"/>
-          <w:lang w:eastAsia="en-GB"/>
-          <w14:ligatures w14:val="none"/>
-        </w:rPr>
-      </w:pPr>
-      <w:r>
-        <w:rPr>
-          <w:rFonts w:asciiTheme="majorBidi" w:eastAsia="Times New Roman" w:hAnsiTheme="majorBidi" w:cstheme="majorBidi"/>
-          <w:b/>
-          <w:bCs/>
-          <w:color w:val="373D3F"/>
+          <w:kern w:val="0"/>
+          <w:sz w:val="20"/>
+          <w:szCs w:val="20"/>
+          <w:lang w:eastAsia="en-GB"/>
+          <w14:ligatures w14:val="none"/>
+        </w:rPr>
+      </w:pPr>
+      <w:r>
+        <w:rPr>
+          <w:rFonts w:asciiTheme="majorBidi" w:eastAsia="Times New Roman" w:hAnsiTheme="majorBidi" w:cstheme="majorBidi"/>
+          <w:b/>
+          <w:bCs/>
           <w:kern w:val="0"/>
           <w:sz w:val="20"/>
           <w:szCs w:val="20"/>
@@ -3389,20 +3078,18 @@
         <w:jc w:val="both"/>
         <w:rPr>
           <w:rFonts w:asciiTheme="majorBidi" w:eastAsia="Times New Roman" w:hAnsiTheme="majorBidi" w:cstheme="majorBidi"/>
-          <w:color w:val="373D3F"/>
-          <w:kern w:val="0"/>
-          <w:sz w:val="20"/>
-          <w:szCs w:val="20"/>
-          <w:lang w:eastAsia="en-GB"/>
-          <w14:ligatures w14:val="none"/>
-        </w:rPr>
-      </w:pPr>
-      <w:r>
-        <w:rPr>
-          <w:rFonts w:asciiTheme="majorBidi" w:eastAsia="Times New Roman" w:hAnsiTheme="majorBidi" w:cstheme="majorBidi"/>
-          <w:b/>
-          <w:bCs/>
-          <w:color w:val="373D3F"/>
+          <w:kern w:val="0"/>
+          <w:sz w:val="20"/>
+          <w:szCs w:val="20"/>
+          <w:lang w:eastAsia="en-GB"/>
+          <w14:ligatures w14:val="none"/>
+        </w:rPr>
+      </w:pPr>
+      <w:r>
+        <w:rPr>
+          <w:rFonts w:asciiTheme="majorBidi" w:eastAsia="Times New Roman" w:hAnsiTheme="majorBidi" w:cstheme="majorBidi"/>
+          <w:b/>
+          <w:bCs/>
           <w:kern w:val="0"/>
           <w:sz w:val="20"/>
           <w:szCs w:val="20"/>
@@ -3419,96 +3106,44 @@
         <w:jc w:val="both"/>
         <w:rPr>
           <w:rFonts w:asciiTheme="majorBidi" w:eastAsia="Times New Roman" w:hAnsiTheme="majorBidi" w:cstheme="majorBidi"/>
-          <w:color w:val="0000FF"/>
-          <w:kern w:val="0"/>
-          <w:sz w:val="20"/>
-          <w:szCs w:val="20"/>
-          <w:lang w:eastAsia="en-GB"/>
-          <w14:ligatures w14:val="none"/>
-        </w:rPr>
-      </w:pPr>
-      <w:r>
-        <w:rPr>
-          <w:rFonts w:asciiTheme="majorBidi" w:eastAsia="Times New Roman" w:hAnsiTheme="majorBidi" w:cstheme="majorBidi"/>
-          <w:color w:val="0000FF"/>
-          <w:kern w:val="0"/>
-          <w:sz w:val="20"/>
-          <w:szCs w:val="20"/>
-          <w:lang w:eastAsia="en-GB"/>
-          <w14:ligatures w14:val="none"/>
-        </w:rPr>
-        <w:t>The system shall provide a Graphical User Interface dashboard for Dam Operators. The dashboard will feature real-time data visualization</w:t>
-      </w:r>
-      <w:r>
-        <w:rPr>
-          <w:rFonts w:asciiTheme="majorBidi" w:eastAsia="Times New Roman" w:hAnsiTheme="majorBidi" w:cstheme="majorBidi"/>
-          <w:color w:val="0000FF"/>
-          <w:kern w:val="0"/>
-          <w:sz w:val="20"/>
-          <w:szCs w:val="20"/>
-          <w:lang w:eastAsia="en-GB"/>
-          <w14:ligatures w14:val="none"/>
-        </w:rPr>
-        <w:t xml:space="preserve"> </w:t>
-      </w:r>
-      <w:r>
-        <w:rPr>
-          <w:rFonts w:asciiTheme="majorBidi" w:eastAsia="Times New Roman" w:hAnsiTheme="majorBidi" w:cstheme="majorBidi"/>
-          <w:color w:val="0000FF"/>
-          <w:kern w:val="0"/>
-          <w:sz w:val="20"/>
-          <w:szCs w:val="20"/>
-          <w:lang w:eastAsia="en-GB"/>
-          <w14:ligatures w14:val="none"/>
-        </w:rPr>
-        <w:t>and distinct visual indicators</w:t>
-      </w:r>
-      <w:r>
-        <w:rPr>
-          <w:rFonts w:asciiTheme="majorBidi" w:eastAsia="Times New Roman" w:hAnsiTheme="majorBidi" w:cstheme="majorBidi"/>
-          <w:color w:val="0000FF"/>
-          <w:kern w:val="0"/>
-          <w:sz w:val="20"/>
-          <w:szCs w:val="20"/>
-          <w:lang w:eastAsia="en-GB"/>
-          <w14:ligatures w14:val="none"/>
-        </w:rPr>
-        <w:t xml:space="preserve"> </w:t>
-      </w:r>
-      <w:r>
-        <w:rPr>
-          <w:rFonts w:asciiTheme="majorBidi" w:eastAsia="Times New Roman" w:hAnsiTheme="majorBidi" w:cstheme="majorBidi"/>
-          <w:color w:val="0000FF"/>
-          <w:kern w:val="0"/>
-          <w:sz w:val="20"/>
-          <w:szCs w:val="20"/>
-          <w:lang w:eastAsia="en-GB"/>
-          <w14:ligatures w14:val="none"/>
-        </w:rPr>
-        <w:t xml:space="preserve">when alerts are triggered. </w:t>
-      </w:r>
-    </w:p>
-    <w:p>
-      <w:pPr>
-        <w:shd w:val="clear" w:color="auto" w:fill="FFFFFF"/>
-        <w:spacing w:before="240" w:after="0" w:line="240" w:lineRule="auto"/>
-        <w:jc w:val="both"/>
-        <w:rPr>
-          <w:rFonts w:asciiTheme="majorBidi" w:eastAsia="Times New Roman" w:hAnsiTheme="majorBidi" w:cstheme="majorBidi"/>
-          <w:color w:val="373D3F"/>
-          <w:kern w:val="0"/>
-          <w:sz w:val="20"/>
-          <w:szCs w:val="20"/>
-          <w:lang w:eastAsia="en-GB"/>
-          <w14:ligatures w14:val="none"/>
-        </w:rPr>
-      </w:pPr>
-      <w:r>
-        <w:rPr>
-          <w:rFonts w:asciiTheme="majorBidi" w:eastAsia="Times New Roman" w:hAnsiTheme="majorBidi" w:cstheme="majorBidi"/>
-          <w:b/>
-          <w:bCs/>
-          <w:color w:val="373D3F"/>
+          <w:kern w:val="0"/>
+          <w:sz w:val="20"/>
+          <w:szCs w:val="20"/>
+          <w:lang w:eastAsia="en-GB"/>
+          <w14:ligatures w14:val="none"/>
+        </w:rPr>
+      </w:pPr>
+      <w:r>
+        <w:rPr>
+          <w:rFonts w:asciiTheme="majorBidi" w:eastAsia="Times New Roman" w:hAnsiTheme="majorBidi" w:cstheme="majorBidi"/>
+          <w:kern w:val="0"/>
+          <w:sz w:val="20"/>
+          <w:szCs w:val="20"/>
+          <w:lang w:eastAsia="en-GB"/>
+          <w14:ligatures w14:val="none"/>
+        </w:rPr>
+        <w:t xml:space="preserve">The system shall provide a Graphical User Interface dashboard for Dam Operators. The dashboard will feature real-time data visualization and distinct visual indicators when alerts are triggered. </w:t>
+      </w:r>
+    </w:p>
+    <w:p>
+      <w:pPr>
+        <w:shd w:val="clear" w:color="auto" w:fill="FFFFFF"/>
+        <w:spacing w:before="240" w:after="0" w:line="240" w:lineRule="auto"/>
+        <w:jc w:val="both"/>
+        <w:rPr>
+          <w:rFonts w:asciiTheme="majorBidi" w:eastAsia="Times New Roman" w:hAnsiTheme="majorBidi" w:cstheme="majorBidi"/>
+          <w:kern w:val="0"/>
+          <w:sz w:val="20"/>
+          <w:szCs w:val="20"/>
+          <w:lang w:eastAsia="en-GB"/>
+          <w14:ligatures w14:val="none"/>
+        </w:rPr>
+      </w:pPr>
+      <w:r>
+        <w:rPr>
+          <w:rFonts w:asciiTheme="majorBidi" w:eastAsia="Times New Roman" w:hAnsiTheme="majorBidi" w:cstheme="majorBidi"/>
+          <w:b/>
+          <w:bCs/>
           <w:kern w:val="0"/>
           <w:sz w:val="20"/>
           <w:szCs w:val="20"/>
@@ -3526,6 +3161,127 @@
         <w:jc w:val="both"/>
         <w:rPr>
           <w:rFonts w:asciiTheme="majorBidi" w:eastAsia="Times New Roman" w:hAnsiTheme="majorBidi" w:cstheme="majorBidi"/>
+          <w:kern w:val="0"/>
+          <w:sz w:val="20"/>
+          <w:szCs w:val="20"/>
+          <w:lang w:eastAsia="en-GB"/>
+          <w14:ligatures w14:val="none"/>
+        </w:rPr>
+      </w:pPr>
+      <w:r>
+        <w:rPr>
+          <w:rFonts w:asciiTheme="majorBidi" w:eastAsia="Times New Roman" w:hAnsiTheme="majorBidi" w:cstheme="majorBidi"/>
+          <w:kern w:val="0"/>
+          <w:sz w:val="20"/>
+          <w:szCs w:val="20"/>
+          <w:lang w:eastAsia="en-GB"/>
+          <w14:ligatures w14:val="none"/>
+        </w:rPr>
+        <w:t>The software must establish a connection protocol to interface directly with physical water level sensors to receive continuous telemetry data.</w:t>
+      </w:r>
+    </w:p>
+    <w:p>
+      <w:pPr>
+        <w:shd w:val="clear" w:color="auto" w:fill="FFFFFF"/>
+        <w:spacing w:before="240" w:after="0" w:line="240" w:lineRule="auto"/>
+        <w:jc w:val="both"/>
+        <w:rPr>
+          <w:rFonts w:asciiTheme="majorBidi" w:eastAsia="Times New Roman" w:hAnsiTheme="majorBidi" w:cstheme="majorBidi"/>
+          <w:kern w:val="0"/>
+          <w:sz w:val="20"/>
+          <w:szCs w:val="20"/>
+          <w:lang w:eastAsia="en-GB"/>
+          <w14:ligatures w14:val="none"/>
+        </w:rPr>
+      </w:pPr>
+      <w:r>
+        <w:rPr>
+          <w:rFonts w:asciiTheme="majorBidi" w:eastAsia="Times New Roman" w:hAnsiTheme="majorBidi" w:cstheme="majorBidi"/>
+          <w:b/>
+          <w:bCs/>
+          <w:kern w:val="0"/>
+          <w:sz w:val="20"/>
+          <w:szCs w:val="20"/>
+          <w:lang w:eastAsia="en-GB"/>
+          <w14:ligatures w14:val="none"/>
+        </w:rPr>
+        <w:t>4.3. Software Interfaces</w:t>
+      </w:r>
+    </w:p>
+    <w:p>
+      <w:pPr>
+        <w:shd w:val="clear" w:color="auto" w:fill="FFFFFF"/>
+        <w:spacing w:before="240" w:after="0" w:line="240" w:lineRule="auto"/>
+        <w:jc w:val="both"/>
+        <w:rPr>
+          <w:rFonts w:asciiTheme="majorBidi" w:eastAsia="Times New Roman" w:hAnsiTheme="majorBidi" w:cstheme="majorBidi"/>
+          <w:kern w:val="0"/>
+          <w:sz w:val="20"/>
+          <w:szCs w:val="20"/>
+          <w:lang w:eastAsia="en-GB"/>
+          <w14:ligatures w14:val="none"/>
+        </w:rPr>
+      </w:pPr>
+      <w:r>
+        <w:rPr>
+          <w:rFonts w:asciiTheme="majorBidi" w:eastAsia="Times New Roman" w:hAnsiTheme="majorBidi" w:cstheme="majorBidi"/>
+          <w:kern w:val="0"/>
+          <w:sz w:val="20"/>
+          <w:szCs w:val="20"/>
+          <w:lang w:eastAsia="en-GB"/>
+          <w14:ligatures w14:val="none"/>
+        </w:rPr>
+        <w:t>The system will interface with standard external email and SMS APIs to dispatch automated notifications when critical thresholds are met.</w:t>
+      </w:r>
+    </w:p>
+    <w:p>
+      <w:pPr>
+        <w:shd w:val="clear" w:color="auto" w:fill="FFFFFF"/>
+        <w:spacing w:before="240" w:after="0" w:line="240" w:lineRule="auto"/>
+        <w:jc w:val="both"/>
+        <w:rPr>
+          <w:rFonts w:asciiTheme="majorBidi" w:eastAsia="Times New Roman" w:hAnsiTheme="majorBidi" w:cstheme="majorBidi"/>
+          <w:color w:val="373D3F"/>
+          <w:kern w:val="0"/>
+          <w:sz w:val="20"/>
+          <w:szCs w:val="20"/>
+          <w:lang w:eastAsia="en-GB"/>
+          <w14:ligatures w14:val="none"/>
+        </w:rPr>
+      </w:pPr>
+      <w:r>
+        <w:rPr>
+          <w:rFonts w:asciiTheme="majorBidi" w:eastAsia="Times New Roman" w:hAnsiTheme="majorBidi" w:cstheme="majorBidi"/>
+          <w:b/>
+          <w:bCs/>
+          <w:color w:val="373D3F"/>
+          <w:kern w:val="0"/>
+          <w:sz w:val="20"/>
+          <w:szCs w:val="20"/>
+          <w:lang w:eastAsia="en-GB"/>
+          <w14:ligatures w14:val="none"/>
+        </w:rPr>
+        <w:t>5. System Features/Modules</w:t>
+      </w:r>
+    </w:p>
+    <w:p>
+      <w:pPr>
+        <w:shd w:val="clear" w:color="auto" w:fill="FFFFFF"/>
+        <w:spacing w:before="240" w:after="0" w:line="240" w:lineRule="auto"/>
+        <w:jc w:val="both"/>
+        <w:rPr>
+          <w:rFonts w:asciiTheme="majorBidi" w:eastAsia="Times New Roman" w:hAnsiTheme="majorBidi" w:cstheme="majorBidi"/>
+          <w:color w:val="373D3F"/>
+          <w:kern w:val="0"/>
+          <w:sz w:val="20"/>
+          <w:szCs w:val="20"/>
+          <w:lang w:eastAsia="en-GB"/>
+          <w14:ligatures w14:val="none"/>
+        </w:rPr>
+      </w:pPr>
+      <w:r>
+        <w:rPr>
+          <w:rFonts w:asciiTheme="majorBidi" w:eastAsia="Times New Roman" w:hAnsiTheme="majorBidi" w:cstheme="majorBidi"/>
           <w:color w:val="0000FF"/>
           <w:kern w:val="0"/>
           <w:sz w:val="20"/>
@@ -3533,7 +3289,9 @@
           <w:lang w:eastAsia="en-GB"/>
           <w14:ligatures w14:val="none"/>
         </w:rPr>
-      </w:pPr>
+        <w:t xml:space="preserve">«This template illustrates organizing the functional requirements for the product by system features, the major services provided by the </w:t>
+      </w:r>
+      <w:proofErr w:type="gramStart"/>
       <w:r>
         <w:rPr>
           <w:rFonts w:asciiTheme="majorBidi" w:eastAsia="Times New Roman" w:hAnsiTheme="majorBidi" w:cstheme="majorBidi"/>
@@ -3544,8 +3302,9 @@
           <w:lang w:eastAsia="en-GB"/>
           <w14:ligatures w14:val="none"/>
         </w:rPr>
-        <w:t>The software must establish a connection protocol to interface directly with physical water level sensors to receive continuous telemetry data.</w:t>
-      </w:r>
+        <w:t>product.»</w:t>
+      </w:r>
+      <w:proofErr w:type="gramEnd"/>
     </w:p>
     <w:p>
       <w:pPr>
@@ -3574,16 +3333,13 @@
           <w:lang w:eastAsia="en-GB"/>
           <w14:ligatures w14:val="none"/>
         </w:rPr>
-        <w:t>4.3. Software Interfaces</w:t>
-      </w:r>
-    </w:p>
-    <w:p>
-      <w:pPr>
-        <w:shd w:val="clear" w:color="auto" w:fill="FFFFFF"/>
-        <w:spacing w:before="240" w:after="0" w:line="240" w:lineRule="auto"/>
-        <w:jc w:val="both"/>
-        <w:rPr>
-          <w:rFonts w:asciiTheme="majorBidi" w:eastAsia="Times New Roman" w:hAnsiTheme="majorBidi" w:cstheme="majorBidi"/>
+        <w:t>5.1. </w:t>
+      </w:r>
+      <w:r>
+        <w:rPr>
+          <w:rFonts w:asciiTheme="majorBidi" w:eastAsia="Times New Roman" w:hAnsiTheme="majorBidi" w:cstheme="majorBidi"/>
+          <w:b/>
+          <w:bCs/>
           <w:color w:val="0000FF"/>
           <w:kern w:val="0"/>
           <w:sz w:val="20"/>
@@ -3591,6 +3347,53 @@
           <w:lang w:eastAsia="en-GB"/>
           <w14:ligatures w14:val="none"/>
         </w:rPr>
+        <w:t>«System Feature Name»</w:t>
+      </w:r>
+    </w:p>
+    <w:p>
+      <w:pPr>
+        <w:shd w:val="clear" w:color="auto" w:fill="FFFFFF"/>
+        <w:spacing w:before="240" w:after="0" w:line="240" w:lineRule="auto"/>
+        <w:jc w:val="both"/>
+        <w:rPr>
+          <w:rFonts w:asciiTheme="majorBidi" w:eastAsia="Times New Roman" w:hAnsiTheme="majorBidi" w:cstheme="majorBidi"/>
+          <w:color w:val="373D3F"/>
+          <w:kern w:val="0"/>
+          <w:sz w:val="20"/>
+          <w:szCs w:val="20"/>
+          <w:lang w:eastAsia="en-GB"/>
+          <w14:ligatures w14:val="none"/>
+        </w:rPr>
+      </w:pPr>
+      <w:r>
+        <w:rPr>
+          <w:rFonts w:asciiTheme="majorBidi" w:eastAsia="Times New Roman" w:hAnsiTheme="majorBidi" w:cstheme="majorBidi"/>
+          <w:b/>
+          <w:bCs/>
+          <w:color w:val="373D3F"/>
+          <w:kern w:val="0"/>
+          <w:sz w:val="20"/>
+          <w:szCs w:val="20"/>
+          <w:lang w:eastAsia="en-GB"/>
+          <w14:ligatures w14:val="none"/>
+        </w:rPr>
+        <w:t>5.1.1 Description and Priority</w:t>
+      </w:r>
+    </w:p>
+    <w:p>
+      <w:pPr>
+        <w:shd w:val="clear" w:color="auto" w:fill="FFFFFF"/>
+        <w:spacing w:before="240" w:after="0" w:line="240" w:lineRule="auto"/>
+        <w:jc w:val="both"/>
+        <w:rPr>
+          <w:rFonts w:asciiTheme="majorBidi" w:eastAsia="Times New Roman" w:hAnsiTheme="majorBidi" w:cstheme="majorBidi"/>
+          <w:color w:val="373D3F"/>
+          <w:kern w:val="0"/>
+          <w:sz w:val="20"/>
+          <w:szCs w:val="20"/>
+          <w:lang w:eastAsia="en-GB"/>
+          <w14:ligatures w14:val="none"/>
+        </w:rPr>
       </w:pPr>
       <w:r>
         <w:rPr>
@@ -3602,8 +3405,9 @@
           <w:lang w:eastAsia="en-GB"/>
           <w14:ligatures w14:val="none"/>
         </w:rPr>
-        <w:t xml:space="preserve">The system will interface with standard external email </w:t>
-      </w:r>
+        <w:t xml:space="preserve">«Provide a short description of the feature. Give its priority, </w:t>
+      </w:r>
+      <w:proofErr w:type="gramStart"/>
       <w:r>
         <w:rPr>
           <w:rFonts w:asciiTheme="majorBidi" w:eastAsia="Times New Roman" w:hAnsiTheme="majorBidi" w:cstheme="majorBidi"/>
@@ -3614,8 +3418,56 @@
           <w:lang w:eastAsia="en-GB"/>
           <w14:ligatures w14:val="none"/>
         </w:rPr>
-        <w:t>and</w:t>
-      </w:r>
+        <w:t>too.»</w:t>
+      </w:r>
+      <w:proofErr w:type="gramEnd"/>
+    </w:p>
+    <w:p>
+      <w:pPr>
+        <w:shd w:val="clear" w:color="auto" w:fill="FFFFFF"/>
+        <w:spacing w:before="240" w:after="0" w:line="240" w:lineRule="auto"/>
+        <w:jc w:val="both"/>
+        <w:rPr>
+          <w:rFonts w:asciiTheme="majorBidi" w:eastAsia="Times New Roman" w:hAnsiTheme="majorBidi" w:cstheme="majorBidi"/>
+          <w:color w:val="373D3F"/>
+          <w:kern w:val="0"/>
+          <w:sz w:val="20"/>
+          <w:szCs w:val="20"/>
+          <w:lang w:eastAsia="en-GB"/>
+          <w14:ligatures w14:val="none"/>
+        </w:rPr>
+      </w:pPr>
+      <w:r>
+        <w:rPr>
+          <w:rFonts w:asciiTheme="majorBidi" w:eastAsia="Times New Roman" w:hAnsiTheme="majorBidi" w:cstheme="majorBidi"/>
+          <w:b/>
+          <w:bCs/>
+          <w:color w:val="373D3F"/>
+          <w:kern w:val="0"/>
+          <w:sz w:val="20"/>
+          <w:szCs w:val="20"/>
+          <w:lang w:eastAsia="en-GB"/>
+          <w14:ligatures w14:val="none"/>
+        </w:rPr>
+        <w:t>5.1.2 Stimulus/Response Sequences</w:t>
+      </w:r>
+    </w:p>
+    <w:p>
+      <w:pPr>
+        <w:shd w:val="clear" w:color="auto" w:fill="FFFFFF"/>
+        <w:spacing w:before="240" w:after="0" w:line="240" w:lineRule="auto"/>
+        <w:jc w:val="both"/>
+        <w:rPr>
+          <w:rFonts w:asciiTheme="majorBidi" w:eastAsia="Times New Roman" w:hAnsiTheme="majorBidi" w:cstheme="majorBidi"/>
+          <w:color w:val="373D3F"/>
+          <w:kern w:val="0"/>
+          <w:sz w:val="20"/>
+          <w:szCs w:val="20"/>
+          <w:lang w:eastAsia="en-GB"/>
+          <w14:ligatures w14:val="none"/>
+        </w:rPr>
+      </w:pPr>
+      <w:proofErr w:type="gramStart"/>
       <w:r>
         <w:rPr>
           <w:rFonts w:asciiTheme="majorBidi" w:eastAsia="Times New Roman" w:hAnsiTheme="majorBidi" w:cstheme="majorBidi"/>
@@ -3626,14 +3478,36 @@
           <w:lang w:eastAsia="en-GB"/>
           <w14:ligatures w14:val="none"/>
         </w:rPr>
-        <w:t xml:space="preserve"> SMS APIs to dispatch automated notifications when critical thresholds are met.</w:t>
-      </w:r>
-    </w:p>
-    <w:p>
-      <w:pPr>
-        <w:shd w:val="clear" w:color="auto" w:fill="FFFFFF"/>
-        <w:spacing w:before="240" w:after="0" w:line="240" w:lineRule="auto"/>
-        <w:jc w:val="both"/>
+        <w:t>«”Stimulus</w:t>
+      </w:r>
+      <w:proofErr w:type="gramEnd"/>
+      <w:r>
+        <w:rPr>
+          <w:rFonts w:asciiTheme="majorBidi" w:eastAsia="Times New Roman" w:hAnsiTheme="majorBidi" w:cstheme="majorBidi"/>
+          <w:color w:val="0000FF"/>
+          <w:kern w:val="0"/>
+          <w:sz w:val="20"/>
+          <w:szCs w:val="20"/>
+          <w:lang w:eastAsia="en-GB"/>
+          <w14:ligatures w14:val="none"/>
+        </w:rPr>
+        <w:t>” or “</w:t>
+      </w:r>
+      <w:proofErr w:type="gramStart"/>
+      <w:r>
+        <w:rPr>
+          <w:rFonts w:asciiTheme="majorBidi" w:eastAsia="Times New Roman" w:hAnsiTheme="majorBidi" w:cstheme="majorBidi"/>
+          <w:color w:val="0000FF"/>
+          <w:kern w:val="0"/>
+          <w:sz w:val="20"/>
+          <w:szCs w:val="20"/>
+          <w:lang w:eastAsia="en-GB"/>
+          <w14:ligatures w14:val="none"/>
+        </w:rPr>
+        <w:t>Condition”»</w:t>
+      </w:r>
+      <w:proofErr w:type="gramEnd"/>
+      <w:r>
         <w:rPr>
           <w:rFonts w:asciiTheme="majorBidi" w:eastAsia="Times New Roman" w:hAnsiTheme="majorBidi" w:cstheme="majorBidi"/>
           <w:color w:val="373D3F"/>
@@ -3643,12 +3517,28 @@
           <w:lang w:eastAsia="en-GB"/>
           <w14:ligatures w14:val="none"/>
         </w:rPr>
-      </w:pPr>
-      <w:r>
-        <w:rPr>
-          <w:rFonts w:asciiTheme="majorBidi" w:eastAsia="Times New Roman" w:hAnsiTheme="majorBidi" w:cstheme="majorBidi"/>
-          <w:b/>
-          <w:bCs/>
+        <w:t>: </w:t>
+      </w:r>
+      <w:r>
+        <w:rPr>
+          <w:rFonts w:asciiTheme="majorBidi" w:eastAsia="Times New Roman" w:hAnsiTheme="majorBidi" w:cstheme="majorBidi"/>
+          <w:color w:val="0000FF"/>
+          <w:kern w:val="0"/>
+          <w:sz w:val="20"/>
+          <w:szCs w:val="20"/>
+          <w:lang w:eastAsia="en-GB"/>
+          <w14:ligatures w14:val="none"/>
+        </w:rPr>
+        <w:t>«Describe the stimulus or condition»</w:t>
+      </w:r>
+    </w:p>
+    <w:p>
+      <w:pPr>
+        <w:shd w:val="clear" w:color="auto" w:fill="FFFFFF"/>
+        <w:spacing w:before="240" w:after="0" w:line="240" w:lineRule="auto"/>
+        <w:jc w:val="both"/>
+        <w:rPr>
+          <w:rFonts w:asciiTheme="majorBidi" w:eastAsia="Times New Roman" w:hAnsiTheme="majorBidi" w:cstheme="majorBidi"/>
           <w:color w:val="373D3F"/>
           <w:kern w:val="0"/>
           <w:sz w:val="20"/>
@@ -3656,14 +3546,8 @@
           <w:lang w:eastAsia="en-GB"/>
           <w14:ligatures w14:val="none"/>
         </w:rPr>
-        <w:t>5. System Features/Modules</w:t>
-      </w:r>
-    </w:p>
-    <w:p>
-      <w:pPr>
-        <w:shd w:val="clear" w:color="auto" w:fill="FFFFFF"/>
-        <w:spacing w:before="240" w:after="0" w:line="240" w:lineRule="auto"/>
-        <w:jc w:val="both"/>
+      </w:pPr>
+      <w:r>
         <w:rPr>
           <w:rFonts w:asciiTheme="majorBidi" w:eastAsia="Times New Roman" w:hAnsiTheme="majorBidi" w:cstheme="majorBidi"/>
           <w:color w:val="373D3F"/>
@@ -3673,7 +3557,8 @@
           <w:lang w:eastAsia="en-GB"/>
           <w14:ligatures w14:val="none"/>
         </w:rPr>
-      </w:pPr>
+        <w:t>Response: </w:t>
+      </w:r>
       <w:r>
         <w:rPr>
           <w:rFonts w:asciiTheme="majorBidi" w:eastAsia="Times New Roman" w:hAnsiTheme="majorBidi" w:cstheme="majorBidi"/>
@@ -3684,7 +3569,7 @@
           <w:lang w:eastAsia="en-GB"/>
           <w14:ligatures w14:val="none"/>
         </w:rPr>
-        <w:t>«This template illustrates organizing the functional requirements for the product by system features, the major services provided by the product.»</w:t>
+        <w:t>«Describe the response»</w:t>
       </w:r>
     </w:p>
     <w:p>
@@ -3705,8 +3590,23 @@
       <w:r>
         <w:rPr>
           <w:rFonts w:asciiTheme="majorBidi" w:eastAsia="Times New Roman" w:hAnsiTheme="majorBidi" w:cstheme="majorBidi"/>
-          <w:b/>
-          <w:bCs/>
+          <w:color w:val="0000FF"/>
+          <w:kern w:val="0"/>
+          <w:sz w:val="20"/>
+          <w:szCs w:val="20"/>
+          <w:lang w:eastAsia="en-GB"/>
+          <w14:ligatures w14:val="none"/>
+        </w:rPr>
+        <w:t>«Additional Stimulus/Response pairs as needed»</w:t>
+      </w:r>
+    </w:p>
+    <w:p>
+      <w:pPr>
+        <w:shd w:val="clear" w:color="auto" w:fill="FFFFFF"/>
+        <w:spacing w:before="240" w:after="0" w:line="240" w:lineRule="auto"/>
+        <w:jc w:val="both"/>
+        <w:rPr>
+          <w:rFonts w:asciiTheme="majorBidi" w:eastAsia="Times New Roman" w:hAnsiTheme="majorBidi" w:cstheme="majorBidi"/>
           <w:color w:val="373D3F"/>
           <w:kern w:val="0"/>
           <w:sz w:val="20"/>
@@ -3714,13 +3614,40 @@
           <w:lang w:eastAsia="en-GB"/>
           <w14:ligatures w14:val="none"/>
         </w:rPr>
-        <w:t>5.1. </w:t>
-      </w:r>
-      <w:r>
-        <w:rPr>
-          <w:rFonts w:asciiTheme="majorBidi" w:eastAsia="Times New Roman" w:hAnsiTheme="majorBidi" w:cstheme="majorBidi"/>
-          <w:b/>
-          <w:bCs/>
+      </w:pPr>
+      <w:r>
+        <w:rPr>
+          <w:rFonts w:asciiTheme="majorBidi" w:eastAsia="Times New Roman" w:hAnsiTheme="majorBidi" w:cstheme="majorBidi"/>
+          <w:b/>
+          <w:bCs/>
+          <w:color w:val="373D3F"/>
+          <w:kern w:val="0"/>
+          <w:sz w:val="20"/>
+          <w:szCs w:val="20"/>
+          <w:lang w:eastAsia="en-GB"/>
+          <w14:ligatures w14:val="none"/>
+        </w:rPr>
+        <w:t>5.1.3 Functional Requirements</w:t>
+      </w:r>
+    </w:p>
+    <w:p>
+      <w:pPr>
+        <w:shd w:val="clear" w:color="auto" w:fill="FFFFFF"/>
+        <w:spacing w:before="240" w:after="0" w:line="240" w:lineRule="auto"/>
+        <w:jc w:val="both"/>
+        <w:rPr>
+          <w:rFonts w:asciiTheme="majorBidi" w:eastAsia="Times New Roman" w:hAnsiTheme="majorBidi" w:cstheme="majorBidi"/>
+          <w:color w:val="373D3F"/>
+          <w:kern w:val="0"/>
+          <w:sz w:val="20"/>
+          <w:szCs w:val="20"/>
+          <w:lang w:eastAsia="en-GB"/>
+          <w14:ligatures w14:val="none"/>
+        </w:rPr>
+      </w:pPr>
+      <w:r>
+        <w:rPr>
+          <w:rFonts w:asciiTheme="majorBidi" w:eastAsia="Times New Roman" w:hAnsiTheme="majorBidi" w:cstheme="majorBidi"/>
           <w:color w:val="0000FF"/>
           <w:kern w:val="0"/>
           <w:sz w:val="20"/>
@@ -3728,8 +3655,48 @@
           <w:lang w:eastAsia="en-GB"/>
           <w14:ligatures w14:val="none"/>
         </w:rPr>
-        <w:t>«System Feature Name»</w:t>
-      </w:r>
+        <w:t xml:space="preserve">«Itemize the detailed functional requirements associated with this feature. These are the software capabilities that must be present </w:t>
+      </w:r>
+      <w:proofErr w:type="gramStart"/>
+      <w:r>
+        <w:rPr>
+          <w:rFonts w:asciiTheme="majorBidi" w:eastAsia="Times New Roman" w:hAnsiTheme="majorBidi" w:cstheme="majorBidi"/>
+          <w:color w:val="0000FF"/>
+          <w:kern w:val="0"/>
+          <w:sz w:val="20"/>
+          <w:szCs w:val="20"/>
+          <w:lang w:eastAsia="en-GB"/>
+          <w14:ligatures w14:val="none"/>
+        </w:rPr>
+        <w:t>in order for</w:t>
+      </w:r>
+      <w:proofErr w:type="gramEnd"/>
+      <w:r>
+        <w:rPr>
+          <w:rFonts w:asciiTheme="majorBidi" w:eastAsia="Times New Roman" w:hAnsiTheme="majorBidi" w:cstheme="majorBidi"/>
+          <w:color w:val="0000FF"/>
+          <w:kern w:val="0"/>
+          <w:sz w:val="20"/>
+          <w:szCs w:val="20"/>
+          <w:lang w:eastAsia="en-GB"/>
+          <w14:ligatures w14:val="none"/>
+        </w:rPr>
+        <w:t xml:space="preserve"> the user to carry out the services provided by the feature. Include how the product should respond to anticipated error conditions or invalid inputs. Requirements should be concise, complete, unambiguous, verifiable, and necessary. Each requirement should be uniquely identified with a sequence number or a meaningful tag of some </w:t>
+      </w:r>
+      <w:proofErr w:type="gramStart"/>
+      <w:r>
+        <w:rPr>
+          <w:rFonts w:asciiTheme="majorBidi" w:eastAsia="Times New Roman" w:hAnsiTheme="majorBidi" w:cstheme="majorBidi"/>
+          <w:color w:val="0000FF"/>
+          <w:kern w:val="0"/>
+          <w:sz w:val="20"/>
+          <w:szCs w:val="20"/>
+          <w:lang w:eastAsia="en-GB"/>
+          <w14:ligatures w14:val="none"/>
+        </w:rPr>
+        <w:t>kind.»</w:t>
+      </w:r>
+      <w:proofErr w:type="gramEnd"/>
     </w:p>
     <w:p>
       <w:pPr>
@@ -3749,8 +3716,6 @@
       <w:r>
         <w:rPr>
           <w:rFonts w:asciiTheme="majorBidi" w:eastAsia="Times New Roman" w:hAnsiTheme="majorBidi" w:cstheme="majorBidi"/>
-          <w:b/>
-          <w:bCs/>
           <w:color w:val="373D3F"/>
           <w:kern w:val="0"/>
           <w:sz w:val="20"/>
@@ -3758,8 +3723,34 @@
           <w:lang w:eastAsia="en-GB"/>
           <w14:ligatures w14:val="none"/>
         </w:rPr>
-        <w:t>5.1.1 Description and Priority</w:t>
-      </w:r>
+        <w:t>REQ-1.1: </w:t>
+      </w:r>
+      <w:r>
+        <w:rPr>
+          <w:rFonts w:asciiTheme="majorBidi" w:eastAsia="Times New Roman" w:hAnsiTheme="majorBidi" w:cstheme="majorBidi"/>
+          <w:color w:val="0000FF"/>
+          <w:kern w:val="0"/>
+          <w:sz w:val="20"/>
+          <w:szCs w:val="20"/>
+          <w:lang w:eastAsia="en-GB"/>
+          <w14:ligatures w14:val="none"/>
+        </w:rPr>
+        <w:t xml:space="preserve">«Some sentence goes here, in “shall” form, usually something like this: “Upon &lt;some event or condition&gt;, the &lt;system, or the name of a module&gt; shall &lt;perform some action&gt;.” Note that the entire requirement must be stated in the requirements area. Everything else is just a lead-up to this. There should be one such entry per S/R </w:t>
+      </w:r>
+      <w:proofErr w:type="gramStart"/>
+      <w:r>
+        <w:rPr>
+          <w:rFonts w:asciiTheme="majorBidi" w:eastAsia="Times New Roman" w:hAnsiTheme="majorBidi" w:cstheme="majorBidi"/>
+          <w:color w:val="0000FF"/>
+          <w:kern w:val="0"/>
+          <w:sz w:val="20"/>
+          <w:szCs w:val="20"/>
+          <w:lang w:eastAsia="en-GB"/>
+          <w14:ligatures w14:val="none"/>
+        </w:rPr>
+        <w:t>pair.»</w:t>
+      </w:r>
+      <w:proofErr w:type="gramEnd"/>
     </w:p>
     <w:p>
       <w:pPr>
@@ -3779,6 +3770,31 @@
       <w:r>
         <w:rPr>
           <w:rFonts w:asciiTheme="majorBidi" w:eastAsia="Times New Roman" w:hAnsiTheme="majorBidi" w:cstheme="majorBidi"/>
+          <w:color w:val="373D3F"/>
+          <w:kern w:val="0"/>
+          <w:sz w:val="20"/>
+          <w:szCs w:val="20"/>
+          <w:lang w:eastAsia="en-GB"/>
+          <w14:ligatures w14:val="none"/>
+        </w:rPr>
+        <w:t>REQ-</w:t>
+      </w:r>
+      <w:proofErr w:type="gramStart"/>
+      <w:r>
+        <w:rPr>
+          <w:rFonts w:asciiTheme="majorBidi" w:eastAsia="Times New Roman" w:hAnsiTheme="majorBidi" w:cstheme="majorBidi"/>
+          <w:color w:val="373D3F"/>
+          <w:kern w:val="0"/>
+          <w:sz w:val="20"/>
+          <w:szCs w:val="20"/>
+          <w:lang w:eastAsia="en-GB"/>
+          <w14:ligatures w14:val="none"/>
+        </w:rPr>
+        <w:t>1.</w:t>
+      </w:r>
+      <w:r>
+        <w:rPr>
+          <w:rFonts w:asciiTheme="majorBidi" w:eastAsia="Times New Roman" w:hAnsiTheme="majorBidi" w:cstheme="majorBidi"/>
           <w:color w:val="0000FF"/>
           <w:kern w:val="0"/>
           <w:sz w:val="20"/>
@@ -3786,14 +3802,22 @@
           <w:lang w:eastAsia="en-GB"/>
           <w14:ligatures w14:val="none"/>
         </w:rPr>
-        <w:t>«Provide a short description of the feature. Give its priority, too.»</w:t>
-      </w:r>
-    </w:p>
-    <w:p>
-      <w:pPr>
-        <w:shd w:val="clear" w:color="auto" w:fill="FFFFFF"/>
-        <w:spacing w:before="240" w:after="0" w:line="240" w:lineRule="auto"/>
-        <w:jc w:val="both"/>
+        <w:t>«</w:t>
+      </w:r>
+      <w:proofErr w:type="gramEnd"/>
+      <w:r>
+        <w:rPr>
+          <w:rFonts w:asciiTheme="majorBidi" w:eastAsia="Times New Roman" w:hAnsiTheme="majorBidi" w:cstheme="majorBidi"/>
+          <w:color w:val="0000FF"/>
+          <w:kern w:val="0"/>
+          <w:sz w:val="20"/>
+          <w:szCs w:val="20"/>
+          <w:lang w:eastAsia="en-GB"/>
+          <w14:ligatures w14:val="none"/>
+        </w:rPr>
+        <w:t>N»</w:t>
+      </w:r>
+      <w:r>
         <w:rPr>
           <w:rFonts w:asciiTheme="majorBidi" w:eastAsia="Times New Roman" w:hAnsiTheme="majorBidi" w:cstheme="majorBidi"/>
           <w:color w:val="373D3F"/>
@@ -3803,12 +3827,42 @@
           <w:lang w:eastAsia="en-GB"/>
           <w14:ligatures w14:val="none"/>
         </w:rPr>
-      </w:pPr>
-      <w:r>
-        <w:rPr>
-          <w:rFonts w:asciiTheme="majorBidi" w:eastAsia="Times New Roman" w:hAnsiTheme="majorBidi" w:cstheme="majorBidi"/>
-          <w:b/>
-          <w:bCs/>
+        <w:t>: </w:t>
+      </w:r>
+      <w:r>
+        <w:rPr>
+          <w:rFonts w:asciiTheme="majorBidi" w:eastAsia="Times New Roman" w:hAnsiTheme="majorBidi" w:cstheme="majorBidi"/>
+          <w:color w:val="0000FF"/>
+          <w:kern w:val="0"/>
+          <w:sz w:val="20"/>
+          <w:szCs w:val="20"/>
+          <w:lang w:eastAsia="en-GB"/>
+          <w14:ligatures w14:val="none"/>
+        </w:rPr>
+        <w:t xml:space="preserve">«Additional S/R-related requirements as </w:t>
+      </w:r>
+      <w:proofErr w:type="gramStart"/>
+      <w:r>
+        <w:rPr>
+          <w:rFonts w:asciiTheme="majorBidi" w:eastAsia="Times New Roman" w:hAnsiTheme="majorBidi" w:cstheme="majorBidi"/>
+          <w:color w:val="0000FF"/>
+          <w:kern w:val="0"/>
+          <w:sz w:val="20"/>
+          <w:szCs w:val="20"/>
+          <w:lang w:eastAsia="en-GB"/>
+          <w14:ligatures w14:val="none"/>
+        </w:rPr>
+        <w:t>needed.»</w:t>
+      </w:r>
+      <w:proofErr w:type="gramEnd"/>
+    </w:p>
+    <w:p>
+      <w:pPr>
+        <w:shd w:val="clear" w:color="auto" w:fill="FFFFFF"/>
+        <w:spacing w:before="240" w:after="0" w:line="240" w:lineRule="auto"/>
+        <w:jc w:val="both"/>
+        <w:rPr>
+          <w:rFonts w:asciiTheme="majorBidi" w:eastAsia="Times New Roman" w:hAnsiTheme="majorBidi" w:cstheme="majorBidi"/>
           <w:color w:val="373D3F"/>
           <w:kern w:val="0"/>
           <w:sz w:val="20"/>
@@ -3816,14 +3870,8 @@
           <w:lang w:eastAsia="en-GB"/>
           <w14:ligatures w14:val="none"/>
         </w:rPr>
-        <w:t>5.1.2 Stimulus/Response Sequences</w:t>
-      </w:r>
-    </w:p>
-    <w:p>
-      <w:pPr>
-        <w:shd w:val="clear" w:color="auto" w:fill="FFFFFF"/>
-        <w:spacing w:before="240" w:after="0" w:line="240" w:lineRule="auto"/>
-        <w:jc w:val="both"/>
+      </w:pPr>
+      <w:r>
         <w:rPr>
           <w:rFonts w:asciiTheme="majorBidi" w:eastAsia="Times New Roman" w:hAnsiTheme="majorBidi" w:cstheme="majorBidi"/>
           <w:color w:val="373D3F"/>
@@ -3833,7 +3881,21 @@
           <w:lang w:eastAsia="en-GB"/>
           <w14:ligatures w14:val="none"/>
         </w:rPr>
-      </w:pPr>
+        <w:t>REQ-</w:t>
+      </w:r>
+      <w:proofErr w:type="gramStart"/>
+      <w:r>
+        <w:rPr>
+          <w:rFonts w:asciiTheme="majorBidi" w:eastAsia="Times New Roman" w:hAnsiTheme="majorBidi" w:cstheme="majorBidi"/>
+          <w:color w:val="373D3F"/>
+          <w:kern w:val="0"/>
+          <w:sz w:val="20"/>
+          <w:szCs w:val="20"/>
+          <w:lang w:eastAsia="en-GB"/>
+          <w14:ligatures w14:val="none"/>
+        </w:rPr>
+        <w:t>1.</w:t>
+      </w:r>
       <w:r>
         <w:rPr>
           <w:rFonts w:asciiTheme="majorBidi" w:eastAsia="Times New Roman" w:hAnsiTheme="majorBidi" w:cstheme="majorBidi"/>
@@ -3844,7 +3906,20 @@
           <w:lang w:eastAsia="en-GB"/>
           <w14:ligatures w14:val="none"/>
         </w:rPr>
-        <w:t>«”Stimulus” or “Condition”»</w:t>
+        <w:t>«</w:t>
+      </w:r>
+      <w:proofErr w:type="gramEnd"/>
+      <w:r>
+        <w:rPr>
+          <w:rFonts w:asciiTheme="majorBidi" w:eastAsia="Times New Roman" w:hAnsiTheme="majorBidi" w:cstheme="majorBidi"/>
+          <w:color w:val="0000FF"/>
+          <w:kern w:val="0"/>
+          <w:sz w:val="20"/>
+          <w:szCs w:val="20"/>
+          <w:lang w:eastAsia="en-GB"/>
+          <w14:ligatures w14:val="none"/>
+        </w:rPr>
+        <w:t>N»</w:t>
       </w:r>
       <w:r>
         <w:rPr>
@@ -3868,8 +3943,22 @@
           <w:lang w:eastAsia="en-GB"/>
           <w14:ligatures w14:val="none"/>
         </w:rPr>
-        <w:t>«Describe the stimulus or condition»</w:t>
-      </w:r>
+        <w:t xml:space="preserve">«List any additional requirements needed in “Shall” form, but not necessarily in “Upon/Shall” </w:t>
+      </w:r>
+      <w:proofErr w:type="gramStart"/>
+      <w:r>
+        <w:rPr>
+          <w:rFonts w:asciiTheme="majorBidi" w:eastAsia="Times New Roman" w:hAnsiTheme="majorBidi" w:cstheme="majorBidi"/>
+          <w:color w:val="0000FF"/>
+          <w:kern w:val="0"/>
+          <w:sz w:val="20"/>
+          <w:szCs w:val="20"/>
+          <w:lang w:eastAsia="en-GB"/>
+          <w14:ligatures w14:val="none"/>
+        </w:rPr>
+        <w:t>form.»</w:t>
+      </w:r>
+      <w:proofErr w:type="gramEnd"/>
     </w:p>
     <w:p>
       <w:pPr>
@@ -3896,7 +3985,20 @@
           <w:lang w:eastAsia="en-GB"/>
           <w14:ligatures w14:val="none"/>
         </w:rPr>
-        <w:t>Response: </w:t>
+        <w:t>REQ-</w:t>
+      </w:r>
+      <w:proofErr w:type="gramStart"/>
+      <w:r>
+        <w:rPr>
+          <w:rFonts w:asciiTheme="majorBidi" w:eastAsia="Times New Roman" w:hAnsiTheme="majorBidi" w:cstheme="majorBidi"/>
+          <w:color w:val="373D3F"/>
+          <w:kern w:val="0"/>
+          <w:sz w:val="20"/>
+          <w:szCs w:val="20"/>
+          <w:lang w:eastAsia="en-GB"/>
+          <w14:ligatures w14:val="none"/>
+        </w:rPr>
+        <w:t>1.</w:t>
       </w:r>
       <w:r>
         <w:rPr>
@@ -3908,14 +4010,22 @@
           <w:lang w:eastAsia="en-GB"/>
           <w14:ligatures w14:val="none"/>
         </w:rPr>
-        <w:t>«Describe the response»</w:t>
-      </w:r>
-    </w:p>
-    <w:p>
-      <w:pPr>
-        <w:shd w:val="clear" w:color="auto" w:fill="FFFFFF"/>
-        <w:spacing w:before="240" w:after="0" w:line="240" w:lineRule="auto"/>
-        <w:jc w:val="both"/>
+        <w:t>«</w:t>
+      </w:r>
+      <w:proofErr w:type="gramEnd"/>
+      <w:r>
+        <w:rPr>
+          <w:rFonts w:asciiTheme="majorBidi" w:eastAsia="Times New Roman" w:hAnsiTheme="majorBidi" w:cstheme="majorBidi"/>
+          <w:color w:val="0000FF"/>
+          <w:kern w:val="0"/>
+          <w:sz w:val="20"/>
+          <w:szCs w:val="20"/>
+          <w:lang w:eastAsia="en-GB"/>
+          <w14:ligatures w14:val="none"/>
+        </w:rPr>
+        <w:t>N»</w:t>
+      </w:r>
+      <w:r>
         <w:rPr>
           <w:rFonts w:asciiTheme="majorBidi" w:eastAsia="Times New Roman" w:hAnsiTheme="majorBidi" w:cstheme="majorBidi"/>
           <w:color w:val="373D3F"/>
@@ -3925,7 +4035,8 @@
           <w:lang w:eastAsia="en-GB"/>
           <w14:ligatures w14:val="none"/>
         </w:rPr>
-      </w:pPr>
+        <w:t>: </w:t>
+      </w:r>
       <w:r>
         <w:rPr>
           <w:rFonts w:asciiTheme="majorBidi" w:eastAsia="Times New Roman" w:hAnsiTheme="majorBidi" w:cstheme="majorBidi"/>
@@ -3936,8 +4047,22 @@
           <w:lang w:eastAsia="en-GB"/>
           <w14:ligatures w14:val="none"/>
         </w:rPr>
-        <w:t>«Additional Stimulus/Response pairs as needed»</w:t>
-      </w:r>
+        <w:t xml:space="preserve">«Additional requirements as </w:t>
+      </w:r>
+      <w:proofErr w:type="gramStart"/>
+      <w:r>
+        <w:rPr>
+          <w:rFonts w:asciiTheme="majorBidi" w:eastAsia="Times New Roman" w:hAnsiTheme="majorBidi" w:cstheme="majorBidi"/>
+          <w:color w:val="0000FF"/>
+          <w:kern w:val="0"/>
+          <w:sz w:val="20"/>
+          <w:szCs w:val="20"/>
+          <w:lang w:eastAsia="en-GB"/>
+          <w14:ligatures w14:val="none"/>
+        </w:rPr>
+        <w:t>needed.»</w:t>
+      </w:r>
+      <w:proofErr w:type="gramEnd"/>
     </w:p>
     <w:p>
       <w:pPr>
@@ -3966,16 +4091,27 @@
           <w:lang w:eastAsia="en-GB"/>
           <w14:ligatures w14:val="none"/>
         </w:rPr>
-        <w:t>5.1.3 Functional Requirements</w:t>
-      </w:r>
-    </w:p>
-    <w:p>
-      <w:pPr>
-        <w:shd w:val="clear" w:color="auto" w:fill="FFFFFF"/>
-        <w:spacing w:before="240" w:after="0" w:line="240" w:lineRule="auto"/>
-        <w:jc w:val="both"/>
-        <w:rPr>
-          <w:rFonts w:asciiTheme="majorBidi" w:eastAsia="Times New Roman" w:hAnsiTheme="majorBidi" w:cstheme="majorBidi"/>
+        <w:t>5.</w:t>
+      </w:r>
+      <w:r>
+        <w:rPr>
+          <w:rFonts w:asciiTheme="majorBidi" w:eastAsia="Times New Roman" w:hAnsiTheme="majorBidi" w:cstheme="majorBidi"/>
+          <w:b/>
+          <w:bCs/>
+          <w:color w:val="0000FF"/>
+          <w:kern w:val="0"/>
+          <w:sz w:val="20"/>
+          <w:szCs w:val="20"/>
+          <w:lang w:eastAsia="en-GB"/>
+          <w14:ligatures w14:val="none"/>
+        </w:rPr>
+        <w:t>«N»</w:t>
+      </w:r>
+      <w:r>
+        <w:rPr>
+          <w:rFonts w:asciiTheme="majorBidi" w:eastAsia="Times New Roman" w:hAnsiTheme="majorBidi" w:cstheme="majorBidi"/>
+          <w:b/>
+          <w:bCs/>
           <w:color w:val="373D3F"/>
           <w:kern w:val="0"/>
           <w:sz w:val="20"/>
@@ -3983,10 +4119,13 @@
           <w:lang w:eastAsia="en-GB"/>
           <w14:ligatures w14:val="none"/>
         </w:rPr>
-      </w:pPr>
-      <w:r>
-        <w:rPr>
-          <w:rFonts w:asciiTheme="majorBidi" w:eastAsia="Times New Roman" w:hAnsiTheme="majorBidi" w:cstheme="majorBidi"/>
+        <w:t>. </w:t>
+      </w:r>
+      <w:r>
+        <w:rPr>
+          <w:rFonts w:asciiTheme="majorBidi" w:eastAsia="Times New Roman" w:hAnsiTheme="majorBidi" w:cstheme="majorBidi"/>
+          <w:b/>
+          <w:bCs/>
           <w:color w:val="0000FF"/>
           <w:kern w:val="0"/>
           <w:sz w:val="20"/>
@@ -3994,7 +4133,7 @@
           <w:lang w:eastAsia="en-GB"/>
           <w14:ligatures w14:val="none"/>
         </w:rPr>
-        <w:t>«Itemize the detailed functional requirements associated with this feature. These are the software capabilities that must be present in order for the user to carry out the services provided by the feature. Include how the product should respond to anticipated error conditions or invalid inputs. Requirements should be concise, complete, unambiguous, verifiable, and necessary. Each requirement should be uniquely identified with a sequence number or a meaningful tag of some kind.»</w:t>
+        <w:t>«Additional feature blocks»</w:t>
       </w:r>
     </w:p>
     <w:p>
@@ -4015,6 +4154,8 @@
       <w:r>
         <w:rPr>
           <w:rFonts w:asciiTheme="majorBidi" w:eastAsia="Times New Roman" w:hAnsiTheme="majorBidi" w:cstheme="majorBidi"/>
+          <w:b/>
+          <w:bCs/>
           <w:color w:val="373D3F"/>
           <w:kern w:val="0"/>
           <w:sz w:val="20"/>
@@ -4022,7 +4163,65 @@
           <w:lang w:eastAsia="en-GB"/>
           <w14:ligatures w14:val="none"/>
         </w:rPr>
-        <w:t>REQ-1.1: </w:t>
+        <w:t>6. Nonfunctional Requirements</w:t>
+      </w:r>
+    </w:p>
+    <w:p>
+      <w:pPr>
+        <w:shd w:val="clear" w:color="auto" w:fill="FFFFFF"/>
+        <w:spacing w:before="240" w:after="0" w:line="240" w:lineRule="auto"/>
+        <w:jc w:val="both"/>
+        <w:rPr>
+          <w:rFonts w:asciiTheme="majorBidi" w:eastAsia="Times New Roman" w:hAnsiTheme="majorBidi" w:cstheme="majorBidi"/>
+          <w:color w:val="373D3F"/>
+          <w:kern w:val="0"/>
+          <w:sz w:val="20"/>
+          <w:szCs w:val="20"/>
+          <w:lang w:eastAsia="en-GB"/>
+          <w14:ligatures w14:val="none"/>
+        </w:rPr>
+      </w:pPr>
+      <w:r>
+        <w:rPr>
+          <w:rFonts w:asciiTheme="majorBidi" w:eastAsia="Times New Roman" w:hAnsiTheme="majorBidi" w:cstheme="majorBidi"/>
+          <w:b/>
+          <w:bCs/>
+          <w:color w:val="373D3F"/>
+          <w:kern w:val="0"/>
+          <w:sz w:val="20"/>
+          <w:szCs w:val="20"/>
+          <w:lang w:eastAsia="en-GB"/>
+          <w14:ligatures w14:val="none"/>
+        </w:rPr>
+        <w:t>6.1. Performance  </w:t>
+      </w:r>
+    </w:p>
+    <w:p>
+      <w:pPr>
+        <w:shd w:val="clear" w:color="auto" w:fill="FFFFFF"/>
+        <w:spacing w:before="240" w:after="0" w:line="240" w:lineRule="auto"/>
+        <w:jc w:val="both"/>
+        <w:rPr>
+          <w:rFonts w:asciiTheme="majorBidi" w:eastAsia="Times New Roman" w:hAnsiTheme="majorBidi" w:cstheme="majorBidi"/>
+          <w:color w:val="373D3F"/>
+          <w:kern w:val="0"/>
+          <w:sz w:val="20"/>
+          <w:szCs w:val="20"/>
+          <w:lang w:eastAsia="en-GB"/>
+          <w14:ligatures w14:val="none"/>
+        </w:rPr>
+      </w:pPr>
+      <w:r>
+        <w:rPr>
+          <w:rFonts w:asciiTheme="majorBidi" w:eastAsia="Times New Roman" w:hAnsiTheme="majorBidi" w:cstheme="majorBidi"/>
+          <w:color w:val="373D3F"/>
+          <w:kern w:val="0"/>
+          <w:sz w:val="20"/>
+          <w:szCs w:val="20"/>
+          <w:lang w:eastAsia="en-GB"/>
+          <w14:ligatures w14:val="none"/>
+        </w:rPr>
+        <w:t>NF-1.1: </w:t>
       </w:r>
       <w:r>
         <w:rPr>
@@ -4034,7 +4233,7 @@
           <w:lang w:eastAsia="en-GB"/>
           <w14:ligatures w14:val="none"/>
         </w:rPr>
-        <w:t>«Some sentence goes here, in “shall” form, usually something like this: “Upon &lt;some event or condition&gt;, the &lt;system, or the name of a module&gt; shall &lt;perform some action&gt;.” Note that the entire requirement must be stated in the requirements area. Everything else is just a lead-up to this. There should be one such entry per S/R pair.»</w:t>
+        <w:t>«Any performance-related issue»</w:t>
       </w:r>
     </w:p>
     <w:p>
@@ -4062,7 +4261,20 @@
           <w:lang w:eastAsia="en-GB"/>
           <w14:ligatures w14:val="none"/>
         </w:rPr>
-        <w:t>REQ-1.</w:t>
+        <w:t>NF-</w:t>
+      </w:r>
+      <w:proofErr w:type="gramStart"/>
+      <w:r>
+        <w:rPr>
+          <w:rFonts w:asciiTheme="majorBidi" w:eastAsia="Times New Roman" w:hAnsiTheme="majorBidi" w:cstheme="majorBidi"/>
+          <w:color w:val="373D3F"/>
+          <w:kern w:val="0"/>
+          <w:sz w:val="20"/>
+          <w:szCs w:val="20"/>
+          <w:lang w:eastAsia="en-GB"/>
+          <w14:ligatures w14:val="none"/>
+        </w:rPr>
+        <w:t>1.</w:t>
       </w:r>
       <w:r>
         <w:rPr>
@@ -4074,20 +4286,9 @@
           <w:lang w:eastAsia="en-GB"/>
           <w14:ligatures w14:val="none"/>
         </w:rPr>
-        <w:t>«N»</w:t>
-      </w:r>
-      <w:r>
-        <w:rPr>
-          <w:rFonts w:asciiTheme="majorBidi" w:eastAsia="Times New Roman" w:hAnsiTheme="majorBidi" w:cstheme="majorBidi"/>
-          <w:color w:val="373D3F"/>
-          <w:kern w:val="0"/>
-          <w:sz w:val="20"/>
-          <w:szCs w:val="20"/>
-          <w:lang w:eastAsia="en-GB"/>
-          <w14:ligatures w14:val="none"/>
-        </w:rPr>
-        <w:t>: </w:t>
-      </w:r>
+        <w:t>«</w:t>
+      </w:r>
+      <w:proofErr w:type="gramEnd"/>
       <w:r>
         <w:rPr>
           <w:rFonts w:asciiTheme="majorBidi" w:eastAsia="Times New Roman" w:hAnsiTheme="majorBidi" w:cstheme="majorBidi"/>
@@ -4098,347 +4299,7 @@
           <w:lang w:eastAsia="en-GB"/>
           <w14:ligatures w14:val="none"/>
         </w:rPr>
-        <w:t>«Additional S/R-related requirements as needed.»</w:t>
-      </w:r>
-    </w:p>
-    <w:p>
-      <w:pPr>
-        <w:shd w:val="clear" w:color="auto" w:fill="FFFFFF"/>
-        <w:spacing w:before="240" w:after="0" w:line="240" w:lineRule="auto"/>
-        <w:jc w:val="both"/>
-        <w:rPr>
-          <w:rFonts w:asciiTheme="majorBidi" w:eastAsia="Times New Roman" w:hAnsiTheme="majorBidi" w:cstheme="majorBidi"/>
-          <w:color w:val="373D3F"/>
-          <w:kern w:val="0"/>
-          <w:sz w:val="20"/>
-          <w:szCs w:val="20"/>
-          <w:lang w:eastAsia="en-GB"/>
-          <w14:ligatures w14:val="none"/>
-        </w:rPr>
-      </w:pPr>
-      <w:r>
-        <w:rPr>
-          <w:rFonts w:asciiTheme="majorBidi" w:eastAsia="Times New Roman" w:hAnsiTheme="majorBidi" w:cstheme="majorBidi"/>
-          <w:color w:val="373D3F"/>
-          <w:kern w:val="0"/>
-          <w:sz w:val="20"/>
-          <w:szCs w:val="20"/>
-          <w:lang w:eastAsia="en-GB"/>
-          <w14:ligatures w14:val="none"/>
-        </w:rPr>
-        <w:t>REQ-1.</w:t>
-      </w:r>
-      <w:r>
-        <w:rPr>
-          <w:rFonts w:asciiTheme="majorBidi" w:eastAsia="Times New Roman" w:hAnsiTheme="majorBidi" w:cstheme="majorBidi"/>
-          <w:color w:val="0000FF"/>
-          <w:kern w:val="0"/>
-          <w:sz w:val="20"/>
-          <w:szCs w:val="20"/>
-          <w:lang w:eastAsia="en-GB"/>
-          <w14:ligatures w14:val="none"/>
-        </w:rPr>
-        <w:t>«N»</w:t>
-      </w:r>
-      <w:r>
-        <w:rPr>
-          <w:rFonts w:asciiTheme="majorBidi" w:eastAsia="Times New Roman" w:hAnsiTheme="majorBidi" w:cstheme="majorBidi"/>
-          <w:color w:val="373D3F"/>
-          <w:kern w:val="0"/>
-          <w:sz w:val="20"/>
-          <w:szCs w:val="20"/>
-          <w:lang w:eastAsia="en-GB"/>
-          <w14:ligatures w14:val="none"/>
-        </w:rPr>
-        <w:t>: </w:t>
-      </w:r>
-      <w:r>
-        <w:rPr>
-          <w:rFonts w:asciiTheme="majorBidi" w:eastAsia="Times New Roman" w:hAnsiTheme="majorBidi" w:cstheme="majorBidi"/>
-          <w:color w:val="0000FF"/>
-          <w:kern w:val="0"/>
-          <w:sz w:val="20"/>
-          <w:szCs w:val="20"/>
-          <w:lang w:eastAsia="en-GB"/>
-          <w14:ligatures w14:val="none"/>
-        </w:rPr>
-        <w:t>«List any additional requirements needed in “Shall” form, but not necessarily in “Upon/Shall” form.»</w:t>
-      </w:r>
-    </w:p>
-    <w:p>
-      <w:pPr>
-        <w:shd w:val="clear" w:color="auto" w:fill="FFFFFF"/>
-        <w:spacing w:before="240" w:after="0" w:line="240" w:lineRule="auto"/>
-        <w:jc w:val="both"/>
-        <w:rPr>
-          <w:rFonts w:asciiTheme="majorBidi" w:eastAsia="Times New Roman" w:hAnsiTheme="majorBidi" w:cstheme="majorBidi"/>
-          <w:color w:val="373D3F"/>
-          <w:kern w:val="0"/>
-          <w:sz w:val="20"/>
-          <w:szCs w:val="20"/>
-          <w:lang w:eastAsia="en-GB"/>
-          <w14:ligatures w14:val="none"/>
-        </w:rPr>
-      </w:pPr>
-      <w:r>
-        <w:rPr>
-          <w:rFonts w:asciiTheme="majorBidi" w:eastAsia="Times New Roman" w:hAnsiTheme="majorBidi" w:cstheme="majorBidi"/>
-          <w:color w:val="373D3F"/>
-          <w:kern w:val="0"/>
-          <w:sz w:val="20"/>
-          <w:szCs w:val="20"/>
-          <w:lang w:eastAsia="en-GB"/>
-          <w14:ligatures w14:val="none"/>
-        </w:rPr>
-        <w:t>REQ-1.</w:t>
-      </w:r>
-      <w:r>
-        <w:rPr>
-          <w:rFonts w:asciiTheme="majorBidi" w:eastAsia="Times New Roman" w:hAnsiTheme="majorBidi" w:cstheme="majorBidi"/>
-          <w:color w:val="0000FF"/>
-          <w:kern w:val="0"/>
-          <w:sz w:val="20"/>
-          <w:szCs w:val="20"/>
-          <w:lang w:eastAsia="en-GB"/>
-          <w14:ligatures w14:val="none"/>
-        </w:rPr>
-        <w:t>«N»</w:t>
-      </w:r>
-      <w:r>
-        <w:rPr>
-          <w:rFonts w:asciiTheme="majorBidi" w:eastAsia="Times New Roman" w:hAnsiTheme="majorBidi" w:cstheme="majorBidi"/>
-          <w:color w:val="373D3F"/>
-          <w:kern w:val="0"/>
-          <w:sz w:val="20"/>
-          <w:szCs w:val="20"/>
-          <w:lang w:eastAsia="en-GB"/>
-          <w14:ligatures w14:val="none"/>
-        </w:rPr>
-        <w:t>: </w:t>
-      </w:r>
-      <w:r>
-        <w:rPr>
-          <w:rFonts w:asciiTheme="majorBidi" w:eastAsia="Times New Roman" w:hAnsiTheme="majorBidi" w:cstheme="majorBidi"/>
-          <w:color w:val="0000FF"/>
-          <w:kern w:val="0"/>
-          <w:sz w:val="20"/>
-          <w:szCs w:val="20"/>
-          <w:lang w:eastAsia="en-GB"/>
-          <w14:ligatures w14:val="none"/>
-        </w:rPr>
-        <w:t>«Additional requirements as needed.»</w:t>
-      </w:r>
-    </w:p>
-    <w:p>
-      <w:pPr>
-        <w:shd w:val="clear" w:color="auto" w:fill="FFFFFF"/>
-        <w:spacing w:before="240" w:after="0" w:line="240" w:lineRule="auto"/>
-        <w:jc w:val="both"/>
-        <w:rPr>
-          <w:rFonts w:asciiTheme="majorBidi" w:eastAsia="Times New Roman" w:hAnsiTheme="majorBidi" w:cstheme="majorBidi"/>
-          <w:color w:val="373D3F"/>
-          <w:kern w:val="0"/>
-          <w:sz w:val="20"/>
-          <w:szCs w:val="20"/>
-          <w:lang w:eastAsia="en-GB"/>
-          <w14:ligatures w14:val="none"/>
-        </w:rPr>
-      </w:pPr>
-      <w:r>
-        <w:rPr>
-          <w:rFonts w:asciiTheme="majorBidi" w:eastAsia="Times New Roman" w:hAnsiTheme="majorBidi" w:cstheme="majorBidi"/>
-          <w:b/>
-          <w:bCs/>
-          <w:color w:val="373D3F"/>
-          <w:kern w:val="0"/>
-          <w:sz w:val="20"/>
-          <w:szCs w:val="20"/>
-          <w:lang w:eastAsia="en-GB"/>
-          <w14:ligatures w14:val="none"/>
-        </w:rPr>
-        <w:t>5.</w:t>
-      </w:r>
-      <w:r>
-        <w:rPr>
-          <w:rFonts w:asciiTheme="majorBidi" w:eastAsia="Times New Roman" w:hAnsiTheme="majorBidi" w:cstheme="majorBidi"/>
-          <w:b/>
-          <w:bCs/>
-          <w:color w:val="0000FF"/>
-          <w:kern w:val="0"/>
-          <w:sz w:val="20"/>
-          <w:szCs w:val="20"/>
-          <w:lang w:eastAsia="en-GB"/>
-          <w14:ligatures w14:val="none"/>
-        </w:rPr>
-        <w:t>«N»</w:t>
-      </w:r>
-      <w:r>
-        <w:rPr>
-          <w:rFonts w:asciiTheme="majorBidi" w:eastAsia="Times New Roman" w:hAnsiTheme="majorBidi" w:cstheme="majorBidi"/>
-          <w:b/>
-          <w:bCs/>
-          <w:color w:val="373D3F"/>
-          <w:kern w:val="0"/>
-          <w:sz w:val="20"/>
-          <w:szCs w:val="20"/>
-          <w:lang w:eastAsia="en-GB"/>
-          <w14:ligatures w14:val="none"/>
-        </w:rPr>
-        <w:t>. </w:t>
-      </w:r>
-      <w:r>
-        <w:rPr>
-          <w:rFonts w:asciiTheme="majorBidi" w:eastAsia="Times New Roman" w:hAnsiTheme="majorBidi" w:cstheme="majorBidi"/>
-          <w:b/>
-          <w:bCs/>
-          <w:color w:val="0000FF"/>
-          <w:kern w:val="0"/>
-          <w:sz w:val="20"/>
-          <w:szCs w:val="20"/>
-          <w:lang w:eastAsia="en-GB"/>
-          <w14:ligatures w14:val="none"/>
-        </w:rPr>
-        <w:t>«Additional feature blocks»</w:t>
-      </w:r>
-    </w:p>
-    <w:p>
-      <w:pPr>
-        <w:shd w:val="clear" w:color="auto" w:fill="FFFFFF"/>
-        <w:spacing w:before="240" w:after="0" w:line="240" w:lineRule="auto"/>
-        <w:jc w:val="both"/>
-        <w:rPr>
-          <w:rFonts w:asciiTheme="majorBidi" w:eastAsia="Times New Roman" w:hAnsiTheme="majorBidi" w:cstheme="majorBidi"/>
-          <w:color w:val="373D3F"/>
-          <w:kern w:val="0"/>
-          <w:sz w:val="20"/>
-          <w:szCs w:val="20"/>
-          <w:lang w:eastAsia="en-GB"/>
-          <w14:ligatures w14:val="none"/>
-        </w:rPr>
-      </w:pPr>
-      <w:r>
-        <w:rPr>
-          <w:rFonts w:asciiTheme="majorBidi" w:eastAsia="Times New Roman" w:hAnsiTheme="majorBidi" w:cstheme="majorBidi"/>
-          <w:b/>
-          <w:bCs/>
-          <w:color w:val="373D3F"/>
-          <w:kern w:val="0"/>
-          <w:sz w:val="20"/>
-          <w:szCs w:val="20"/>
-          <w:lang w:eastAsia="en-GB"/>
-          <w14:ligatures w14:val="none"/>
-        </w:rPr>
-        <w:t>6. Nonfunctional Requirements</w:t>
-      </w:r>
-    </w:p>
-    <w:p>
-      <w:pPr>
-        <w:shd w:val="clear" w:color="auto" w:fill="FFFFFF"/>
-        <w:spacing w:before="240" w:after="0" w:line="240" w:lineRule="auto"/>
-        <w:jc w:val="both"/>
-        <w:rPr>
-          <w:rFonts w:asciiTheme="majorBidi" w:eastAsia="Times New Roman" w:hAnsiTheme="majorBidi" w:cstheme="majorBidi"/>
-          <w:color w:val="373D3F"/>
-          <w:kern w:val="0"/>
-          <w:sz w:val="20"/>
-          <w:szCs w:val="20"/>
-          <w:lang w:eastAsia="en-GB"/>
-          <w14:ligatures w14:val="none"/>
-        </w:rPr>
-      </w:pPr>
-      <w:r>
-        <w:rPr>
-          <w:rFonts w:asciiTheme="majorBidi" w:eastAsia="Times New Roman" w:hAnsiTheme="majorBidi" w:cstheme="majorBidi"/>
-          <w:b/>
-          <w:bCs/>
-          <w:color w:val="373D3F"/>
-          <w:kern w:val="0"/>
-          <w:sz w:val="20"/>
-          <w:szCs w:val="20"/>
-          <w:lang w:eastAsia="en-GB"/>
-          <w14:ligatures w14:val="none"/>
-        </w:rPr>
-        <w:t>6.1. Performance  </w:t>
-      </w:r>
-    </w:p>
-    <w:p>
-      <w:pPr>
-        <w:shd w:val="clear" w:color="auto" w:fill="FFFFFF"/>
-        <w:spacing w:before="240" w:after="0" w:line="240" w:lineRule="auto"/>
-        <w:jc w:val="both"/>
-        <w:rPr>
-          <w:rFonts w:asciiTheme="majorBidi" w:eastAsia="Times New Roman" w:hAnsiTheme="majorBidi" w:cstheme="majorBidi"/>
-          <w:color w:val="373D3F"/>
-          <w:kern w:val="0"/>
-          <w:sz w:val="20"/>
-          <w:szCs w:val="20"/>
-          <w:lang w:eastAsia="en-GB"/>
-          <w14:ligatures w14:val="none"/>
-        </w:rPr>
-      </w:pPr>
-      <w:r>
-        <w:rPr>
-          <w:rFonts w:asciiTheme="majorBidi" w:eastAsia="Times New Roman" w:hAnsiTheme="majorBidi" w:cstheme="majorBidi"/>
-          <w:color w:val="373D3F"/>
-          <w:kern w:val="0"/>
-          <w:sz w:val="20"/>
-          <w:szCs w:val="20"/>
-          <w:lang w:eastAsia="en-GB"/>
-          <w14:ligatures w14:val="none"/>
-        </w:rPr>
-        <w:t>NF-1.1: </w:t>
-      </w:r>
-      <w:r>
-        <w:rPr>
-          <w:rFonts w:asciiTheme="majorBidi" w:eastAsia="Times New Roman" w:hAnsiTheme="majorBidi" w:cstheme="majorBidi"/>
-          <w:color w:val="0000FF"/>
-          <w:kern w:val="0"/>
-          <w:sz w:val="20"/>
-          <w:szCs w:val="20"/>
-          <w:lang w:eastAsia="en-GB"/>
-          <w14:ligatures w14:val="none"/>
-        </w:rPr>
-        <w:t>«Any performance-related issue»</w:t>
-      </w:r>
-    </w:p>
-    <w:p>
-      <w:pPr>
-        <w:shd w:val="clear" w:color="auto" w:fill="FFFFFF"/>
-        <w:spacing w:before="240" w:after="0" w:line="240" w:lineRule="auto"/>
-        <w:jc w:val="both"/>
-        <w:rPr>
-          <w:rFonts w:asciiTheme="majorBidi" w:eastAsia="Times New Roman" w:hAnsiTheme="majorBidi" w:cstheme="majorBidi"/>
-          <w:color w:val="373D3F"/>
-          <w:kern w:val="0"/>
-          <w:sz w:val="20"/>
-          <w:szCs w:val="20"/>
-          <w:lang w:eastAsia="en-GB"/>
-          <w14:ligatures w14:val="none"/>
-        </w:rPr>
-      </w:pPr>
-      <w:r>
-        <w:rPr>
-          <w:rFonts w:asciiTheme="majorBidi" w:eastAsia="Times New Roman" w:hAnsiTheme="majorBidi" w:cstheme="majorBidi"/>
-          <w:color w:val="373D3F"/>
-          <w:kern w:val="0"/>
-          <w:sz w:val="20"/>
-          <w:szCs w:val="20"/>
-          <w:lang w:eastAsia="en-GB"/>
-          <w14:ligatures w14:val="none"/>
-        </w:rPr>
-        <w:t>NF-1.</w:t>
-      </w:r>
-      <w:r>
-        <w:rPr>
-          <w:rFonts w:asciiTheme="majorBidi" w:eastAsia="Times New Roman" w:hAnsiTheme="majorBidi" w:cstheme="majorBidi"/>
-          <w:color w:val="0000FF"/>
-          <w:kern w:val="0"/>
-          <w:sz w:val="20"/>
-          <w:szCs w:val="20"/>
-          <w:lang w:eastAsia="en-GB"/>
-          <w14:ligatures w14:val="none"/>
-        </w:rPr>
-        <w:t>«N»</w:t>
+        <w:t>N»</w:t>
       </w:r>
       <w:r>
         <w:rPr>
@@ -4561,7 +4422,20 @@
           <w:lang w:eastAsia="en-GB"/>
           <w14:ligatures w14:val="none"/>
         </w:rPr>
-        <w:t>NF-2.</w:t>
+        <w:t>NF-</w:t>
+      </w:r>
+      <w:proofErr w:type="gramStart"/>
+      <w:r>
+        <w:rPr>
+          <w:rFonts w:asciiTheme="majorBidi" w:eastAsia="Times New Roman" w:hAnsiTheme="majorBidi" w:cstheme="majorBidi"/>
+          <w:color w:val="373D3F"/>
+          <w:kern w:val="0"/>
+          <w:sz w:val="20"/>
+          <w:szCs w:val="20"/>
+          <w:lang w:eastAsia="en-GB"/>
+          <w14:ligatures w14:val="none"/>
+        </w:rPr>
+        <w:t>2.</w:t>
       </w:r>
       <w:r>
         <w:rPr>
@@ -4573,7 +4447,20 @@
           <w:lang w:eastAsia="en-GB"/>
           <w14:ligatures w14:val="none"/>
         </w:rPr>
-        <w:t>«N»</w:t>
+        <w:t>«</w:t>
+      </w:r>
+      <w:proofErr w:type="gramEnd"/>
+      <w:r>
+        <w:rPr>
+          <w:rFonts w:asciiTheme="majorBidi" w:eastAsia="Times New Roman" w:hAnsiTheme="majorBidi" w:cstheme="majorBidi"/>
+          <w:color w:val="0000FF"/>
+          <w:kern w:val="0"/>
+          <w:sz w:val="20"/>
+          <w:szCs w:val="20"/>
+          <w:lang w:eastAsia="en-GB"/>
+          <w14:ligatures w14:val="none"/>
+        </w:rPr>
+        <w:t>N»</w:t>
       </w:r>
       <w:r>
         <w:rPr>
@@ -4672,6 +4559,68 @@
           <w:szCs w:val="18"/>
         </w:rPr>
       </w:pPr>
+    </w:p>
+    <w:p>
+      <w:pPr>
+        <w:rPr>
+          <w:rFonts w:asciiTheme="majorBidi" w:hAnsiTheme="majorBidi" w:cstheme="majorBidi"/>
+          <w:sz w:val="18"/>
+          <w:szCs w:val="18"/>
+        </w:rPr>
+      </w:pPr>
+      <w:r>
+        <w:rPr>
+          <w:noProof/>
+        </w:rPr>
+        <w:drawing>
+          <wp:inline distT="0" distB="0" distL="0" distR="0" wp14:anchorId="4CDEB0EE" wp14:editId="163679EC">
+            <wp:extent cx="3721100" cy="3131246"/>
+            <wp:effectExtent l="0" t="0" r="0" b="0"/>
+            <wp:docPr id="1087124651" name="Obraz 2"/>
+            <wp:cNvGraphicFramePr>
+              <a:graphicFrameLocks xmlns:a="http://schemas.openxmlformats.org/drawingml/2006/main" noChangeAspect="1"/>
+            </wp:cNvGraphicFramePr>
+            <a:graphic xmlns:a="http://schemas.openxmlformats.org/drawingml/2006/main">
+              <a:graphicData uri="http://schemas.openxmlformats.org/drawingml/2006/picture">
+                <pic:pic xmlns:pic="http://schemas.openxmlformats.org/drawingml/2006/picture">
+                  <pic:nvPicPr>
+                    <pic:cNvPr id="0" name="Picture 3"/>
+                    <pic:cNvPicPr>
+                      <a:picLocks noChangeAspect="1" noChangeArrowheads="1"/>
+                    </pic:cNvPicPr>
+                  </pic:nvPicPr>
+                  <pic:blipFill>
+                    <a:blip r:embed="rId6">
+                      <a:extLst>
+                        <a:ext uri="{28A0092B-C50C-407E-A947-70E740481C1C}">
+                          <a14:useLocalDpi xmlns:a14="http://schemas.microsoft.com/office/drawing/2010/main" val="0"/>
+                        </a:ext>
+                      </a:extLst>
+                    </a:blip>
+                    <a:srcRect/>
+                    <a:stretch>
+                      <a:fillRect/>
+                    </a:stretch>
+                  </pic:blipFill>
+                  <pic:spPr bwMode="auto">
+                    <a:xfrm>
+                      <a:off x="0" y="0"/>
+                      <a:ext cx="3732742" cy="3141042"/>
+                    </a:xfrm>
+                    <a:prstGeom prst="rect">
+                      <a:avLst/>
+                    </a:prstGeom>
+                    <a:noFill/>
+                    <a:ln>
+                      <a:noFill/>
+                    </a:ln>
+                  </pic:spPr>
+                </pic:pic>
+              </a:graphicData>
+            </a:graphic>
+          </wp:inline>
+        </w:drawing>
+      </w:r>
     </w:p>
     <w:sectPr>
       <w:pgSz w:w="11906" w:h="16838"/>

--- a/SRS/SRS_Version_3.docx
+++ b/SRS/SRS_Version_3.docx
@@ -170,23 +170,8 @@
           <w:lang w:eastAsia="en-GB"/>
           <w14:ligatures w14:val="none"/>
         </w:rPr>
-        <w:t xml:space="preserve"> </w:t>
-      </w:r>
-      <w:proofErr w:type="spellStart"/>
-      <w:r>
-        <w:rPr>
-          <w:rFonts w:asciiTheme="majorBidi" w:eastAsia="Times New Roman" w:hAnsiTheme="majorBidi" w:cstheme="majorBidi"/>
-          <w:b/>
-          <w:bCs/>
-          <w:kern w:val="0"/>
-          <w:sz w:val="20"/>
-          <w:szCs w:val="20"/>
-          <w:lang w:eastAsia="en-GB"/>
-          <w14:ligatures w14:val="none"/>
-        </w:rPr>
-        <w:t>system</w:t>
-      </w:r>
-      <w:proofErr w:type="spellEnd"/>
+        <w:t xml:space="preserve"> system</w:t>
+      </w:r>
     </w:p>
     <w:p>
       <w:pPr>
@@ -1624,31 +1609,7 @@
           <w:lang w:val="pl-PL" w:eastAsia="en-GB"/>
           <w14:ligatures w14:val="none"/>
         </w:rPr>
-        <w:t xml:space="preserve">Organization &amp; Reading </w:t>
-      </w:r>
-      <w:proofErr w:type="spellStart"/>
-      <w:r>
-        <w:rPr>
-          <w:rFonts w:asciiTheme="majorBidi" w:eastAsia="Times New Roman" w:hAnsiTheme="majorBidi" w:cstheme="majorBidi"/>
-          <w:kern w:val="0"/>
-          <w:sz w:val="20"/>
-          <w:szCs w:val="20"/>
-          <w:lang w:val="pl-PL" w:eastAsia="en-GB"/>
-          <w14:ligatures w14:val="none"/>
-        </w:rPr>
-        <w:t>Sequence</w:t>
-      </w:r>
-      <w:proofErr w:type="spellEnd"/>
-      <w:r>
-        <w:rPr>
-          <w:rFonts w:asciiTheme="majorBidi" w:eastAsia="Times New Roman" w:hAnsiTheme="majorBidi" w:cstheme="majorBidi"/>
-          <w:kern w:val="0"/>
-          <w:sz w:val="20"/>
-          <w:szCs w:val="20"/>
-          <w:lang w:val="pl-PL" w:eastAsia="en-GB"/>
-          <w14:ligatures w14:val="none"/>
-        </w:rPr>
-        <w:t xml:space="preserve">: </w:t>
+        <w:t xml:space="preserve">Organization &amp; Reading Sequence: </w:t>
       </w:r>
     </w:p>
     <w:p>
@@ -1946,7 +1907,7 @@
           <w:lang w:val="en-US" w:eastAsia="en-GB"/>
           <w14:ligatures w14:val="none"/>
         </w:rPr>
-        <w:t xml:space="preserve">: The software will process incoming data from physical or simulated water level sensors, compare these levels against predefined safety thresholds, and trigger automated alerts (such as visual displays or notifications) when levels become critical. </w:t>
+        <w:t xml:space="preserve">: The software will process incoming data from physical or simulated water level sensors, compare these levels against predefined safety thresholds, and trigger automated alerts such as visual displays or notifications when levels become critical. </w:t>
       </w:r>
     </w:p>
     <w:p>
@@ -2314,29 +2275,16 @@
         </w:rPr>
         <w:t>S</w:t>
       </w:r>
-      <w:proofErr w:type="spellStart"/>
-      <w:r>
-        <w:rPr>
-          <w:rFonts w:asciiTheme="majorBidi" w:eastAsia="Times New Roman" w:hAnsiTheme="majorBidi" w:cstheme="majorBidi"/>
-          <w:kern w:val="0"/>
-          <w:sz w:val="20"/>
-          <w:szCs w:val="20"/>
-          <w:lang w:val="en-US" w:eastAsia="en-GB"/>
-          <w14:ligatures w14:val="none"/>
-        </w:rPr>
-        <w:t>ystem</w:t>
-      </w:r>
-      <w:proofErr w:type="spellEnd"/>
-      <w:r>
-        <w:rPr>
-          <w:rFonts w:asciiTheme="majorBidi" w:eastAsia="Times New Roman" w:hAnsiTheme="majorBidi" w:cstheme="majorBidi"/>
-          <w:kern w:val="0"/>
-          <w:sz w:val="20"/>
-          <w:szCs w:val="20"/>
-          <w:lang w:val="en-US" w:eastAsia="en-GB"/>
-          <w14:ligatures w14:val="none"/>
-        </w:rPr>
-        <w:t xml:space="preserve"> processes incoming data from physical water level sensors. </w:t>
+      <w:r>
+        <w:rPr>
+          <w:rFonts w:asciiTheme="majorBidi" w:eastAsia="Times New Roman" w:hAnsiTheme="majorBidi" w:cstheme="majorBidi"/>
+          <w:kern w:val="0"/>
+          <w:sz w:val="20"/>
+          <w:szCs w:val="20"/>
+          <w:lang w:val="en-US" w:eastAsia="en-GB"/>
+          <w14:ligatures w14:val="none"/>
+        </w:rPr>
+        <w:t xml:space="preserve">ystem processes incoming data from physical water level sensors. </w:t>
       </w:r>
     </w:p>
     <w:p>
@@ -3289,12 +3237,43 @@
           <w:lang w:eastAsia="en-GB"/>
           <w14:ligatures w14:val="none"/>
         </w:rPr>
-        <w:t xml:space="preserve">«This template illustrates organizing the functional requirements for the product by system features, the major services provided by the </w:t>
-      </w:r>
-      <w:proofErr w:type="gramStart"/>
-      <w:r>
-        <w:rPr>
-          <w:rFonts w:asciiTheme="majorBidi" w:eastAsia="Times New Roman" w:hAnsiTheme="majorBidi" w:cstheme="majorBidi"/>
+        <w:t>«This template illustrates organizing the functional requirements for the product by system features, the major services provided by the product.»</w:t>
+      </w:r>
+    </w:p>
+    <w:p>
+      <w:pPr>
+        <w:shd w:val="clear" w:color="auto" w:fill="FFFFFF"/>
+        <w:spacing w:before="240" w:after="0" w:line="240" w:lineRule="auto"/>
+        <w:jc w:val="both"/>
+        <w:rPr>
+          <w:rFonts w:asciiTheme="majorBidi" w:eastAsia="Times New Roman" w:hAnsiTheme="majorBidi" w:cstheme="majorBidi"/>
+          <w:color w:val="373D3F"/>
+          <w:kern w:val="0"/>
+          <w:sz w:val="20"/>
+          <w:szCs w:val="20"/>
+          <w:lang w:eastAsia="en-GB"/>
+          <w14:ligatures w14:val="none"/>
+        </w:rPr>
+      </w:pPr>
+      <w:r>
+        <w:rPr>
+          <w:rFonts w:asciiTheme="majorBidi" w:eastAsia="Times New Roman" w:hAnsiTheme="majorBidi" w:cstheme="majorBidi"/>
+          <w:b/>
+          <w:bCs/>
+          <w:color w:val="373D3F"/>
+          <w:kern w:val="0"/>
+          <w:sz w:val="20"/>
+          <w:szCs w:val="20"/>
+          <w:lang w:eastAsia="en-GB"/>
+          <w14:ligatures w14:val="none"/>
+        </w:rPr>
+        <w:t>5.1. </w:t>
+      </w:r>
+      <w:r>
+        <w:rPr>
+          <w:rFonts w:asciiTheme="majorBidi" w:eastAsia="Times New Roman" w:hAnsiTheme="majorBidi" w:cstheme="majorBidi"/>
+          <w:b/>
+          <w:bCs/>
           <w:color w:val="0000FF"/>
           <w:kern w:val="0"/>
           <w:sz w:val="20"/>
@@ -3302,9 +3281,8 @@
           <w:lang w:eastAsia="en-GB"/>
           <w14:ligatures w14:val="none"/>
         </w:rPr>
-        <w:t>product.»</w:t>
-      </w:r>
-      <w:proofErr w:type="gramEnd"/>
+        <w:t>«System Feature Name»</w:t>
+      </w:r>
     </w:p>
     <w:p>
       <w:pPr>
@@ -3333,13 +3311,27 @@
           <w:lang w:eastAsia="en-GB"/>
           <w14:ligatures w14:val="none"/>
         </w:rPr>
-        <w:t>5.1. </w:t>
-      </w:r>
-      <w:r>
-        <w:rPr>
-          <w:rFonts w:asciiTheme="majorBidi" w:eastAsia="Times New Roman" w:hAnsiTheme="majorBidi" w:cstheme="majorBidi"/>
-          <w:b/>
-          <w:bCs/>
+        <w:t>5.1.1 Description and Priority</w:t>
+      </w:r>
+    </w:p>
+    <w:p>
+      <w:pPr>
+        <w:shd w:val="clear" w:color="auto" w:fill="FFFFFF"/>
+        <w:spacing w:before="240" w:after="0" w:line="240" w:lineRule="auto"/>
+        <w:jc w:val="both"/>
+        <w:rPr>
+          <w:rFonts w:asciiTheme="majorBidi" w:eastAsia="Times New Roman" w:hAnsiTheme="majorBidi" w:cstheme="majorBidi"/>
+          <w:color w:val="373D3F"/>
+          <w:kern w:val="0"/>
+          <w:sz w:val="20"/>
+          <w:szCs w:val="20"/>
+          <w:lang w:eastAsia="en-GB"/>
+          <w14:ligatures w14:val="none"/>
+        </w:rPr>
+      </w:pPr>
+      <w:r>
+        <w:rPr>
+          <w:rFonts w:asciiTheme="majorBidi" w:eastAsia="Times New Roman" w:hAnsiTheme="majorBidi" w:cstheme="majorBidi"/>
           <w:color w:val="0000FF"/>
           <w:kern w:val="0"/>
           <w:sz w:val="20"/>
@@ -3347,7 +3339,7 @@
           <w:lang w:eastAsia="en-GB"/>
           <w14:ligatures w14:val="none"/>
         </w:rPr>
-        <w:t>«System Feature Name»</w:t>
+        <w:t>«Provide a short description of the feature. Give its priority, too.»</w:t>
       </w:r>
     </w:p>
     <w:p>
@@ -3377,7 +3369,7 @@
           <w:lang w:eastAsia="en-GB"/>
           <w14:ligatures w14:val="none"/>
         </w:rPr>
-        <w:t>5.1.1 Description and Priority</w:t>
+        <w:t>5.1.2 Stimulus/Response Sequences</w:t>
       </w:r>
     </w:p>
     <w:p>
@@ -3405,9 +3397,20 @@
           <w:lang w:eastAsia="en-GB"/>
           <w14:ligatures w14:val="none"/>
         </w:rPr>
-        <w:t xml:space="preserve">«Provide a short description of the feature. Give its priority, </w:t>
-      </w:r>
-      <w:proofErr w:type="gramStart"/>
+        <w:t>«”Stimulus” or “Condition”»</w:t>
+      </w:r>
+      <w:r>
+        <w:rPr>
+          <w:rFonts w:asciiTheme="majorBidi" w:eastAsia="Times New Roman" w:hAnsiTheme="majorBidi" w:cstheme="majorBidi"/>
+          <w:color w:val="373D3F"/>
+          <w:kern w:val="0"/>
+          <w:sz w:val="20"/>
+          <w:szCs w:val="20"/>
+          <w:lang w:eastAsia="en-GB"/>
+          <w14:ligatures w14:val="none"/>
+        </w:rPr>
+        <w:t>: </w:t>
+      </w:r>
       <w:r>
         <w:rPr>
           <w:rFonts w:asciiTheme="majorBidi" w:eastAsia="Times New Roman" w:hAnsiTheme="majorBidi" w:cstheme="majorBidi"/>
@@ -3418,9 +3421,8 @@
           <w:lang w:eastAsia="en-GB"/>
           <w14:ligatures w14:val="none"/>
         </w:rPr>
-        <w:t>too.»</w:t>
-      </w:r>
-      <w:proofErr w:type="gramEnd"/>
+        <w:t>«Describe the stimulus or condition»</w:t>
+      </w:r>
     </w:p>
     <w:p>
       <w:pPr>
@@ -3440,8 +3442,6 @@
       <w:r>
         <w:rPr>
           <w:rFonts w:asciiTheme="majorBidi" w:eastAsia="Times New Roman" w:hAnsiTheme="majorBidi" w:cstheme="majorBidi"/>
-          <w:b/>
-          <w:bCs/>
           <w:color w:val="373D3F"/>
           <w:kern w:val="0"/>
           <w:sz w:val="20"/>
@@ -3449,7 +3449,19 @@
           <w:lang w:eastAsia="en-GB"/>
           <w14:ligatures w14:val="none"/>
         </w:rPr>
-        <w:t>5.1.2 Stimulus/Response Sequences</w:t>
+        <w:t>Response: </w:t>
+      </w:r>
+      <w:r>
+        <w:rPr>
+          <w:rFonts w:asciiTheme="majorBidi" w:eastAsia="Times New Roman" w:hAnsiTheme="majorBidi" w:cstheme="majorBidi"/>
+          <w:color w:val="0000FF"/>
+          <w:kern w:val="0"/>
+          <w:sz w:val="20"/>
+          <w:szCs w:val="20"/>
+          <w:lang w:eastAsia="en-GB"/>
+          <w14:ligatures w14:val="none"/>
+        </w:rPr>
+        <w:t>«Describe the response»</w:t>
       </w:r>
     </w:p>
     <w:p>
@@ -3467,7 +3479,6 @@
           <w14:ligatures w14:val="none"/>
         </w:rPr>
       </w:pPr>
-      <w:proofErr w:type="gramStart"/>
       <w:r>
         <w:rPr>
           <w:rFonts w:asciiTheme="majorBidi" w:eastAsia="Times New Roman" w:hAnsiTheme="majorBidi" w:cstheme="majorBidi"/>
@@ -3478,9 +3489,54 @@
           <w:lang w:eastAsia="en-GB"/>
           <w14:ligatures w14:val="none"/>
         </w:rPr>
-        <w:t>«”Stimulus</w:t>
-      </w:r>
-      <w:proofErr w:type="gramEnd"/>
+        <w:t>«Additional Stimulus/Response pairs as needed»</w:t>
+      </w:r>
+    </w:p>
+    <w:p>
+      <w:pPr>
+        <w:shd w:val="clear" w:color="auto" w:fill="FFFFFF"/>
+        <w:spacing w:before="240" w:after="0" w:line="240" w:lineRule="auto"/>
+        <w:jc w:val="both"/>
+        <w:rPr>
+          <w:rFonts w:asciiTheme="majorBidi" w:eastAsia="Times New Roman" w:hAnsiTheme="majorBidi" w:cstheme="majorBidi"/>
+          <w:color w:val="373D3F"/>
+          <w:kern w:val="0"/>
+          <w:sz w:val="20"/>
+          <w:szCs w:val="20"/>
+          <w:lang w:eastAsia="en-GB"/>
+          <w14:ligatures w14:val="none"/>
+        </w:rPr>
+      </w:pPr>
+      <w:r>
+        <w:rPr>
+          <w:rFonts w:asciiTheme="majorBidi" w:eastAsia="Times New Roman" w:hAnsiTheme="majorBidi" w:cstheme="majorBidi"/>
+          <w:b/>
+          <w:bCs/>
+          <w:color w:val="373D3F"/>
+          <w:kern w:val="0"/>
+          <w:sz w:val="20"/>
+          <w:szCs w:val="20"/>
+          <w:lang w:eastAsia="en-GB"/>
+          <w14:ligatures w14:val="none"/>
+        </w:rPr>
+        <w:t>5.1.3 Functional Requirements</w:t>
+      </w:r>
+    </w:p>
+    <w:p>
+      <w:pPr>
+        <w:shd w:val="clear" w:color="auto" w:fill="FFFFFF"/>
+        <w:spacing w:before="240" w:after="0" w:line="240" w:lineRule="auto"/>
+        <w:jc w:val="both"/>
+        <w:rPr>
+          <w:rFonts w:asciiTheme="majorBidi" w:eastAsia="Times New Roman" w:hAnsiTheme="majorBidi" w:cstheme="majorBidi"/>
+          <w:color w:val="373D3F"/>
+          <w:kern w:val="0"/>
+          <w:sz w:val="20"/>
+          <w:szCs w:val="20"/>
+          <w:lang w:eastAsia="en-GB"/>
+          <w14:ligatures w14:val="none"/>
+        </w:rPr>
+      </w:pPr>
       <w:r>
         <w:rPr>
           <w:rFonts w:asciiTheme="majorBidi" w:eastAsia="Times New Roman" w:hAnsiTheme="majorBidi" w:cstheme="majorBidi"/>
@@ -3491,9 +3547,36 @@
           <w:lang w:eastAsia="en-GB"/>
           <w14:ligatures w14:val="none"/>
         </w:rPr>
-        <w:t>” or “</w:t>
-      </w:r>
-      <w:proofErr w:type="gramStart"/>
+        <w:t>«Itemize the detailed functional requirements associated with this feature. These are the software capabilities that must be present in order for the user to carry out the services provided by the feature. Include how the product should respond to anticipated error conditions or invalid inputs. Requirements should be concise, complete, unambiguous, verifiable, and necessary. Each requirement should be uniquely identified with a sequence number or a meaningful tag of some kind.»</w:t>
+      </w:r>
+    </w:p>
+    <w:p>
+      <w:pPr>
+        <w:shd w:val="clear" w:color="auto" w:fill="FFFFFF"/>
+        <w:spacing w:before="240" w:after="0" w:line="240" w:lineRule="auto"/>
+        <w:jc w:val="both"/>
+        <w:rPr>
+          <w:rFonts w:asciiTheme="majorBidi" w:eastAsia="Times New Roman" w:hAnsiTheme="majorBidi" w:cstheme="majorBidi"/>
+          <w:color w:val="373D3F"/>
+          <w:kern w:val="0"/>
+          <w:sz w:val="20"/>
+          <w:szCs w:val="20"/>
+          <w:lang w:eastAsia="en-GB"/>
+          <w14:ligatures w14:val="none"/>
+        </w:rPr>
+      </w:pPr>
+      <w:r>
+        <w:rPr>
+          <w:rFonts w:asciiTheme="majorBidi" w:eastAsia="Times New Roman" w:hAnsiTheme="majorBidi" w:cstheme="majorBidi"/>
+          <w:color w:val="373D3F"/>
+          <w:kern w:val="0"/>
+          <w:sz w:val="20"/>
+          <w:szCs w:val="20"/>
+          <w:lang w:eastAsia="en-GB"/>
+          <w14:ligatures w14:val="none"/>
+        </w:rPr>
+        <w:t>REQ-1.1: </w:t>
+      </w:r>
       <w:r>
         <w:rPr>
           <w:rFonts w:asciiTheme="majorBidi" w:eastAsia="Times New Roman" w:hAnsiTheme="majorBidi" w:cstheme="majorBidi"/>
@@ -3504,10 +3587,14 @@
           <w:lang w:eastAsia="en-GB"/>
           <w14:ligatures w14:val="none"/>
         </w:rPr>
-        <w:t>Condition”»</w:t>
-      </w:r>
-      <w:proofErr w:type="gramEnd"/>
-      <w:r>
+        <w:t>«Some sentence goes here, in “shall” form, usually something like this: “Upon &lt;some event or condition&gt;, the &lt;system, or the name of a module&gt; shall &lt;perform some action&gt;.” Note that the entire requirement must be stated in the requirements area. Everything else is just a lead-up to this. There should be one such entry per S/R pair.»</w:t>
+      </w:r>
+    </w:p>
+    <w:p>
+      <w:pPr>
+        <w:shd w:val="clear" w:color="auto" w:fill="FFFFFF"/>
+        <w:spacing w:before="240" w:after="0" w:line="240" w:lineRule="auto"/>
+        <w:jc w:val="both"/>
         <w:rPr>
           <w:rFonts w:asciiTheme="majorBidi" w:eastAsia="Times New Roman" w:hAnsiTheme="majorBidi" w:cstheme="majorBidi"/>
           <w:color w:val="373D3F"/>
@@ -3517,6 +3604,41 @@
           <w:lang w:eastAsia="en-GB"/>
           <w14:ligatures w14:val="none"/>
         </w:rPr>
+      </w:pPr>
+      <w:r>
+        <w:rPr>
+          <w:rFonts w:asciiTheme="majorBidi" w:eastAsia="Times New Roman" w:hAnsiTheme="majorBidi" w:cstheme="majorBidi"/>
+          <w:color w:val="373D3F"/>
+          <w:kern w:val="0"/>
+          <w:sz w:val="20"/>
+          <w:szCs w:val="20"/>
+          <w:lang w:eastAsia="en-GB"/>
+          <w14:ligatures w14:val="none"/>
+        </w:rPr>
+        <w:t>REQ-1.</w:t>
+      </w:r>
+      <w:r>
+        <w:rPr>
+          <w:rFonts w:asciiTheme="majorBidi" w:eastAsia="Times New Roman" w:hAnsiTheme="majorBidi" w:cstheme="majorBidi"/>
+          <w:color w:val="0000FF"/>
+          <w:kern w:val="0"/>
+          <w:sz w:val="20"/>
+          <w:szCs w:val="20"/>
+          <w:lang w:eastAsia="en-GB"/>
+          <w14:ligatures w14:val="none"/>
+        </w:rPr>
+        <w:t>«N»</w:t>
+      </w:r>
+      <w:r>
+        <w:rPr>
+          <w:rFonts w:asciiTheme="majorBidi" w:eastAsia="Times New Roman" w:hAnsiTheme="majorBidi" w:cstheme="majorBidi"/>
+          <w:color w:val="373D3F"/>
+          <w:kern w:val="0"/>
+          <w:sz w:val="20"/>
+          <w:szCs w:val="20"/>
+          <w:lang w:eastAsia="en-GB"/>
+          <w14:ligatures w14:val="none"/>
+        </w:rPr>
         <w:t>: </w:t>
       </w:r>
       <w:r>
@@ -3529,7 +3651,7 @@
           <w:lang w:eastAsia="en-GB"/>
           <w14:ligatures w14:val="none"/>
         </w:rPr>
-        <w:t>«Describe the stimulus or condition»</w:t>
+        <w:t>«Additional S/R-related requirements as needed.»</w:t>
       </w:r>
     </w:p>
     <w:p>
@@ -3557,7 +3679,7 @@
           <w:lang w:eastAsia="en-GB"/>
           <w14:ligatures w14:val="none"/>
         </w:rPr>
-        <w:t>Response: </w:t>
+        <w:t>REQ-1.</w:t>
       </w:r>
       <w:r>
         <w:rPr>
@@ -3569,14 +3691,9 @@
           <w:lang w:eastAsia="en-GB"/>
           <w14:ligatures w14:val="none"/>
         </w:rPr>
-        <w:t>«Describe the response»</w:t>
-      </w:r>
-    </w:p>
-    <w:p>
-      <w:pPr>
-        <w:shd w:val="clear" w:color="auto" w:fill="FFFFFF"/>
-        <w:spacing w:before="240" w:after="0" w:line="240" w:lineRule="auto"/>
-        <w:jc w:val="both"/>
+        <w:t>«N»</w:t>
+      </w:r>
+      <w:r>
         <w:rPr>
           <w:rFonts w:asciiTheme="majorBidi" w:eastAsia="Times New Roman" w:hAnsiTheme="majorBidi" w:cstheme="majorBidi"/>
           <w:color w:val="373D3F"/>
@@ -3586,7 +3703,8 @@
           <w:lang w:eastAsia="en-GB"/>
           <w14:ligatures w14:val="none"/>
         </w:rPr>
-      </w:pPr>
+        <w:t>: </w:t>
+      </w:r>
       <w:r>
         <w:rPr>
           <w:rFonts w:asciiTheme="majorBidi" w:eastAsia="Times New Roman" w:hAnsiTheme="majorBidi" w:cstheme="majorBidi"/>
@@ -3597,7 +3715,7 @@
           <w:lang w:eastAsia="en-GB"/>
           <w14:ligatures w14:val="none"/>
         </w:rPr>
-        <w:t>«Additional Stimulus/Response pairs as needed»</w:t>
+        <w:t>«List any additional requirements needed in “Shall” form, but not necessarily in “Upon/Shall” form.»</w:t>
       </w:r>
     </w:p>
     <w:p>
@@ -3618,8 +3736,6 @@
       <w:r>
         <w:rPr>
           <w:rFonts w:asciiTheme="majorBidi" w:eastAsia="Times New Roman" w:hAnsiTheme="majorBidi" w:cstheme="majorBidi"/>
-          <w:b/>
-          <w:bCs/>
           <w:color w:val="373D3F"/>
           <w:kern w:val="0"/>
           <w:sz w:val="20"/>
@@ -3627,14 +3743,21 @@
           <w:lang w:eastAsia="en-GB"/>
           <w14:ligatures w14:val="none"/>
         </w:rPr>
-        <w:t>5.1.3 Functional Requirements</w:t>
-      </w:r>
-    </w:p>
-    <w:p>
-      <w:pPr>
-        <w:shd w:val="clear" w:color="auto" w:fill="FFFFFF"/>
-        <w:spacing w:before="240" w:after="0" w:line="240" w:lineRule="auto"/>
-        <w:jc w:val="both"/>
+        <w:t>REQ-1.</w:t>
+      </w:r>
+      <w:r>
+        <w:rPr>
+          <w:rFonts w:asciiTheme="majorBidi" w:eastAsia="Times New Roman" w:hAnsiTheme="majorBidi" w:cstheme="majorBidi"/>
+          <w:color w:val="0000FF"/>
+          <w:kern w:val="0"/>
+          <w:sz w:val="20"/>
+          <w:szCs w:val="20"/>
+          <w:lang w:eastAsia="en-GB"/>
+          <w14:ligatures w14:val="none"/>
+        </w:rPr>
+        <w:t>«N»</w:t>
+      </w:r>
+      <w:r>
         <w:rPr>
           <w:rFonts w:asciiTheme="majorBidi" w:eastAsia="Times New Roman" w:hAnsiTheme="majorBidi" w:cstheme="majorBidi"/>
           <w:color w:val="373D3F"/>
@@ -3644,7 +3767,8 @@
           <w:lang w:eastAsia="en-GB"/>
           <w14:ligatures w14:val="none"/>
         </w:rPr>
-      </w:pPr>
+        <w:t>: </w:t>
+      </w:r>
       <w:r>
         <w:rPr>
           <w:rFonts w:asciiTheme="majorBidi" w:eastAsia="Times New Roman" w:hAnsiTheme="majorBidi" w:cstheme="majorBidi"/>
@@ -3655,12 +3779,43 @@
           <w:lang w:eastAsia="en-GB"/>
           <w14:ligatures w14:val="none"/>
         </w:rPr>
-        <w:t xml:space="preserve">«Itemize the detailed functional requirements associated with this feature. These are the software capabilities that must be present </w:t>
-      </w:r>
-      <w:proofErr w:type="gramStart"/>
-      <w:r>
-        <w:rPr>
-          <w:rFonts w:asciiTheme="majorBidi" w:eastAsia="Times New Roman" w:hAnsiTheme="majorBidi" w:cstheme="majorBidi"/>
+        <w:t>«Additional requirements as needed.»</w:t>
+      </w:r>
+    </w:p>
+    <w:p>
+      <w:pPr>
+        <w:shd w:val="clear" w:color="auto" w:fill="FFFFFF"/>
+        <w:spacing w:before="240" w:after="0" w:line="240" w:lineRule="auto"/>
+        <w:jc w:val="both"/>
+        <w:rPr>
+          <w:rFonts w:asciiTheme="majorBidi" w:eastAsia="Times New Roman" w:hAnsiTheme="majorBidi" w:cstheme="majorBidi"/>
+          <w:color w:val="373D3F"/>
+          <w:kern w:val="0"/>
+          <w:sz w:val="20"/>
+          <w:szCs w:val="20"/>
+          <w:lang w:eastAsia="en-GB"/>
+          <w14:ligatures w14:val="none"/>
+        </w:rPr>
+      </w:pPr>
+      <w:r>
+        <w:rPr>
+          <w:rFonts w:asciiTheme="majorBidi" w:eastAsia="Times New Roman" w:hAnsiTheme="majorBidi" w:cstheme="majorBidi"/>
+          <w:b/>
+          <w:bCs/>
+          <w:color w:val="373D3F"/>
+          <w:kern w:val="0"/>
+          <w:sz w:val="20"/>
+          <w:szCs w:val="20"/>
+          <w:lang w:eastAsia="en-GB"/>
+          <w14:ligatures w14:val="none"/>
+        </w:rPr>
+        <w:t>5.</w:t>
+      </w:r>
+      <w:r>
+        <w:rPr>
+          <w:rFonts w:asciiTheme="majorBidi" w:eastAsia="Times New Roman" w:hAnsiTheme="majorBidi" w:cstheme="majorBidi"/>
+          <w:b/>
+          <w:bCs/>
           <w:color w:val="0000FF"/>
           <w:kern w:val="0"/>
           <w:sz w:val="20"/>
@@ -3668,12 +3823,27 @@
           <w:lang w:eastAsia="en-GB"/>
           <w14:ligatures w14:val="none"/>
         </w:rPr>
-        <w:t>in order for</w:t>
-      </w:r>
-      <w:proofErr w:type="gramEnd"/>
-      <w:r>
-        <w:rPr>
-          <w:rFonts w:asciiTheme="majorBidi" w:eastAsia="Times New Roman" w:hAnsiTheme="majorBidi" w:cstheme="majorBidi"/>
+        <w:t>«N»</w:t>
+      </w:r>
+      <w:r>
+        <w:rPr>
+          <w:rFonts w:asciiTheme="majorBidi" w:eastAsia="Times New Roman" w:hAnsiTheme="majorBidi" w:cstheme="majorBidi"/>
+          <w:b/>
+          <w:bCs/>
+          <w:color w:val="373D3F"/>
+          <w:kern w:val="0"/>
+          <w:sz w:val="20"/>
+          <w:szCs w:val="20"/>
+          <w:lang w:eastAsia="en-GB"/>
+          <w14:ligatures w14:val="none"/>
+        </w:rPr>
+        <w:t>. </w:t>
+      </w:r>
+      <w:r>
+        <w:rPr>
+          <w:rFonts w:asciiTheme="majorBidi" w:eastAsia="Times New Roman" w:hAnsiTheme="majorBidi" w:cstheme="majorBidi"/>
+          <w:b/>
+          <w:bCs/>
           <w:color w:val="0000FF"/>
           <w:kern w:val="0"/>
           <w:sz w:val="20"/>
@@ -3681,9 +3851,96 @@
           <w:lang w:eastAsia="en-GB"/>
           <w14:ligatures w14:val="none"/>
         </w:rPr>
-        <w:t xml:space="preserve"> the user to carry out the services provided by the feature. Include how the product should respond to anticipated error conditions or invalid inputs. Requirements should be concise, complete, unambiguous, verifiable, and necessary. Each requirement should be uniquely identified with a sequence number or a meaningful tag of some </w:t>
-      </w:r>
-      <w:proofErr w:type="gramStart"/>
+        <w:t>«Additional feature blocks»</w:t>
+      </w:r>
+    </w:p>
+    <w:p>
+      <w:pPr>
+        <w:shd w:val="clear" w:color="auto" w:fill="FFFFFF"/>
+        <w:spacing w:before="240" w:after="0" w:line="240" w:lineRule="auto"/>
+        <w:jc w:val="both"/>
+        <w:rPr>
+          <w:rFonts w:asciiTheme="majorBidi" w:eastAsia="Times New Roman" w:hAnsiTheme="majorBidi" w:cstheme="majorBidi"/>
+          <w:color w:val="373D3F"/>
+          <w:kern w:val="0"/>
+          <w:sz w:val="20"/>
+          <w:szCs w:val="20"/>
+          <w:lang w:eastAsia="en-GB"/>
+          <w14:ligatures w14:val="none"/>
+        </w:rPr>
+      </w:pPr>
+      <w:r>
+        <w:rPr>
+          <w:rFonts w:asciiTheme="majorBidi" w:eastAsia="Times New Roman" w:hAnsiTheme="majorBidi" w:cstheme="majorBidi"/>
+          <w:b/>
+          <w:bCs/>
+          <w:color w:val="373D3F"/>
+          <w:kern w:val="0"/>
+          <w:sz w:val="20"/>
+          <w:szCs w:val="20"/>
+          <w:lang w:eastAsia="en-GB"/>
+          <w14:ligatures w14:val="none"/>
+        </w:rPr>
+        <w:t>6. Nonfunctional Requirements</w:t>
+      </w:r>
+    </w:p>
+    <w:p>
+      <w:pPr>
+        <w:shd w:val="clear" w:color="auto" w:fill="FFFFFF"/>
+        <w:spacing w:before="240" w:after="0" w:line="240" w:lineRule="auto"/>
+        <w:jc w:val="both"/>
+        <w:rPr>
+          <w:rFonts w:asciiTheme="majorBidi" w:eastAsia="Times New Roman" w:hAnsiTheme="majorBidi" w:cstheme="majorBidi"/>
+          <w:color w:val="373D3F"/>
+          <w:kern w:val="0"/>
+          <w:sz w:val="20"/>
+          <w:szCs w:val="20"/>
+          <w:lang w:eastAsia="en-GB"/>
+          <w14:ligatures w14:val="none"/>
+        </w:rPr>
+      </w:pPr>
+      <w:r>
+        <w:rPr>
+          <w:rFonts w:asciiTheme="majorBidi" w:eastAsia="Times New Roman" w:hAnsiTheme="majorBidi" w:cstheme="majorBidi"/>
+          <w:b/>
+          <w:bCs/>
+          <w:color w:val="373D3F"/>
+          <w:kern w:val="0"/>
+          <w:sz w:val="20"/>
+          <w:szCs w:val="20"/>
+          <w:lang w:eastAsia="en-GB"/>
+          <w14:ligatures w14:val="none"/>
+        </w:rPr>
+        <w:t>6.1. Performance  </w:t>
+      </w:r>
+    </w:p>
+    <w:p>
+      <w:pPr>
+        <w:shd w:val="clear" w:color="auto" w:fill="FFFFFF"/>
+        <w:spacing w:before="240" w:after="0" w:line="240" w:lineRule="auto"/>
+        <w:jc w:val="both"/>
+        <w:rPr>
+          <w:rFonts w:asciiTheme="majorBidi" w:eastAsia="Times New Roman" w:hAnsiTheme="majorBidi" w:cstheme="majorBidi"/>
+          <w:color w:val="373D3F"/>
+          <w:kern w:val="0"/>
+          <w:sz w:val="20"/>
+          <w:szCs w:val="20"/>
+          <w:lang w:eastAsia="en-GB"/>
+          <w14:ligatures w14:val="none"/>
+        </w:rPr>
+      </w:pPr>
+      <w:r>
+        <w:rPr>
+          <w:rFonts w:asciiTheme="majorBidi" w:eastAsia="Times New Roman" w:hAnsiTheme="majorBidi" w:cstheme="majorBidi"/>
+          <w:color w:val="373D3F"/>
+          <w:kern w:val="0"/>
+          <w:sz w:val="20"/>
+          <w:szCs w:val="20"/>
+          <w:lang w:eastAsia="en-GB"/>
+          <w14:ligatures w14:val="none"/>
+        </w:rPr>
+        <w:t>NF-1.1: </w:t>
+      </w:r>
       <w:r>
         <w:rPr>
           <w:rFonts w:asciiTheme="majorBidi" w:eastAsia="Times New Roman" w:hAnsiTheme="majorBidi" w:cstheme="majorBidi"/>
@@ -3694,9 +3951,8 @@
           <w:lang w:eastAsia="en-GB"/>
           <w14:ligatures w14:val="none"/>
         </w:rPr>
-        <w:t>kind.»</w:t>
-      </w:r>
-      <w:proofErr w:type="gramEnd"/>
+        <w:t>«Any performance-related issue»</w:t>
+      </w:r>
     </w:p>
     <w:p>
       <w:pPr>
@@ -3723,7 +3979,7 @@
           <w:lang w:eastAsia="en-GB"/>
           <w14:ligatures w14:val="none"/>
         </w:rPr>
-        <w:t>REQ-1.1: </w:t>
+        <w:t>NF-1.</w:t>
       </w:r>
       <w:r>
         <w:rPr>
@@ -3735,571 +3991,7 @@
           <w:lang w:eastAsia="en-GB"/>
           <w14:ligatures w14:val="none"/>
         </w:rPr>
-        <w:t xml:space="preserve">«Some sentence goes here, in “shall” form, usually something like this: “Upon &lt;some event or condition&gt;, the &lt;system, or the name of a module&gt; shall &lt;perform some action&gt;.” Note that the entire requirement must be stated in the requirements area. Everything else is just a lead-up to this. There should be one such entry per S/R </w:t>
-      </w:r>
-      <w:proofErr w:type="gramStart"/>
-      <w:r>
-        <w:rPr>
-          <w:rFonts w:asciiTheme="majorBidi" w:eastAsia="Times New Roman" w:hAnsiTheme="majorBidi" w:cstheme="majorBidi"/>
-          <w:color w:val="0000FF"/>
-          <w:kern w:val="0"/>
-          <w:sz w:val="20"/>
-          <w:szCs w:val="20"/>
-          <w:lang w:eastAsia="en-GB"/>
-          <w14:ligatures w14:val="none"/>
-        </w:rPr>
-        <w:t>pair.»</w:t>
-      </w:r>
-      <w:proofErr w:type="gramEnd"/>
-    </w:p>
-    <w:p>
-      <w:pPr>
-        <w:shd w:val="clear" w:color="auto" w:fill="FFFFFF"/>
-        <w:spacing w:before="240" w:after="0" w:line="240" w:lineRule="auto"/>
-        <w:jc w:val="both"/>
-        <w:rPr>
-          <w:rFonts w:asciiTheme="majorBidi" w:eastAsia="Times New Roman" w:hAnsiTheme="majorBidi" w:cstheme="majorBidi"/>
-          <w:color w:val="373D3F"/>
-          <w:kern w:val="0"/>
-          <w:sz w:val="20"/>
-          <w:szCs w:val="20"/>
-          <w:lang w:eastAsia="en-GB"/>
-          <w14:ligatures w14:val="none"/>
-        </w:rPr>
-      </w:pPr>
-      <w:r>
-        <w:rPr>
-          <w:rFonts w:asciiTheme="majorBidi" w:eastAsia="Times New Roman" w:hAnsiTheme="majorBidi" w:cstheme="majorBidi"/>
-          <w:color w:val="373D3F"/>
-          <w:kern w:val="0"/>
-          <w:sz w:val="20"/>
-          <w:szCs w:val="20"/>
-          <w:lang w:eastAsia="en-GB"/>
-          <w14:ligatures w14:val="none"/>
-        </w:rPr>
-        <w:t>REQ-</w:t>
-      </w:r>
-      <w:proofErr w:type="gramStart"/>
-      <w:r>
-        <w:rPr>
-          <w:rFonts w:asciiTheme="majorBidi" w:eastAsia="Times New Roman" w:hAnsiTheme="majorBidi" w:cstheme="majorBidi"/>
-          <w:color w:val="373D3F"/>
-          <w:kern w:val="0"/>
-          <w:sz w:val="20"/>
-          <w:szCs w:val="20"/>
-          <w:lang w:eastAsia="en-GB"/>
-          <w14:ligatures w14:val="none"/>
-        </w:rPr>
-        <w:t>1.</w:t>
-      </w:r>
-      <w:r>
-        <w:rPr>
-          <w:rFonts w:asciiTheme="majorBidi" w:eastAsia="Times New Roman" w:hAnsiTheme="majorBidi" w:cstheme="majorBidi"/>
-          <w:color w:val="0000FF"/>
-          <w:kern w:val="0"/>
-          <w:sz w:val="20"/>
-          <w:szCs w:val="20"/>
-          <w:lang w:eastAsia="en-GB"/>
-          <w14:ligatures w14:val="none"/>
-        </w:rPr>
-        <w:t>«</w:t>
-      </w:r>
-      <w:proofErr w:type="gramEnd"/>
-      <w:r>
-        <w:rPr>
-          <w:rFonts w:asciiTheme="majorBidi" w:eastAsia="Times New Roman" w:hAnsiTheme="majorBidi" w:cstheme="majorBidi"/>
-          <w:color w:val="0000FF"/>
-          <w:kern w:val="0"/>
-          <w:sz w:val="20"/>
-          <w:szCs w:val="20"/>
-          <w:lang w:eastAsia="en-GB"/>
-          <w14:ligatures w14:val="none"/>
-        </w:rPr>
-        <w:t>N»</w:t>
-      </w:r>
-      <w:r>
-        <w:rPr>
-          <w:rFonts w:asciiTheme="majorBidi" w:eastAsia="Times New Roman" w:hAnsiTheme="majorBidi" w:cstheme="majorBidi"/>
-          <w:color w:val="373D3F"/>
-          <w:kern w:val="0"/>
-          <w:sz w:val="20"/>
-          <w:szCs w:val="20"/>
-          <w:lang w:eastAsia="en-GB"/>
-          <w14:ligatures w14:val="none"/>
-        </w:rPr>
-        <w:t>: </w:t>
-      </w:r>
-      <w:r>
-        <w:rPr>
-          <w:rFonts w:asciiTheme="majorBidi" w:eastAsia="Times New Roman" w:hAnsiTheme="majorBidi" w:cstheme="majorBidi"/>
-          <w:color w:val="0000FF"/>
-          <w:kern w:val="0"/>
-          <w:sz w:val="20"/>
-          <w:szCs w:val="20"/>
-          <w:lang w:eastAsia="en-GB"/>
-          <w14:ligatures w14:val="none"/>
-        </w:rPr>
-        <w:t xml:space="preserve">«Additional S/R-related requirements as </w:t>
-      </w:r>
-      <w:proofErr w:type="gramStart"/>
-      <w:r>
-        <w:rPr>
-          <w:rFonts w:asciiTheme="majorBidi" w:eastAsia="Times New Roman" w:hAnsiTheme="majorBidi" w:cstheme="majorBidi"/>
-          <w:color w:val="0000FF"/>
-          <w:kern w:val="0"/>
-          <w:sz w:val="20"/>
-          <w:szCs w:val="20"/>
-          <w:lang w:eastAsia="en-GB"/>
-          <w14:ligatures w14:val="none"/>
-        </w:rPr>
-        <w:t>needed.»</w:t>
-      </w:r>
-      <w:proofErr w:type="gramEnd"/>
-    </w:p>
-    <w:p>
-      <w:pPr>
-        <w:shd w:val="clear" w:color="auto" w:fill="FFFFFF"/>
-        <w:spacing w:before="240" w:after="0" w:line="240" w:lineRule="auto"/>
-        <w:jc w:val="both"/>
-        <w:rPr>
-          <w:rFonts w:asciiTheme="majorBidi" w:eastAsia="Times New Roman" w:hAnsiTheme="majorBidi" w:cstheme="majorBidi"/>
-          <w:color w:val="373D3F"/>
-          <w:kern w:val="0"/>
-          <w:sz w:val="20"/>
-          <w:szCs w:val="20"/>
-          <w:lang w:eastAsia="en-GB"/>
-          <w14:ligatures w14:val="none"/>
-        </w:rPr>
-      </w:pPr>
-      <w:r>
-        <w:rPr>
-          <w:rFonts w:asciiTheme="majorBidi" w:eastAsia="Times New Roman" w:hAnsiTheme="majorBidi" w:cstheme="majorBidi"/>
-          <w:color w:val="373D3F"/>
-          <w:kern w:val="0"/>
-          <w:sz w:val="20"/>
-          <w:szCs w:val="20"/>
-          <w:lang w:eastAsia="en-GB"/>
-          <w14:ligatures w14:val="none"/>
-        </w:rPr>
-        <w:t>REQ-</w:t>
-      </w:r>
-      <w:proofErr w:type="gramStart"/>
-      <w:r>
-        <w:rPr>
-          <w:rFonts w:asciiTheme="majorBidi" w:eastAsia="Times New Roman" w:hAnsiTheme="majorBidi" w:cstheme="majorBidi"/>
-          <w:color w:val="373D3F"/>
-          <w:kern w:val="0"/>
-          <w:sz w:val="20"/>
-          <w:szCs w:val="20"/>
-          <w:lang w:eastAsia="en-GB"/>
-          <w14:ligatures w14:val="none"/>
-        </w:rPr>
-        <w:t>1.</w:t>
-      </w:r>
-      <w:r>
-        <w:rPr>
-          <w:rFonts w:asciiTheme="majorBidi" w:eastAsia="Times New Roman" w:hAnsiTheme="majorBidi" w:cstheme="majorBidi"/>
-          <w:color w:val="0000FF"/>
-          <w:kern w:val="0"/>
-          <w:sz w:val="20"/>
-          <w:szCs w:val="20"/>
-          <w:lang w:eastAsia="en-GB"/>
-          <w14:ligatures w14:val="none"/>
-        </w:rPr>
-        <w:t>«</w:t>
-      </w:r>
-      <w:proofErr w:type="gramEnd"/>
-      <w:r>
-        <w:rPr>
-          <w:rFonts w:asciiTheme="majorBidi" w:eastAsia="Times New Roman" w:hAnsiTheme="majorBidi" w:cstheme="majorBidi"/>
-          <w:color w:val="0000FF"/>
-          <w:kern w:val="0"/>
-          <w:sz w:val="20"/>
-          <w:szCs w:val="20"/>
-          <w:lang w:eastAsia="en-GB"/>
-          <w14:ligatures w14:val="none"/>
-        </w:rPr>
-        <w:t>N»</w:t>
-      </w:r>
-      <w:r>
-        <w:rPr>
-          <w:rFonts w:asciiTheme="majorBidi" w:eastAsia="Times New Roman" w:hAnsiTheme="majorBidi" w:cstheme="majorBidi"/>
-          <w:color w:val="373D3F"/>
-          <w:kern w:val="0"/>
-          <w:sz w:val="20"/>
-          <w:szCs w:val="20"/>
-          <w:lang w:eastAsia="en-GB"/>
-          <w14:ligatures w14:val="none"/>
-        </w:rPr>
-        <w:t>: </w:t>
-      </w:r>
-      <w:r>
-        <w:rPr>
-          <w:rFonts w:asciiTheme="majorBidi" w:eastAsia="Times New Roman" w:hAnsiTheme="majorBidi" w:cstheme="majorBidi"/>
-          <w:color w:val="0000FF"/>
-          <w:kern w:val="0"/>
-          <w:sz w:val="20"/>
-          <w:szCs w:val="20"/>
-          <w:lang w:eastAsia="en-GB"/>
-          <w14:ligatures w14:val="none"/>
-        </w:rPr>
-        <w:t xml:space="preserve">«List any additional requirements needed in “Shall” form, but not necessarily in “Upon/Shall” </w:t>
-      </w:r>
-      <w:proofErr w:type="gramStart"/>
-      <w:r>
-        <w:rPr>
-          <w:rFonts w:asciiTheme="majorBidi" w:eastAsia="Times New Roman" w:hAnsiTheme="majorBidi" w:cstheme="majorBidi"/>
-          <w:color w:val="0000FF"/>
-          <w:kern w:val="0"/>
-          <w:sz w:val="20"/>
-          <w:szCs w:val="20"/>
-          <w:lang w:eastAsia="en-GB"/>
-          <w14:ligatures w14:val="none"/>
-        </w:rPr>
-        <w:t>form.»</w:t>
-      </w:r>
-      <w:proofErr w:type="gramEnd"/>
-    </w:p>
-    <w:p>
-      <w:pPr>
-        <w:shd w:val="clear" w:color="auto" w:fill="FFFFFF"/>
-        <w:spacing w:before="240" w:after="0" w:line="240" w:lineRule="auto"/>
-        <w:jc w:val="both"/>
-        <w:rPr>
-          <w:rFonts w:asciiTheme="majorBidi" w:eastAsia="Times New Roman" w:hAnsiTheme="majorBidi" w:cstheme="majorBidi"/>
-          <w:color w:val="373D3F"/>
-          <w:kern w:val="0"/>
-          <w:sz w:val="20"/>
-          <w:szCs w:val="20"/>
-          <w:lang w:eastAsia="en-GB"/>
-          <w14:ligatures w14:val="none"/>
-        </w:rPr>
-      </w:pPr>
-      <w:r>
-        <w:rPr>
-          <w:rFonts w:asciiTheme="majorBidi" w:eastAsia="Times New Roman" w:hAnsiTheme="majorBidi" w:cstheme="majorBidi"/>
-          <w:color w:val="373D3F"/>
-          <w:kern w:val="0"/>
-          <w:sz w:val="20"/>
-          <w:szCs w:val="20"/>
-          <w:lang w:eastAsia="en-GB"/>
-          <w14:ligatures w14:val="none"/>
-        </w:rPr>
-        <w:t>REQ-</w:t>
-      </w:r>
-      <w:proofErr w:type="gramStart"/>
-      <w:r>
-        <w:rPr>
-          <w:rFonts w:asciiTheme="majorBidi" w:eastAsia="Times New Roman" w:hAnsiTheme="majorBidi" w:cstheme="majorBidi"/>
-          <w:color w:val="373D3F"/>
-          <w:kern w:val="0"/>
-          <w:sz w:val="20"/>
-          <w:szCs w:val="20"/>
-          <w:lang w:eastAsia="en-GB"/>
-          <w14:ligatures w14:val="none"/>
-        </w:rPr>
-        <w:t>1.</w:t>
-      </w:r>
-      <w:r>
-        <w:rPr>
-          <w:rFonts w:asciiTheme="majorBidi" w:eastAsia="Times New Roman" w:hAnsiTheme="majorBidi" w:cstheme="majorBidi"/>
-          <w:color w:val="0000FF"/>
-          <w:kern w:val="0"/>
-          <w:sz w:val="20"/>
-          <w:szCs w:val="20"/>
-          <w:lang w:eastAsia="en-GB"/>
-          <w14:ligatures w14:val="none"/>
-        </w:rPr>
-        <w:t>«</w:t>
-      </w:r>
-      <w:proofErr w:type="gramEnd"/>
-      <w:r>
-        <w:rPr>
-          <w:rFonts w:asciiTheme="majorBidi" w:eastAsia="Times New Roman" w:hAnsiTheme="majorBidi" w:cstheme="majorBidi"/>
-          <w:color w:val="0000FF"/>
-          <w:kern w:val="0"/>
-          <w:sz w:val="20"/>
-          <w:szCs w:val="20"/>
-          <w:lang w:eastAsia="en-GB"/>
-          <w14:ligatures w14:val="none"/>
-        </w:rPr>
-        <w:t>N»</w:t>
-      </w:r>
-      <w:r>
-        <w:rPr>
-          <w:rFonts w:asciiTheme="majorBidi" w:eastAsia="Times New Roman" w:hAnsiTheme="majorBidi" w:cstheme="majorBidi"/>
-          <w:color w:val="373D3F"/>
-          <w:kern w:val="0"/>
-          <w:sz w:val="20"/>
-          <w:szCs w:val="20"/>
-          <w:lang w:eastAsia="en-GB"/>
-          <w14:ligatures w14:val="none"/>
-        </w:rPr>
-        <w:t>: </w:t>
-      </w:r>
-      <w:r>
-        <w:rPr>
-          <w:rFonts w:asciiTheme="majorBidi" w:eastAsia="Times New Roman" w:hAnsiTheme="majorBidi" w:cstheme="majorBidi"/>
-          <w:color w:val="0000FF"/>
-          <w:kern w:val="0"/>
-          <w:sz w:val="20"/>
-          <w:szCs w:val="20"/>
-          <w:lang w:eastAsia="en-GB"/>
-          <w14:ligatures w14:val="none"/>
-        </w:rPr>
-        <w:t xml:space="preserve">«Additional requirements as </w:t>
-      </w:r>
-      <w:proofErr w:type="gramStart"/>
-      <w:r>
-        <w:rPr>
-          <w:rFonts w:asciiTheme="majorBidi" w:eastAsia="Times New Roman" w:hAnsiTheme="majorBidi" w:cstheme="majorBidi"/>
-          <w:color w:val="0000FF"/>
-          <w:kern w:val="0"/>
-          <w:sz w:val="20"/>
-          <w:szCs w:val="20"/>
-          <w:lang w:eastAsia="en-GB"/>
-          <w14:ligatures w14:val="none"/>
-        </w:rPr>
-        <w:t>needed.»</w:t>
-      </w:r>
-      <w:proofErr w:type="gramEnd"/>
-    </w:p>
-    <w:p>
-      <w:pPr>
-        <w:shd w:val="clear" w:color="auto" w:fill="FFFFFF"/>
-        <w:spacing w:before="240" w:after="0" w:line="240" w:lineRule="auto"/>
-        <w:jc w:val="both"/>
-        <w:rPr>
-          <w:rFonts w:asciiTheme="majorBidi" w:eastAsia="Times New Roman" w:hAnsiTheme="majorBidi" w:cstheme="majorBidi"/>
-          <w:color w:val="373D3F"/>
-          <w:kern w:val="0"/>
-          <w:sz w:val="20"/>
-          <w:szCs w:val="20"/>
-          <w:lang w:eastAsia="en-GB"/>
-          <w14:ligatures w14:val="none"/>
-        </w:rPr>
-      </w:pPr>
-      <w:r>
-        <w:rPr>
-          <w:rFonts w:asciiTheme="majorBidi" w:eastAsia="Times New Roman" w:hAnsiTheme="majorBidi" w:cstheme="majorBidi"/>
-          <w:b/>
-          <w:bCs/>
-          <w:color w:val="373D3F"/>
-          <w:kern w:val="0"/>
-          <w:sz w:val="20"/>
-          <w:szCs w:val="20"/>
-          <w:lang w:eastAsia="en-GB"/>
-          <w14:ligatures w14:val="none"/>
-        </w:rPr>
-        <w:t>5.</w:t>
-      </w:r>
-      <w:r>
-        <w:rPr>
-          <w:rFonts w:asciiTheme="majorBidi" w:eastAsia="Times New Roman" w:hAnsiTheme="majorBidi" w:cstheme="majorBidi"/>
-          <w:b/>
-          <w:bCs/>
-          <w:color w:val="0000FF"/>
-          <w:kern w:val="0"/>
-          <w:sz w:val="20"/>
-          <w:szCs w:val="20"/>
-          <w:lang w:eastAsia="en-GB"/>
-          <w14:ligatures w14:val="none"/>
-        </w:rPr>
         <w:t>«N»</w:t>
-      </w:r>
-      <w:r>
-        <w:rPr>
-          <w:rFonts w:asciiTheme="majorBidi" w:eastAsia="Times New Roman" w:hAnsiTheme="majorBidi" w:cstheme="majorBidi"/>
-          <w:b/>
-          <w:bCs/>
-          <w:color w:val="373D3F"/>
-          <w:kern w:val="0"/>
-          <w:sz w:val="20"/>
-          <w:szCs w:val="20"/>
-          <w:lang w:eastAsia="en-GB"/>
-          <w14:ligatures w14:val="none"/>
-        </w:rPr>
-        <w:t>. </w:t>
-      </w:r>
-      <w:r>
-        <w:rPr>
-          <w:rFonts w:asciiTheme="majorBidi" w:eastAsia="Times New Roman" w:hAnsiTheme="majorBidi" w:cstheme="majorBidi"/>
-          <w:b/>
-          <w:bCs/>
-          <w:color w:val="0000FF"/>
-          <w:kern w:val="0"/>
-          <w:sz w:val="20"/>
-          <w:szCs w:val="20"/>
-          <w:lang w:eastAsia="en-GB"/>
-          <w14:ligatures w14:val="none"/>
-        </w:rPr>
-        <w:t>«Additional feature blocks»</w:t>
-      </w:r>
-    </w:p>
-    <w:p>
-      <w:pPr>
-        <w:shd w:val="clear" w:color="auto" w:fill="FFFFFF"/>
-        <w:spacing w:before="240" w:after="0" w:line="240" w:lineRule="auto"/>
-        <w:jc w:val="both"/>
-        <w:rPr>
-          <w:rFonts w:asciiTheme="majorBidi" w:eastAsia="Times New Roman" w:hAnsiTheme="majorBidi" w:cstheme="majorBidi"/>
-          <w:color w:val="373D3F"/>
-          <w:kern w:val="0"/>
-          <w:sz w:val="20"/>
-          <w:szCs w:val="20"/>
-          <w:lang w:eastAsia="en-GB"/>
-          <w14:ligatures w14:val="none"/>
-        </w:rPr>
-      </w:pPr>
-      <w:r>
-        <w:rPr>
-          <w:rFonts w:asciiTheme="majorBidi" w:eastAsia="Times New Roman" w:hAnsiTheme="majorBidi" w:cstheme="majorBidi"/>
-          <w:b/>
-          <w:bCs/>
-          <w:color w:val="373D3F"/>
-          <w:kern w:val="0"/>
-          <w:sz w:val="20"/>
-          <w:szCs w:val="20"/>
-          <w:lang w:eastAsia="en-GB"/>
-          <w14:ligatures w14:val="none"/>
-        </w:rPr>
-        <w:t>6. Nonfunctional Requirements</w:t>
-      </w:r>
-    </w:p>
-    <w:p>
-      <w:pPr>
-        <w:shd w:val="clear" w:color="auto" w:fill="FFFFFF"/>
-        <w:spacing w:before="240" w:after="0" w:line="240" w:lineRule="auto"/>
-        <w:jc w:val="both"/>
-        <w:rPr>
-          <w:rFonts w:asciiTheme="majorBidi" w:eastAsia="Times New Roman" w:hAnsiTheme="majorBidi" w:cstheme="majorBidi"/>
-          <w:color w:val="373D3F"/>
-          <w:kern w:val="0"/>
-          <w:sz w:val="20"/>
-          <w:szCs w:val="20"/>
-          <w:lang w:eastAsia="en-GB"/>
-          <w14:ligatures w14:val="none"/>
-        </w:rPr>
-      </w:pPr>
-      <w:r>
-        <w:rPr>
-          <w:rFonts w:asciiTheme="majorBidi" w:eastAsia="Times New Roman" w:hAnsiTheme="majorBidi" w:cstheme="majorBidi"/>
-          <w:b/>
-          <w:bCs/>
-          <w:color w:val="373D3F"/>
-          <w:kern w:val="0"/>
-          <w:sz w:val="20"/>
-          <w:szCs w:val="20"/>
-          <w:lang w:eastAsia="en-GB"/>
-          <w14:ligatures w14:val="none"/>
-        </w:rPr>
-        <w:t>6.1. Performance  </w:t>
-      </w:r>
-    </w:p>
-    <w:p>
-      <w:pPr>
-        <w:shd w:val="clear" w:color="auto" w:fill="FFFFFF"/>
-        <w:spacing w:before="240" w:after="0" w:line="240" w:lineRule="auto"/>
-        <w:jc w:val="both"/>
-        <w:rPr>
-          <w:rFonts w:asciiTheme="majorBidi" w:eastAsia="Times New Roman" w:hAnsiTheme="majorBidi" w:cstheme="majorBidi"/>
-          <w:color w:val="373D3F"/>
-          <w:kern w:val="0"/>
-          <w:sz w:val="20"/>
-          <w:szCs w:val="20"/>
-          <w:lang w:eastAsia="en-GB"/>
-          <w14:ligatures w14:val="none"/>
-        </w:rPr>
-      </w:pPr>
-      <w:r>
-        <w:rPr>
-          <w:rFonts w:asciiTheme="majorBidi" w:eastAsia="Times New Roman" w:hAnsiTheme="majorBidi" w:cstheme="majorBidi"/>
-          <w:color w:val="373D3F"/>
-          <w:kern w:val="0"/>
-          <w:sz w:val="20"/>
-          <w:szCs w:val="20"/>
-          <w:lang w:eastAsia="en-GB"/>
-          <w14:ligatures w14:val="none"/>
-        </w:rPr>
-        <w:t>NF-1.1: </w:t>
-      </w:r>
-      <w:r>
-        <w:rPr>
-          <w:rFonts w:asciiTheme="majorBidi" w:eastAsia="Times New Roman" w:hAnsiTheme="majorBidi" w:cstheme="majorBidi"/>
-          <w:color w:val="0000FF"/>
-          <w:kern w:val="0"/>
-          <w:sz w:val="20"/>
-          <w:szCs w:val="20"/>
-          <w:lang w:eastAsia="en-GB"/>
-          <w14:ligatures w14:val="none"/>
-        </w:rPr>
-        <w:t>«Any performance-related issue»</w:t>
-      </w:r>
-    </w:p>
-    <w:p>
-      <w:pPr>
-        <w:shd w:val="clear" w:color="auto" w:fill="FFFFFF"/>
-        <w:spacing w:before="240" w:after="0" w:line="240" w:lineRule="auto"/>
-        <w:jc w:val="both"/>
-        <w:rPr>
-          <w:rFonts w:asciiTheme="majorBidi" w:eastAsia="Times New Roman" w:hAnsiTheme="majorBidi" w:cstheme="majorBidi"/>
-          <w:color w:val="373D3F"/>
-          <w:kern w:val="0"/>
-          <w:sz w:val="20"/>
-          <w:szCs w:val="20"/>
-          <w:lang w:eastAsia="en-GB"/>
-          <w14:ligatures w14:val="none"/>
-        </w:rPr>
-      </w:pPr>
-      <w:r>
-        <w:rPr>
-          <w:rFonts w:asciiTheme="majorBidi" w:eastAsia="Times New Roman" w:hAnsiTheme="majorBidi" w:cstheme="majorBidi"/>
-          <w:color w:val="373D3F"/>
-          <w:kern w:val="0"/>
-          <w:sz w:val="20"/>
-          <w:szCs w:val="20"/>
-          <w:lang w:eastAsia="en-GB"/>
-          <w14:ligatures w14:val="none"/>
-        </w:rPr>
-        <w:t>NF-</w:t>
-      </w:r>
-      <w:proofErr w:type="gramStart"/>
-      <w:r>
-        <w:rPr>
-          <w:rFonts w:asciiTheme="majorBidi" w:eastAsia="Times New Roman" w:hAnsiTheme="majorBidi" w:cstheme="majorBidi"/>
-          <w:color w:val="373D3F"/>
-          <w:kern w:val="0"/>
-          <w:sz w:val="20"/>
-          <w:szCs w:val="20"/>
-          <w:lang w:eastAsia="en-GB"/>
-          <w14:ligatures w14:val="none"/>
-        </w:rPr>
-        <w:t>1.</w:t>
-      </w:r>
-      <w:r>
-        <w:rPr>
-          <w:rFonts w:asciiTheme="majorBidi" w:eastAsia="Times New Roman" w:hAnsiTheme="majorBidi" w:cstheme="majorBidi"/>
-          <w:color w:val="0000FF"/>
-          <w:kern w:val="0"/>
-          <w:sz w:val="20"/>
-          <w:szCs w:val="20"/>
-          <w:lang w:eastAsia="en-GB"/>
-          <w14:ligatures w14:val="none"/>
-        </w:rPr>
-        <w:t>«</w:t>
-      </w:r>
-      <w:proofErr w:type="gramEnd"/>
-      <w:r>
-        <w:rPr>
-          <w:rFonts w:asciiTheme="majorBidi" w:eastAsia="Times New Roman" w:hAnsiTheme="majorBidi" w:cstheme="majorBidi"/>
-          <w:color w:val="0000FF"/>
-          <w:kern w:val="0"/>
-          <w:sz w:val="20"/>
-          <w:szCs w:val="20"/>
-          <w:lang w:eastAsia="en-GB"/>
-          <w14:ligatures w14:val="none"/>
-        </w:rPr>
-        <w:t>N»</w:t>
       </w:r>
       <w:r>
         <w:rPr>
@@ -4422,20 +4114,7 @@
           <w:lang w:eastAsia="en-GB"/>
           <w14:ligatures w14:val="none"/>
         </w:rPr>
-        <w:t>NF-</w:t>
-      </w:r>
-      <w:proofErr w:type="gramStart"/>
-      <w:r>
-        <w:rPr>
-          <w:rFonts w:asciiTheme="majorBidi" w:eastAsia="Times New Roman" w:hAnsiTheme="majorBidi" w:cstheme="majorBidi"/>
-          <w:color w:val="373D3F"/>
-          <w:kern w:val="0"/>
-          <w:sz w:val="20"/>
-          <w:szCs w:val="20"/>
-          <w:lang w:eastAsia="en-GB"/>
-          <w14:ligatures w14:val="none"/>
-        </w:rPr>
-        <w:t>2.</w:t>
+        <w:t>NF-2.</w:t>
       </w:r>
       <w:r>
         <w:rPr>
@@ -4447,20 +4126,7 @@
           <w:lang w:eastAsia="en-GB"/>
           <w14:ligatures w14:val="none"/>
         </w:rPr>
-        <w:t>«</w:t>
-      </w:r>
-      <w:proofErr w:type="gramEnd"/>
-      <w:r>
-        <w:rPr>
-          <w:rFonts w:asciiTheme="majorBidi" w:eastAsia="Times New Roman" w:hAnsiTheme="majorBidi" w:cstheme="majorBidi"/>
-          <w:color w:val="0000FF"/>
-          <w:kern w:val="0"/>
-          <w:sz w:val="20"/>
-          <w:szCs w:val="20"/>
-          <w:lang w:eastAsia="en-GB"/>
-          <w14:ligatures w14:val="none"/>
-        </w:rPr>
-        <w:t>N»</w:t>
+        <w:t>«N»</w:t>
       </w:r>
       <w:r>
         <w:rPr>
